--- a/notes/Vue3js学习笔记18-Axios库的使用.docx
+++ b/notes/Vue3js学习笔记18-Axios库的使用.docx
@@ -861,6 +861,9 @@
     <w:p>
       <w:pPr>
         <w:pStyle w:val="2"/>
+        <w:rPr>
+          <w:rFonts w:hint="eastAsia"/>
+        </w:rPr>
       </w:pPr>
       <w:r>
         <w:rPr>
@@ -940,6 +943,7 @@
           <w:p>
             <w:pPr>
               <w:rPr>
+                <w:rFonts w:hint="eastAsia"/>
                 <w:noProof/>
               </w:rPr>
             </w:pPr>
@@ -997,6 +1001,9 @@
     <w:p>
       <w:pPr>
         <w:pStyle w:val="1"/>
+        <w:rPr>
+          <w:rFonts w:hint="eastAsia"/>
+        </w:rPr>
       </w:pPr>
       <w:r>
         <w:rPr>
@@ -1091,6 +1098,9 @@
     <w:p>
       <w:pPr>
         <w:pStyle w:val="2"/>
+        <w:rPr>
+          <w:rFonts w:hint="eastAsia"/>
+        </w:rPr>
       </w:pPr>
       <w:r>
         <w:rPr>
@@ -2232,6 +2242,9 @@
     <w:p>
       <w:pPr>
         <w:pStyle w:val="3"/>
+        <w:rPr>
+          <w:rFonts w:hint="eastAsia"/>
+        </w:rPr>
       </w:pPr>
       <w:r>
         <w:rPr>
@@ -2307,6 +2320,9 @@
     <w:p>
       <w:pPr>
         <w:pStyle w:val="3"/>
+        <w:rPr>
+          <w:rFonts w:hint="eastAsia"/>
+        </w:rPr>
       </w:pPr>
       <w:r>
         <w:rPr>
@@ -2318,6 +2334,9 @@
     <w:p>
       <w:pPr>
         <w:pStyle w:val="2"/>
+        <w:rPr>
+          <w:rFonts w:hint="eastAsia"/>
+        </w:rPr>
       </w:pPr>
       <w:r>
         <w:rPr>
@@ -2393,6 +2412,9 @@
     <w:p>
       <w:pPr>
         <w:pStyle w:val="2"/>
+        <w:rPr>
+          <w:rFonts w:hint="eastAsia"/>
+        </w:rPr>
       </w:pPr>
       <w:r>
         <w:rPr>
@@ -4419,7 +4441,13 @@
         </w:rPr>
       </w:pPr>
     </w:p>
-    <w:p/>
+    <w:p>
+      <w:pPr>
+        <w:rPr>
+          <w:rFonts w:hint="eastAsia"/>
+        </w:rPr>
+      </w:pPr>
+    </w:p>
     <w:p>
       <w:pPr>
         <w:rPr>
@@ -4452,6 +4480,7096 @@
         </w:rPr>
         <w:t>Axios的Get请求_数据渲染p202</w:t>
       </w:r>
+    </w:p>
+    <w:p>
+      <w:pPr>
+        <w:pStyle w:val="2"/>
+      </w:pPr>
+      <w:r>
+        <w:rPr>
+          <w:rFonts w:hint="eastAsia"/>
+        </w:rPr>
+        <w:t>1&gt;</w:t>
+      </w:r>
+      <w:r>
+        <w:rPr>
+          <w:rFonts w:hint="eastAsia"/>
+        </w:rPr>
+        <w:t>还是上面的例子,我们来更好的渲染数据,我们上面的渲染比较丑,我们这里使用el-table来渲染数据.</w:t>
+      </w:r>
+      <w:r>
+        <w:rPr>
+          <w:rFonts w:hint="eastAsia"/>
+        </w:rPr>
+        <w:t>我们到ElementPlus官网复制一个表格到项目中.然后根据需要来修改数据</w:t>
+      </w:r>
+    </w:p>
+    <w:p>
+      <w:pPr>
+        <w:pStyle w:val="3"/>
+        <w:rPr>
+          <w:rFonts w:hint="eastAsia"/>
+        </w:rPr>
+      </w:pPr>
+      <w:r>
+        <w:rPr>
+          <w:rFonts w:hint="eastAsia"/>
+        </w:rPr>
+        <w:t>需要注意的是,如果你使用reactive创建一个数组对象,然后你最好用循环的方式给这个数组赋值,不要直接用=赋值,否则可能得到的结果不是响应式的.无法渲染数据</w:t>
+      </w:r>
+      <w:r>
+        <w:rPr>
+          <w:rFonts w:hint="eastAsia"/>
+        </w:rPr>
+        <w:t>,不过如果你是使用ref来定义这个数组,是可以直接赋值给数组的value的.</w:t>
+      </w:r>
+    </w:p>
+    <w:tbl>
+      <w:tblPr>
+        <w:tblStyle w:val="ae"/>
+        <w:tblW w:w="0" w:type="auto"/>
+        <w:tblLook w:val="04A0" w:firstRow="1" w:lastRow="0" w:firstColumn="1" w:lastColumn="0" w:noHBand="0" w:noVBand="1"/>
+      </w:tblPr>
+      <w:tblGrid>
+        <w:gridCol w:w="8296"/>
+      </w:tblGrid>
+      <w:tr>
+        <w:tc>
+          <w:tcPr>
+            <w:tcW w:w="14311" w:type="dxa"/>
+          </w:tcPr>
+          <w:p>
+            <w:pPr>
+              <w:rPr>
+                <w:rFonts w:hint="eastAsia"/>
+                <w:b/>
+                <w:bCs/>
+                <w:sz w:val="24"/>
+                <w:szCs w:val="24"/>
+              </w:rPr>
+            </w:pPr>
+            <w:r>
+              <w:rPr>
+                <w:rFonts w:hint="eastAsia"/>
+                <w:b/>
+                <w:bCs/>
+                <w:sz w:val="24"/>
+                <w:szCs w:val="24"/>
+              </w:rPr>
+              <w:t>&lt;template&gt;</w:t>
+            </w:r>
+          </w:p>
+          <w:p>
+            <w:pPr>
+              <w:rPr>
+                <w:rFonts w:hint="eastAsia"/>
+                <w:b/>
+                <w:bCs/>
+                <w:sz w:val="24"/>
+                <w:szCs w:val="24"/>
+              </w:rPr>
+            </w:pPr>
+            <w:r>
+              <w:rPr>
+                <w:rFonts w:hint="eastAsia"/>
+                <w:b/>
+                <w:bCs/>
+                <w:sz w:val="24"/>
+                <w:szCs w:val="24"/>
+              </w:rPr>
+              <w:t xml:space="preserve">  &lt;div class="mb4"&gt;</w:t>
+            </w:r>
+          </w:p>
+          <w:p>
+            <w:pPr>
+              <w:rPr>
+                <w:rFonts w:hint="eastAsia"/>
+                <w:b/>
+                <w:bCs/>
+                <w:sz w:val="24"/>
+                <w:szCs w:val="24"/>
+              </w:rPr>
+            </w:pPr>
+            <w:r>
+              <w:rPr>
+                <w:rFonts w:hint="eastAsia"/>
+                <w:b/>
+                <w:bCs/>
+                <w:sz w:val="24"/>
+                <w:szCs w:val="24"/>
+              </w:rPr>
+              <w:t xml:space="preserve">     &lt;el-button  @click="handleClick"&gt;获取数据&lt;/el-button&gt; </w:t>
+            </w:r>
+          </w:p>
+          <w:p>
+            <w:pPr>
+              <w:rPr>
+                <w:rFonts w:hint="eastAsia"/>
+                <w:b/>
+                <w:bCs/>
+                <w:sz w:val="24"/>
+                <w:szCs w:val="24"/>
+              </w:rPr>
+            </w:pPr>
+            <w:r>
+              <w:rPr>
+                <w:rFonts w:hint="eastAsia"/>
+                <w:b/>
+                <w:bCs/>
+                <w:sz w:val="24"/>
+                <w:szCs w:val="24"/>
+              </w:rPr>
+              <w:t xml:space="preserve">     &lt;el-button type="primary" @click="addData2"&gt;新增数据&lt;/el-button&gt;</w:t>
+            </w:r>
+          </w:p>
+          <w:p>
+            <w:pPr>
+              <w:rPr>
+                <w:rFonts w:hint="eastAsia"/>
+                <w:b/>
+                <w:bCs/>
+                <w:sz w:val="24"/>
+                <w:szCs w:val="24"/>
+              </w:rPr>
+            </w:pPr>
+            <w:r>
+              <w:rPr>
+                <w:rFonts w:hint="eastAsia"/>
+                <w:b/>
+                <w:bCs/>
+                <w:sz w:val="24"/>
+                <w:szCs w:val="24"/>
+              </w:rPr>
+              <w:tab/>
+              <w:t>&lt;!-- &lt;ul v-if="len&gt;0"&gt;</w:t>
+            </w:r>
+          </w:p>
+          <w:p>
+            <w:pPr>
+              <w:rPr>
+                <w:rFonts w:hint="eastAsia"/>
+                <w:b/>
+                <w:bCs/>
+                <w:sz w:val="24"/>
+                <w:szCs w:val="24"/>
+              </w:rPr>
+            </w:pPr>
+            <w:r>
+              <w:rPr>
+                <w:rFonts w:hint="eastAsia"/>
+                <w:b/>
+                <w:bCs/>
+                <w:sz w:val="24"/>
+                <w:szCs w:val="24"/>
+              </w:rPr>
+              <w:tab/>
+              <w:t xml:space="preserve"> </w:t>
+            </w:r>
+            <w:r>
+              <w:rPr>
+                <w:rFonts w:hint="eastAsia"/>
+                <w:b/>
+                <w:bCs/>
+                <w:sz w:val="24"/>
+                <w:szCs w:val="24"/>
+              </w:rPr>
+              <w:tab/>
+              <w:t>&lt;li v-for="user in tdata"&gt;Id:{{user.id}} - username:{{user.username}} - Email:{{user.email}}&lt;/li&gt;</w:t>
+            </w:r>
+          </w:p>
+          <w:p>
+            <w:pPr>
+              <w:rPr>
+                <w:rFonts w:hint="eastAsia"/>
+                <w:b/>
+                <w:bCs/>
+                <w:sz w:val="24"/>
+                <w:szCs w:val="24"/>
+              </w:rPr>
+            </w:pPr>
+            <w:r>
+              <w:rPr>
+                <w:rFonts w:hint="eastAsia"/>
+                <w:b/>
+                <w:bCs/>
+                <w:sz w:val="24"/>
+                <w:szCs w:val="24"/>
+              </w:rPr>
+              <w:tab/>
+              <w:t xml:space="preserve"> &lt;/ul&gt; --&gt;</w:t>
+            </w:r>
+          </w:p>
+          <w:p>
+            <w:pPr>
+              <w:rPr>
+                <w:rFonts w:hint="eastAsia"/>
+                <w:b/>
+                <w:bCs/>
+                <w:sz w:val="24"/>
+                <w:szCs w:val="24"/>
+              </w:rPr>
+            </w:pPr>
+            <w:r>
+              <w:rPr>
+                <w:rFonts w:hint="eastAsia"/>
+                <w:b/>
+                <w:bCs/>
+                <w:sz w:val="24"/>
+                <w:szCs w:val="24"/>
+              </w:rPr>
+              <w:tab/>
+              <w:t xml:space="preserve"> &lt;el-table :data="tableData" style="width: 100%"&gt;</w:t>
+            </w:r>
+          </w:p>
+          <w:p>
+            <w:pPr>
+              <w:rPr>
+                <w:rFonts w:hint="eastAsia"/>
+                <w:b/>
+                <w:bCs/>
+                <w:sz w:val="24"/>
+                <w:szCs w:val="24"/>
+              </w:rPr>
+            </w:pPr>
+            <w:r>
+              <w:rPr>
+                <w:rFonts w:hint="eastAsia"/>
+                <w:b/>
+                <w:bCs/>
+                <w:sz w:val="24"/>
+                <w:szCs w:val="24"/>
+              </w:rPr>
+              <w:tab/>
+              <w:t xml:space="preserve">     &lt;el-table-column fixed prop="id" label="ID" width="150" /&gt;</w:t>
+            </w:r>
+            <w:r>
+              <w:rPr>
+                <w:rFonts w:hint="eastAsia"/>
+                <w:b/>
+                <w:bCs/>
+                <w:sz w:val="24"/>
+                <w:szCs w:val="24"/>
+              </w:rPr>
+              <w:t xml:space="preserve"> </w:t>
+            </w:r>
+            <w:r>
+              <w:rPr>
+                <w:rFonts w:hint="eastAsia"/>
+                <w:b/>
+                <w:bCs/>
+                <w:sz w:val="24"/>
+                <w:szCs w:val="24"/>
+              </w:rPr>
+              <w:t>&lt;!</w:t>
+            </w:r>
+            <w:r>
+              <w:rPr>
+                <w:b/>
+                <w:bCs/>
+                <w:sz w:val="24"/>
+                <w:szCs w:val="24"/>
+              </w:rPr>
+              <w:t>—</w:t>
+            </w:r>
+            <w:r>
+              <w:rPr>
+                <w:rFonts w:hint="eastAsia"/>
+                <w:b/>
+                <w:bCs/>
+                <w:sz w:val="24"/>
+                <w:szCs w:val="24"/>
+              </w:rPr>
+              <w:t>fixed表示这个列是固定的,不会滚动</w:t>
+            </w:r>
+            <w:r>
+              <w:rPr>
+                <w:rFonts w:hint="eastAsia"/>
+                <w:b/>
+                <w:bCs/>
+                <w:sz w:val="24"/>
+                <w:szCs w:val="24"/>
+              </w:rPr>
+              <w:t>--&gt;</w:t>
+            </w:r>
+          </w:p>
+          <w:p>
+            <w:pPr>
+              <w:rPr>
+                <w:rFonts w:hint="eastAsia"/>
+                <w:b/>
+                <w:bCs/>
+                <w:sz w:val="24"/>
+                <w:szCs w:val="24"/>
+              </w:rPr>
+            </w:pPr>
+            <w:r>
+              <w:rPr>
+                <w:rFonts w:hint="eastAsia"/>
+                <w:b/>
+                <w:bCs/>
+                <w:sz w:val="24"/>
+                <w:szCs w:val="24"/>
+              </w:rPr>
+              <w:tab/>
+              <w:t xml:space="preserve">     &lt;el-table-column prop="name" label="Name" width="120" /&gt;</w:t>
+            </w:r>
+            <w:r>
+              <w:rPr>
+                <w:rFonts w:hint="eastAsia"/>
+                <w:b/>
+                <w:bCs/>
+                <w:sz w:val="24"/>
+                <w:szCs w:val="24"/>
+              </w:rPr>
+              <w:t>&lt;!</w:t>
+            </w:r>
+            <w:r>
+              <w:rPr>
+                <w:b/>
+                <w:bCs/>
+                <w:sz w:val="24"/>
+                <w:szCs w:val="24"/>
+              </w:rPr>
+              <w:t>—</w:t>
+            </w:r>
+            <w:r>
+              <w:rPr>
+                <w:rFonts w:hint="eastAsia"/>
+                <w:b/>
+                <w:bCs/>
+                <w:sz w:val="24"/>
+                <w:szCs w:val="24"/>
+              </w:rPr>
+              <w:t>没有</w:t>
+            </w:r>
+            <w:r>
+              <w:rPr>
+                <w:rFonts w:hint="eastAsia"/>
+                <w:b/>
+                <w:bCs/>
+                <w:sz w:val="24"/>
+                <w:szCs w:val="24"/>
+              </w:rPr>
+              <w:t>fixed表示这个列</w:t>
+            </w:r>
+            <w:r>
+              <w:rPr>
+                <w:rFonts w:hint="eastAsia"/>
+                <w:b/>
+                <w:bCs/>
+                <w:sz w:val="24"/>
+                <w:szCs w:val="24"/>
+              </w:rPr>
+              <w:t>不</w:t>
+            </w:r>
+            <w:r>
+              <w:rPr>
+                <w:rFonts w:hint="eastAsia"/>
+                <w:b/>
+                <w:bCs/>
+                <w:sz w:val="24"/>
+                <w:szCs w:val="24"/>
+              </w:rPr>
+              <w:t>是固定的,会滚动</w:t>
+            </w:r>
+            <w:r>
+              <w:rPr>
+                <w:rFonts w:hint="eastAsia"/>
+                <w:b/>
+                <w:bCs/>
+                <w:sz w:val="24"/>
+                <w:szCs w:val="24"/>
+              </w:rPr>
+              <w:t>--&gt;</w:t>
+            </w:r>
+          </w:p>
+          <w:p>
+            <w:pPr>
+              <w:rPr>
+                <w:rFonts w:hint="eastAsia"/>
+                <w:b/>
+                <w:bCs/>
+                <w:sz w:val="24"/>
+                <w:szCs w:val="24"/>
+              </w:rPr>
+            </w:pPr>
+            <w:r>
+              <w:rPr>
+                <w:rFonts w:hint="eastAsia"/>
+                <w:b/>
+                <w:bCs/>
+                <w:sz w:val="24"/>
+                <w:szCs w:val="24"/>
+              </w:rPr>
+              <w:tab/>
+              <w:t xml:space="preserve">     &lt;el-table-column prop="username" label="userName" width="120" /&gt;</w:t>
+            </w:r>
+          </w:p>
+          <w:p>
+            <w:pPr>
+              <w:rPr>
+                <w:rFonts w:hint="eastAsia"/>
+                <w:b/>
+                <w:bCs/>
+                <w:sz w:val="24"/>
+                <w:szCs w:val="24"/>
+              </w:rPr>
+            </w:pPr>
+            <w:r>
+              <w:rPr>
+                <w:rFonts w:hint="eastAsia"/>
+                <w:b/>
+                <w:bCs/>
+                <w:sz w:val="24"/>
+                <w:szCs w:val="24"/>
+              </w:rPr>
+              <w:tab/>
+              <w:t xml:space="preserve">     &lt;el-table-column prop="email" label="Email" width="120" /&gt;</w:t>
+            </w:r>
+          </w:p>
+          <w:p>
+            <w:pPr>
+              <w:rPr>
+                <w:rFonts w:hint="eastAsia"/>
+                <w:b/>
+                <w:bCs/>
+                <w:sz w:val="24"/>
+                <w:szCs w:val="24"/>
+              </w:rPr>
+            </w:pPr>
+            <w:r>
+              <w:rPr>
+                <w:rFonts w:hint="eastAsia"/>
+                <w:b/>
+                <w:bCs/>
+                <w:sz w:val="24"/>
+                <w:szCs w:val="24"/>
+              </w:rPr>
+              <w:tab/>
+              <w:t xml:space="preserve">     &lt;el-table-column prop="address.street" label="Address" width="600" /&gt;</w:t>
+            </w:r>
+          </w:p>
+          <w:p>
+            <w:pPr>
+              <w:rPr>
+                <w:rFonts w:hint="eastAsia"/>
+                <w:b/>
+                <w:bCs/>
+                <w:sz w:val="24"/>
+                <w:szCs w:val="24"/>
+              </w:rPr>
+            </w:pPr>
+            <w:r>
+              <w:rPr>
+                <w:rFonts w:hint="eastAsia"/>
+                <w:b/>
+                <w:bCs/>
+                <w:sz w:val="24"/>
+                <w:szCs w:val="24"/>
+              </w:rPr>
+              <w:tab/>
+              <w:t xml:space="preserve">     &lt;el-table-column fixed="right" label="Operations" min-width="120"&gt;</w:t>
+            </w:r>
+          </w:p>
+          <w:p>
+            <w:pPr>
+              <w:rPr>
+                <w:rFonts w:hint="eastAsia"/>
+                <w:b/>
+                <w:bCs/>
+                <w:sz w:val="24"/>
+                <w:szCs w:val="24"/>
+              </w:rPr>
+            </w:pPr>
+            <w:r>
+              <w:rPr>
+                <w:rFonts w:hint="eastAsia"/>
+                <w:b/>
+                <w:bCs/>
+                <w:sz w:val="24"/>
+                <w:szCs w:val="24"/>
+              </w:rPr>
+              <w:tab/>
+              <w:t xml:space="preserve">       &lt;template #default&gt;</w:t>
+            </w:r>
+          </w:p>
+          <w:p>
+            <w:pPr>
+              <w:rPr>
+                <w:rFonts w:hint="eastAsia"/>
+                <w:b/>
+                <w:bCs/>
+                <w:sz w:val="24"/>
+                <w:szCs w:val="24"/>
+              </w:rPr>
+            </w:pPr>
+            <w:r>
+              <w:rPr>
+                <w:rFonts w:hint="eastAsia"/>
+                <w:b/>
+                <w:bCs/>
+                <w:sz w:val="24"/>
+                <w:szCs w:val="24"/>
+              </w:rPr>
+              <w:tab/>
+              <w:t xml:space="preserve">         &lt;el-button link type="primary" size="small" @click="handleClick"&gt;</w:t>
+            </w:r>
+          </w:p>
+          <w:p>
+            <w:pPr>
+              <w:rPr>
+                <w:rFonts w:hint="eastAsia"/>
+                <w:b/>
+                <w:bCs/>
+                <w:sz w:val="24"/>
+                <w:szCs w:val="24"/>
+              </w:rPr>
+            </w:pPr>
+            <w:r>
+              <w:rPr>
+                <w:rFonts w:hint="eastAsia"/>
+                <w:b/>
+                <w:bCs/>
+                <w:sz w:val="24"/>
+                <w:szCs w:val="24"/>
+              </w:rPr>
+              <w:tab/>
+              <w:t xml:space="preserve">           Detail</w:t>
+            </w:r>
+          </w:p>
+          <w:p>
+            <w:pPr>
+              <w:rPr>
+                <w:rFonts w:hint="eastAsia"/>
+                <w:b/>
+                <w:bCs/>
+                <w:sz w:val="24"/>
+                <w:szCs w:val="24"/>
+              </w:rPr>
+            </w:pPr>
+            <w:r>
+              <w:rPr>
+                <w:rFonts w:hint="eastAsia"/>
+                <w:b/>
+                <w:bCs/>
+                <w:sz w:val="24"/>
+                <w:szCs w:val="24"/>
+              </w:rPr>
+              <w:tab/>
+              <w:t xml:space="preserve">         &lt;/el-button&gt;</w:t>
+            </w:r>
+          </w:p>
+          <w:p>
+            <w:pPr>
+              <w:rPr>
+                <w:rFonts w:hint="eastAsia"/>
+                <w:b/>
+                <w:bCs/>
+                <w:sz w:val="24"/>
+                <w:szCs w:val="24"/>
+              </w:rPr>
+            </w:pPr>
+            <w:r>
+              <w:rPr>
+                <w:rFonts w:hint="eastAsia"/>
+                <w:b/>
+                <w:bCs/>
+                <w:sz w:val="24"/>
+                <w:szCs w:val="24"/>
+              </w:rPr>
+              <w:tab/>
+              <w:t xml:space="preserve">         &lt;el-button link type="primary" size="small"&gt;Edit&lt;/el-button&gt;</w:t>
+            </w:r>
+          </w:p>
+          <w:p>
+            <w:pPr>
+              <w:rPr>
+                <w:rFonts w:hint="eastAsia"/>
+                <w:b/>
+                <w:bCs/>
+                <w:sz w:val="24"/>
+                <w:szCs w:val="24"/>
+              </w:rPr>
+            </w:pPr>
+            <w:r>
+              <w:rPr>
+                <w:rFonts w:hint="eastAsia"/>
+                <w:b/>
+                <w:bCs/>
+                <w:sz w:val="24"/>
+                <w:szCs w:val="24"/>
+              </w:rPr>
+              <w:tab/>
+              <w:t xml:space="preserve">       &lt;/template&gt;</w:t>
+            </w:r>
+          </w:p>
+          <w:p>
+            <w:pPr>
+              <w:rPr>
+                <w:rFonts w:hint="eastAsia"/>
+                <w:b/>
+                <w:bCs/>
+                <w:sz w:val="24"/>
+                <w:szCs w:val="24"/>
+              </w:rPr>
+            </w:pPr>
+            <w:r>
+              <w:rPr>
+                <w:rFonts w:hint="eastAsia"/>
+                <w:b/>
+                <w:bCs/>
+                <w:sz w:val="24"/>
+                <w:szCs w:val="24"/>
+              </w:rPr>
+              <w:tab/>
+              <w:t xml:space="preserve">     &lt;/el-table-column&gt;</w:t>
+            </w:r>
+          </w:p>
+          <w:p>
+            <w:pPr>
+              <w:rPr>
+                <w:rFonts w:hint="eastAsia"/>
+                <w:b/>
+                <w:bCs/>
+                <w:sz w:val="24"/>
+                <w:szCs w:val="24"/>
+              </w:rPr>
+            </w:pPr>
+            <w:r>
+              <w:rPr>
+                <w:rFonts w:hint="eastAsia"/>
+                <w:b/>
+                <w:bCs/>
+                <w:sz w:val="24"/>
+                <w:szCs w:val="24"/>
+              </w:rPr>
+              <w:tab/>
+              <w:t xml:space="preserve">   &lt;/el-table&gt;</w:t>
+            </w:r>
+          </w:p>
+          <w:p>
+            <w:pPr>
+              <w:rPr>
+                <w:rFonts w:hint="eastAsia"/>
+                <w:b/>
+                <w:bCs/>
+                <w:sz w:val="24"/>
+                <w:szCs w:val="24"/>
+              </w:rPr>
+            </w:pPr>
+            <w:r>
+              <w:rPr>
+                <w:rFonts w:hint="eastAsia"/>
+                <w:b/>
+                <w:bCs/>
+                <w:sz w:val="24"/>
+                <w:szCs w:val="24"/>
+              </w:rPr>
+              <w:t>&lt;!--</w:t>
+            </w:r>
+            <w:r>
+              <w:rPr>
+                <w:rFonts w:hint="eastAsia"/>
+                <w:b/>
+                <w:bCs/>
+                <w:sz w:val="24"/>
+                <w:szCs w:val="24"/>
+              </w:rPr>
+              <w:tab/>
+              <w:t xml:space="preserve">    {{tableData}} --&gt;</w:t>
+            </w:r>
+          </w:p>
+          <w:p>
+            <w:pPr>
+              <w:rPr>
+                <w:rFonts w:hint="eastAsia"/>
+                <w:b/>
+                <w:bCs/>
+                <w:sz w:val="24"/>
+                <w:szCs w:val="24"/>
+              </w:rPr>
+            </w:pPr>
+            <w:r>
+              <w:rPr>
+                <w:rFonts w:hint="eastAsia"/>
+                <w:b/>
+                <w:bCs/>
+                <w:sz w:val="24"/>
+                <w:szCs w:val="24"/>
+              </w:rPr>
+              <w:tab/>
+              <w:t xml:space="preserve">  </w:t>
+            </w:r>
+          </w:p>
+          <w:p>
+            <w:pPr>
+              <w:rPr>
+                <w:rFonts w:hint="eastAsia"/>
+                <w:b/>
+                <w:bCs/>
+                <w:sz w:val="24"/>
+                <w:szCs w:val="24"/>
+              </w:rPr>
+            </w:pPr>
+            <w:r>
+              <w:rPr>
+                <w:rFonts w:hint="eastAsia"/>
+                <w:b/>
+                <w:bCs/>
+                <w:sz w:val="24"/>
+                <w:szCs w:val="24"/>
+              </w:rPr>
+              <w:tab/>
+            </w:r>
+          </w:p>
+          <w:p>
+            <w:pPr>
+              <w:rPr>
+                <w:rFonts w:hint="eastAsia"/>
+                <w:b/>
+                <w:bCs/>
+                <w:sz w:val="24"/>
+                <w:szCs w:val="24"/>
+              </w:rPr>
+            </w:pPr>
+            <w:r>
+              <w:rPr>
+                <w:rFonts w:hint="eastAsia"/>
+                <w:b/>
+                <w:bCs/>
+                <w:sz w:val="24"/>
+                <w:szCs w:val="24"/>
+              </w:rPr>
+              <w:tab/>
+              <w:t xml:space="preserve">    </w:t>
+            </w:r>
+          </w:p>
+          <w:p>
+            <w:pPr>
+              <w:rPr>
+                <w:rFonts w:hint="eastAsia"/>
+                <w:b/>
+                <w:bCs/>
+                <w:sz w:val="24"/>
+                <w:szCs w:val="24"/>
+              </w:rPr>
+            </w:pPr>
+            <w:r>
+              <w:rPr>
+                <w:rFonts w:hint="eastAsia"/>
+                <w:b/>
+                <w:bCs/>
+                <w:sz w:val="24"/>
+                <w:szCs w:val="24"/>
+              </w:rPr>
+              <w:t xml:space="preserve">  &lt;/div&gt;</w:t>
+            </w:r>
+          </w:p>
+          <w:p>
+            <w:pPr>
+              <w:rPr>
+                <w:rFonts w:hint="eastAsia"/>
+                <w:b/>
+                <w:bCs/>
+                <w:sz w:val="24"/>
+                <w:szCs w:val="24"/>
+              </w:rPr>
+            </w:pPr>
+            <w:r>
+              <w:rPr>
+                <w:rFonts w:hint="eastAsia"/>
+                <w:b/>
+                <w:bCs/>
+                <w:sz w:val="24"/>
+                <w:szCs w:val="24"/>
+              </w:rPr>
+              <w:t>&lt;/template&gt;</w:t>
+            </w:r>
+          </w:p>
+          <w:p>
+            <w:pPr>
+              <w:rPr>
+                <w:rFonts w:hint="eastAsia"/>
+                <w:b/>
+                <w:bCs/>
+                <w:sz w:val="24"/>
+                <w:szCs w:val="24"/>
+              </w:rPr>
+            </w:pPr>
+          </w:p>
+          <w:p>
+            <w:pPr>
+              <w:rPr>
+                <w:rFonts w:hint="eastAsia"/>
+                <w:b/>
+                <w:bCs/>
+                <w:sz w:val="24"/>
+                <w:szCs w:val="24"/>
+              </w:rPr>
+            </w:pPr>
+            <w:r>
+              <w:rPr>
+                <w:rFonts w:hint="eastAsia"/>
+                <w:b/>
+                <w:bCs/>
+                <w:sz w:val="24"/>
+                <w:szCs w:val="24"/>
+              </w:rPr>
+              <w:t>&lt;script setup&gt;</w:t>
+            </w:r>
+          </w:p>
+          <w:p>
+            <w:pPr>
+              <w:rPr>
+                <w:rFonts w:hint="eastAsia"/>
+                <w:b/>
+                <w:bCs/>
+                <w:sz w:val="24"/>
+                <w:szCs w:val="24"/>
+              </w:rPr>
+            </w:pPr>
+            <w:r>
+              <w:rPr>
+                <w:rFonts w:hint="eastAsia"/>
+                <w:b/>
+                <w:bCs/>
+                <w:sz w:val="24"/>
+                <w:szCs w:val="24"/>
+              </w:rPr>
+              <w:t xml:space="preserve">   import { ref,reactive ,computed} from 'vue';</w:t>
+            </w:r>
+            <w:r>
+              <w:rPr>
+                <w:rFonts w:hint="eastAsia"/>
+                <w:b/>
+                <w:bCs/>
+                <w:sz w:val="24"/>
+                <w:szCs w:val="24"/>
+              </w:rPr>
+              <w:tab/>
+            </w:r>
+          </w:p>
+          <w:p>
+            <w:pPr>
+              <w:rPr>
+                <w:rFonts w:hint="eastAsia"/>
+                <w:b/>
+                <w:bCs/>
+                <w:sz w:val="24"/>
+                <w:szCs w:val="24"/>
+              </w:rPr>
+            </w:pPr>
+            <w:r>
+              <w:rPr>
+                <w:rFonts w:hint="eastAsia"/>
+                <w:b/>
+                <w:bCs/>
+                <w:sz w:val="24"/>
+                <w:szCs w:val="24"/>
+              </w:rPr>
+              <w:t xml:space="preserve">   import axios from 'axios';</w:t>
+            </w:r>
+          </w:p>
+          <w:p>
+            <w:pPr>
+              <w:rPr>
+                <w:rFonts w:hint="eastAsia"/>
+                <w:b/>
+                <w:bCs/>
+                <w:sz w:val="24"/>
+                <w:szCs w:val="24"/>
+              </w:rPr>
+            </w:pPr>
+            <w:r>
+              <w:rPr>
+                <w:rFonts w:hint="eastAsia"/>
+                <w:b/>
+                <w:bCs/>
+                <w:sz w:val="24"/>
+                <w:szCs w:val="24"/>
+              </w:rPr>
+              <w:t xml:space="preserve">   </w:t>
+            </w:r>
+          </w:p>
+          <w:p>
+            <w:pPr>
+              <w:rPr>
+                <w:rFonts w:hint="eastAsia"/>
+                <w:b/>
+                <w:bCs/>
+                <w:sz w:val="24"/>
+                <w:szCs w:val="24"/>
+              </w:rPr>
+            </w:pPr>
+            <w:r>
+              <w:rPr>
+                <w:rFonts w:hint="eastAsia"/>
+                <w:b/>
+                <w:bCs/>
+                <w:sz w:val="24"/>
+                <w:szCs w:val="24"/>
+              </w:rPr>
+              <w:t xml:space="preserve">   let tableData = reactive([])</w:t>
+            </w:r>
+          </w:p>
+          <w:p>
+            <w:pPr>
+              <w:rPr>
+                <w:rFonts w:hint="eastAsia"/>
+                <w:b/>
+                <w:bCs/>
+                <w:sz w:val="24"/>
+                <w:szCs w:val="24"/>
+              </w:rPr>
+            </w:pPr>
+            <w:r>
+              <w:rPr>
+                <w:rFonts w:hint="eastAsia"/>
+                <w:b/>
+                <w:bCs/>
+                <w:sz w:val="24"/>
+                <w:szCs w:val="24"/>
+              </w:rPr>
+              <w:t xml:space="preserve">   let len = ref(0)</w:t>
+            </w:r>
+          </w:p>
+          <w:p>
+            <w:pPr>
+              <w:rPr>
+                <w:rFonts w:hint="eastAsia"/>
+                <w:b/>
+                <w:bCs/>
+                <w:sz w:val="24"/>
+                <w:szCs w:val="24"/>
+              </w:rPr>
+            </w:pPr>
+            <w:r>
+              <w:rPr>
+                <w:rFonts w:hint="eastAsia"/>
+                <w:b/>
+                <w:bCs/>
+                <w:sz w:val="24"/>
+                <w:szCs w:val="24"/>
+              </w:rPr>
+              <w:t xml:space="preserve">   </w:t>
+            </w:r>
+          </w:p>
+          <w:p>
+            <w:pPr>
+              <w:rPr>
+                <w:rFonts w:hint="eastAsia"/>
+                <w:b/>
+                <w:bCs/>
+                <w:sz w:val="24"/>
+                <w:szCs w:val="24"/>
+              </w:rPr>
+            </w:pPr>
+            <w:r>
+              <w:rPr>
+                <w:rFonts w:hint="eastAsia"/>
+                <w:b/>
+                <w:bCs/>
+                <w:sz w:val="24"/>
+                <w:szCs w:val="24"/>
+              </w:rPr>
+              <w:t xml:space="preserve">   let handleClick = ()=&gt;{</w:t>
+            </w:r>
+          </w:p>
+          <w:p>
+            <w:pPr>
+              <w:rPr>
+                <w:rFonts w:hint="eastAsia"/>
+                <w:b/>
+                <w:bCs/>
+                <w:sz w:val="24"/>
+                <w:szCs w:val="24"/>
+              </w:rPr>
+            </w:pPr>
+            <w:r>
+              <w:rPr>
+                <w:rFonts w:hint="eastAsia"/>
+                <w:b/>
+                <w:bCs/>
+                <w:sz w:val="24"/>
+                <w:szCs w:val="24"/>
+              </w:rPr>
+              <w:tab/>
+              <w:t xml:space="preserve"> </w:t>
+            </w:r>
+          </w:p>
+          <w:p>
+            <w:pPr>
+              <w:rPr>
+                <w:rFonts w:hint="eastAsia"/>
+                <w:b/>
+                <w:bCs/>
+                <w:sz w:val="24"/>
+                <w:szCs w:val="24"/>
+              </w:rPr>
+            </w:pPr>
+            <w:r>
+              <w:rPr>
+                <w:rFonts w:hint="eastAsia"/>
+                <w:b/>
+                <w:bCs/>
+                <w:sz w:val="24"/>
+                <w:szCs w:val="24"/>
+              </w:rPr>
+              <w:tab/>
+            </w:r>
+            <w:r>
+              <w:rPr>
+                <w:rFonts w:hint="eastAsia"/>
+                <w:b/>
+                <w:bCs/>
+                <w:sz w:val="24"/>
+                <w:szCs w:val="24"/>
+              </w:rPr>
+              <w:tab/>
+              <w:t>// const options = {</w:t>
+            </w:r>
+          </w:p>
+          <w:p>
+            <w:pPr>
+              <w:rPr>
+                <w:rFonts w:hint="eastAsia"/>
+                <w:b/>
+                <w:bCs/>
+                <w:sz w:val="24"/>
+                <w:szCs w:val="24"/>
+              </w:rPr>
+            </w:pPr>
+            <w:r>
+              <w:rPr>
+                <w:rFonts w:hint="eastAsia"/>
+                <w:b/>
+                <w:bCs/>
+                <w:sz w:val="24"/>
+                <w:szCs w:val="24"/>
+              </w:rPr>
+              <w:tab/>
+            </w:r>
+            <w:r>
+              <w:rPr>
+                <w:rFonts w:hint="eastAsia"/>
+                <w:b/>
+                <w:bCs/>
+                <w:sz w:val="24"/>
+                <w:szCs w:val="24"/>
+              </w:rPr>
+              <w:tab/>
+              <w:t>//   method: 'GET',</w:t>
+            </w:r>
+          </w:p>
+          <w:p>
+            <w:pPr>
+              <w:rPr>
+                <w:rFonts w:hint="eastAsia"/>
+                <w:b/>
+                <w:bCs/>
+                <w:sz w:val="24"/>
+                <w:szCs w:val="24"/>
+              </w:rPr>
+            </w:pPr>
+            <w:r>
+              <w:rPr>
+                <w:rFonts w:hint="eastAsia"/>
+                <w:b/>
+                <w:bCs/>
+                <w:sz w:val="24"/>
+                <w:szCs w:val="24"/>
+              </w:rPr>
+              <w:tab/>
+            </w:r>
+            <w:r>
+              <w:rPr>
+                <w:rFonts w:hint="eastAsia"/>
+                <w:b/>
+                <w:bCs/>
+                <w:sz w:val="24"/>
+                <w:szCs w:val="24"/>
+              </w:rPr>
+              <w:tab/>
+              <w:t>//   url: 'https://jsonplaceholder.typicode.com/users'</w:t>
+            </w:r>
+          </w:p>
+          <w:p>
+            <w:pPr>
+              <w:rPr>
+                <w:rFonts w:hint="eastAsia"/>
+                <w:b/>
+                <w:bCs/>
+                <w:sz w:val="24"/>
+                <w:szCs w:val="24"/>
+              </w:rPr>
+            </w:pPr>
+            <w:r>
+              <w:rPr>
+                <w:rFonts w:hint="eastAsia"/>
+                <w:b/>
+                <w:bCs/>
+                <w:sz w:val="24"/>
+                <w:szCs w:val="24"/>
+              </w:rPr>
+              <w:tab/>
+            </w:r>
+            <w:r>
+              <w:rPr>
+                <w:rFonts w:hint="eastAsia"/>
+                <w:b/>
+                <w:bCs/>
+                <w:sz w:val="24"/>
+                <w:szCs w:val="24"/>
+              </w:rPr>
+              <w:tab/>
+              <w:t>// };</w:t>
+            </w:r>
+          </w:p>
+          <w:p>
+            <w:pPr>
+              <w:rPr>
+                <w:rFonts w:hint="eastAsia"/>
+                <w:b/>
+                <w:bCs/>
+                <w:sz w:val="24"/>
+                <w:szCs w:val="24"/>
+              </w:rPr>
+            </w:pPr>
+            <w:r>
+              <w:rPr>
+                <w:rFonts w:hint="eastAsia"/>
+                <w:b/>
+                <w:bCs/>
+                <w:sz w:val="24"/>
+                <w:szCs w:val="24"/>
+              </w:rPr>
+              <w:tab/>
+            </w:r>
+            <w:r>
+              <w:rPr>
+                <w:rFonts w:hint="eastAsia"/>
+                <w:b/>
+                <w:bCs/>
+                <w:sz w:val="24"/>
+                <w:szCs w:val="24"/>
+              </w:rPr>
+              <w:tab/>
+            </w:r>
+          </w:p>
+          <w:p>
+            <w:pPr>
+              <w:rPr>
+                <w:rFonts w:hint="eastAsia"/>
+                <w:b/>
+                <w:bCs/>
+                <w:sz w:val="24"/>
+                <w:szCs w:val="24"/>
+              </w:rPr>
+            </w:pPr>
+            <w:r>
+              <w:rPr>
+                <w:rFonts w:hint="eastAsia"/>
+                <w:b/>
+                <w:bCs/>
+                <w:sz w:val="24"/>
+                <w:szCs w:val="24"/>
+              </w:rPr>
+              <w:tab/>
+            </w:r>
+            <w:r>
+              <w:rPr>
+                <w:rFonts w:hint="eastAsia"/>
+                <w:b/>
+                <w:bCs/>
+                <w:sz w:val="24"/>
+                <w:szCs w:val="24"/>
+              </w:rPr>
+              <w:tab/>
+              <w:t xml:space="preserve"> axios.get('https://jsonplaceholder.typicode.com/users')</w:t>
+            </w:r>
+          </w:p>
+          <w:p>
+            <w:pPr>
+              <w:rPr>
+                <w:rFonts w:hint="eastAsia"/>
+                <w:b/>
+                <w:bCs/>
+                <w:sz w:val="24"/>
+                <w:szCs w:val="24"/>
+              </w:rPr>
+            </w:pPr>
+            <w:r>
+              <w:rPr>
+                <w:rFonts w:hint="eastAsia"/>
+                <w:b/>
+                <w:bCs/>
+                <w:sz w:val="24"/>
+                <w:szCs w:val="24"/>
+              </w:rPr>
+              <w:tab/>
+            </w:r>
+            <w:r>
+              <w:rPr>
+                <w:rFonts w:hint="eastAsia"/>
+                <w:b/>
+                <w:bCs/>
+                <w:sz w:val="24"/>
+                <w:szCs w:val="24"/>
+              </w:rPr>
+              <w:tab/>
+            </w:r>
+            <w:r>
+              <w:rPr>
+                <w:rFonts w:hint="eastAsia"/>
+                <w:b/>
+                <w:bCs/>
+                <w:sz w:val="24"/>
+                <w:szCs w:val="24"/>
+              </w:rPr>
+              <w:tab/>
+              <w:t xml:space="preserve">  .then(res=&gt;{</w:t>
+            </w:r>
+          </w:p>
+          <w:p>
+            <w:pPr>
+              <w:rPr>
+                <w:rFonts w:hint="eastAsia"/>
+                <w:b/>
+                <w:bCs/>
+                <w:sz w:val="24"/>
+                <w:szCs w:val="24"/>
+              </w:rPr>
+            </w:pPr>
+            <w:r>
+              <w:rPr>
+                <w:rFonts w:hint="eastAsia"/>
+                <w:b/>
+                <w:bCs/>
+                <w:sz w:val="24"/>
+                <w:szCs w:val="24"/>
+              </w:rPr>
+              <w:tab/>
+            </w:r>
+            <w:r>
+              <w:rPr>
+                <w:rFonts w:hint="eastAsia"/>
+                <w:b/>
+                <w:bCs/>
+                <w:sz w:val="24"/>
+                <w:szCs w:val="24"/>
+              </w:rPr>
+              <w:tab/>
+            </w:r>
+            <w:r>
+              <w:rPr>
+                <w:rFonts w:hint="eastAsia"/>
+                <w:b/>
+                <w:bCs/>
+                <w:sz w:val="24"/>
+                <w:szCs w:val="24"/>
+              </w:rPr>
+              <w:tab/>
+            </w:r>
+            <w:r>
+              <w:rPr>
+                <w:rFonts w:hint="eastAsia"/>
+                <w:b/>
+                <w:bCs/>
+                <w:sz w:val="24"/>
+                <w:szCs w:val="24"/>
+              </w:rPr>
+              <w:tab/>
+              <w:t xml:space="preserve"> // tableData = res.data  //不要使用=来直接赋值,否则可能不是响应式的数据,无法渲染.</w:t>
+            </w:r>
+          </w:p>
+          <w:p>
+            <w:pPr>
+              <w:rPr>
+                <w:rFonts w:hint="eastAsia"/>
+                <w:b/>
+                <w:bCs/>
+                <w:sz w:val="24"/>
+                <w:szCs w:val="24"/>
+              </w:rPr>
+            </w:pPr>
+            <w:r>
+              <w:rPr>
+                <w:rFonts w:hint="eastAsia"/>
+                <w:b/>
+                <w:bCs/>
+                <w:sz w:val="24"/>
+                <w:szCs w:val="24"/>
+              </w:rPr>
+              <w:tab/>
+            </w:r>
+            <w:r>
+              <w:rPr>
+                <w:rFonts w:hint="eastAsia"/>
+                <w:b/>
+                <w:bCs/>
+                <w:sz w:val="24"/>
+                <w:szCs w:val="24"/>
+              </w:rPr>
+              <w:tab/>
+            </w:r>
+            <w:r>
+              <w:rPr>
+                <w:rFonts w:hint="eastAsia"/>
+                <w:b/>
+                <w:bCs/>
+                <w:sz w:val="24"/>
+                <w:szCs w:val="24"/>
+              </w:rPr>
+              <w:tab/>
+            </w:r>
+            <w:r>
+              <w:rPr>
+                <w:rFonts w:hint="eastAsia"/>
+                <w:b/>
+                <w:bCs/>
+                <w:sz w:val="24"/>
+                <w:szCs w:val="24"/>
+              </w:rPr>
+              <w:tab/>
+              <w:t xml:space="preserve"> for (let item of res.data){</w:t>
+            </w:r>
+          </w:p>
+          <w:p>
+            <w:pPr>
+              <w:rPr>
+                <w:rFonts w:hint="eastAsia"/>
+                <w:b/>
+                <w:bCs/>
+                <w:sz w:val="24"/>
+                <w:szCs w:val="24"/>
+              </w:rPr>
+            </w:pPr>
+            <w:r>
+              <w:rPr>
+                <w:rFonts w:hint="eastAsia"/>
+                <w:b/>
+                <w:bCs/>
+                <w:sz w:val="24"/>
+                <w:szCs w:val="24"/>
+              </w:rPr>
+              <w:tab/>
+            </w:r>
+            <w:r>
+              <w:rPr>
+                <w:rFonts w:hint="eastAsia"/>
+                <w:b/>
+                <w:bCs/>
+                <w:sz w:val="24"/>
+                <w:szCs w:val="24"/>
+              </w:rPr>
+              <w:tab/>
+            </w:r>
+            <w:r>
+              <w:rPr>
+                <w:rFonts w:hint="eastAsia"/>
+                <w:b/>
+                <w:bCs/>
+                <w:sz w:val="24"/>
+                <w:szCs w:val="24"/>
+              </w:rPr>
+              <w:tab/>
+            </w:r>
+            <w:r>
+              <w:rPr>
+                <w:rFonts w:hint="eastAsia"/>
+                <w:b/>
+                <w:bCs/>
+                <w:sz w:val="24"/>
+                <w:szCs w:val="24"/>
+              </w:rPr>
+              <w:tab/>
+            </w:r>
+            <w:r>
+              <w:rPr>
+                <w:rFonts w:hint="eastAsia"/>
+                <w:b/>
+                <w:bCs/>
+                <w:sz w:val="24"/>
+                <w:szCs w:val="24"/>
+              </w:rPr>
+              <w:tab/>
+              <w:t>// console.log(item)</w:t>
+            </w:r>
+          </w:p>
+          <w:p>
+            <w:pPr>
+              <w:rPr>
+                <w:rFonts w:hint="eastAsia"/>
+                <w:b/>
+                <w:bCs/>
+                <w:sz w:val="24"/>
+                <w:szCs w:val="24"/>
+              </w:rPr>
+            </w:pPr>
+            <w:r>
+              <w:rPr>
+                <w:rFonts w:hint="eastAsia"/>
+                <w:b/>
+                <w:bCs/>
+                <w:sz w:val="24"/>
+                <w:szCs w:val="24"/>
+              </w:rPr>
+              <w:tab/>
+            </w:r>
+            <w:r>
+              <w:rPr>
+                <w:rFonts w:hint="eastAsia"/>
+                <w:b/>
+                <w:bCs/>
+                <w:sz w:val="24"/>
+                <w:szCs w:val="24"/>
+              </w:rPr>
+              <w:tab/>
+            </w:r>
+            <w:r>
+              <w:rPr>
+                <w:rFonts w:hint="eastAsia"/>
+                <w:b/>
+                <w:bCs/>
+                <w:sz w:val="24"/>
+                <w:szCs w:val="24"/>
+              </w:rPr>
+              <w:tab/>
+            </w:r>
+            <w:r>
+              <w:rPr>
+                <w:rFonts w:hint="eastAsia"/>
+                <w:b/>
+                <w:bCs/>
+                <w:sz w:val="24"/>
+                <w:szCs w:val="24"/>
+              </w:rPr>
+              <w:tab/>
+              <w:t xml:space="preserve">    tableData.push(item)</w:t>
+            </w:r>
+          </w:p>
+          <w:p>
+            <w:pPr>
+              <w:rPr>
+                <w:rFonts w:hint="eastAsia"/>
+                <w:b/>
+                <w:bCs/>
+                <w:sz w:val="24"/>
+                <w:szCs w:val="24"/>
+              </w:rPr>
+            </w:pPr>
+            <w:r>
+              <w:rPr>
+                <w:rFonts w:hint="eastAsia"/>
+                <w:b/>
+                <w:bCs/>
+                <w:sz w:val="24"/>
+                <w:szCs w:val="24"/>
+              </w:rPr>
+              <w:tab/>
+            </w:r>
+            <w:r>
+              <w:rPr>
+                <w:rFonts w:hint="eastAsia"/>
+                <w:b/>
+                <w:bCs/>
+                <w:sz w:val="24"/>
+                <w:szCs w:val="24"/>
+              </w:rPr>
+              <w:tab/>
+            </w:r>
+            <w:r>
+              <w:rPr>
+                <w:rFonts w:hint="eastAsia"/>
+                <w:b/>
+                <w:bCs/>
+                <w:sz w:val="24"/>
+                <w:szCs w:val="24"/>
+              </w:rPr>
+              <w:tab/>
+            </w:r>
+            <w:r>
+              <w:rPr>
+                <w:rFonts w:hint="eastAsia"/>
+                <w:b/>
+                <w:bCs/>
+                <w:sz w:val="24"/>
+                <w:szCs w:val="24"/>
+              </w:rPr>
+              <w:tab/>
+              <w:t xml:space="preserve"> }</w:t>
+            </w:r>
+          </w:p>
+          <w:p>
+            <w:pPr>
+              <w:rPr>
+                <w:rFonts w:hint="eastAsia"/>
+                <w:b/>
+                <w:bCs/>
+                <w:sz w:val="24"/>
+                <w:szCs w:val="24"/>
+              </w:rPr>
+            </w:pPr>
+            <w:r>
+              <w:rPr>
+                <w:rFonts w:hint="eastAsia"/>
+                <w:b/>
+                <w:bCs/>
+                <w:sz w:val="24"/>
+                <w:szCs w:val="24"/>
+              </w:rPr>
+              <w:tab/>
+            </w:r>
+            <w:r>
+              <w:rPr>
+                <w:rFonts w:hint="eastAsia"/>
+                <w:b/>
+                <w:bCs/>
+                <w:sz w:val="24"/>
+                <w:szCs w:val="24"/>
+              </w:rPr>
+              <w:tab/>
+            </w:r>
+            <w:r>
+              <w:rPr>
+                <w:rFonts w:hint="eastAsia"/>
+                <w:b/>
+                <w:bCs/>
+                <w:sz w:val="24"/>
+                <w:szCs w:val="24"/>
+              </w:rPr>
+              <w:tab/>
+            </w:r>
+            <w:r>
+              <w:rPr>
+                <w:rFonts w:hint="eastAsia"/>
+                <w:b/>
+                <w:bCs/>
+                <w:sz w:val="24"/>
+                <w:szCs w:val="24"/>
+              </w:rPr>
+              <w:tab/>
+              <w:t xml:space="preserve">  console.log(tableData)</w:t>
+            </w:r>
+          </w:p>
+          <w:p>
+            <w:pPr>
+              <w:rPr>
+                <w:rFonts w:hint="eastAsia"/>
+                <w:b/>
+                <w:bCs/>
+                <w:sz w:val="24"/>
+                <w:szCs w:val="24"/>
+              </w:rPr>
+            </w:pPr>
+            <w:r>
+              <w:rPr>
+                <w:rFonts w:hint="eastAsia"/>
+                <w:b/>
+                <w:bCs/>
+                <w:sz w:val="24"/>
+                <w:szCs w:val="24"/>
+              </w:rPr>
+              <w:tab/>
+            </w:r>
+            <w:r>
+              <w:rPr>
+                <w:rFonts w:hint="eastAsia"/>
+                <w:b/>
+                <w:bCs/>
+                <w:sz w:val="24"/>
+                <w:szCs w:val="24"/>
+              </w:rPr>
+              <w:tab/>
+            </w:r>
+            <w:r>
+              <w:rPr>
+                <w:rFonts w:hint="eastAsia"/>
+                <w:b/>
+                <w:bCs/>
+                <w:sz w:val="24"/>
+                <w:szCs w:val="24"/>
+              </w:rPr>
+              <w:tab/>
+              <w:t xml:space="preserve">  })</w:t>
+            </w:r>
+          </w:p>
+          <w:p>
+            <w:pPr>
+              <w:rPr>
+                <w:rFonts w:hint="eastAsia"/>
+                <w:b/>
+                <w:bCs/>
+                <w:sz w:val="24"/>
+                <w:szCs w:val="24"/>
+              </w:rPr>
+            </w:pPr>
+            <w:r>
+              <w:rPr>
+                <w:rFonts w:hint="eastAsia"/>
+                <w:b/>
+                <w:bCs/>
+                <w:sz w:val="24"/>
+                <w:szCs w:val="24"/>
+              </w:rPr>
+              <w:tab/>
+            </w:r>
+            <w:r>
+              <w:rPr>
+                <w:rFonts w:hint="eastAsia"/>
+                <w:b/>
+                <w:bCs/>
+                <w:sz w:val="24"/>
+                <w:szCs w:val="24"/>
+              </w:rPr>
+              <w:tab/>
+            </w:r>
+            <w:r>
+              <w:rPr>
+                <w:rFonts w:hint="eastAsia"/>
+                <w:b/>
+                <w:bCs/>
+                <w:sz w:val="24"/>
+                <w:szCs w:val="24"/>
+              </w:rPr>
+              <w:tab/>
+              <w:t xml:space="preserve">  .catch(err=&gt;{</w:t>
+            </w:r>
+          </w:p>
+          <w:p>
+            <w:pPr>
+              <w:rPr>
+                <w:rFonts w:hint="eastAsia"/>
+                <w:b/>
+                <w:bCs/>
+                <w:sz w:val="24"/>
+                <w:szCs w:val="24"/>
+              </w:rPr>
+            </w:pPr>
+            <w:r>
+              <w:rPr>
+                <w:rFonts w:hint="eastAsia"/>
+                <w:b/>
+                <w:bCs/>
+                <w:sz w:val="24"/>
+                <w:szCs w:val="24"/>
+              </w:rPr>
+              <w:tab/>
+            </w:r>
+            <w:r>
+              <w:rPr>
+                <w:rFonts w:hint="eastAsia"/>
+                <w:b/>
+                <w:bCs/>
+                <w:sz w:val="24"/>
+                <w:szCs w:val="24"/>
+              </w:rPr>
+              <w:tab/>
+            </w:r>
+            <w:r>
+              <w:rPr>
+                <w:rFonts w:hint="eastAsia"/>
+                <w:b/>
+                <w:bCs/>
+                <w:sz w:val="24"/>
+                <w:szCs w:val="24"/>
+              </w:rPr>
+              <w:tab/>
+            </w:r>
+            <w:r>
+              <w:rPr>
+                <w:rFonts w:hint="eastAsia"/>
+                <w:b/>
+                <w:bCs/>
+                <w:sz w:val="24"/>
+                <w:szCs w:val="24"/>
+              </w:rPr>
+              <w:tab/>
+              <w:t xml:space="preserve">  console.log(err);</w:t>
+            </w:r>
+          </w:p>
+          <w:p>
+            <w:pPr>
+              <w:rPr>
+                <w:rFonts w:hint="eastAsia"/>
+                <w:b/>
+                <w:bCs/>
+                <w:sz w:val="24"/>
+                <w:szCs w:val="24"/>
+              </w:rPr>
+            </w:pPr>
+            <w:r>
+              <w:rPr>
+                <w:rFonts w:hint="eastAsia"/>
+                <w:b/>
+                <w:bCs/>
+                <w:sz w:val="24"/>
+                <w:szCs w:val="24"/>
+              </w:rPr>
+              <w:tab/>
+            </w:r>
+            <w:r>
+              <w:rPr>
+                <w:rFonts w:hint="eastAsia"/>
+                <w:b/>
+                <w:bCs/>
+                <w:sz w:val="24"/>
+                <w:szCs w:val="24"/>
+              </w:rPr>
+              <w:tab/>
+            </w:r>
+            <w:r>
+              <w:rPr>
+                <w:rFonts w:hint="eastAsia"/>
+                <w:b/>
+                <w:bCs/>
+                <w:sz w:val="24"/>
+                <w:szCs w:val="24"/>
+              </w:rPr>
+              <w:tab/>
+              <w:t xml:space="preserve">  })</w:t>
+            </w:r>
+          </w:p>
+          <w:p>
+            <w:pPr>
+              <w:rPr>
+                <w:rFonts w:hint="eastAsia"/>
+                <w:b/>
+                <w:bCs/>
+                <w:sz w:val="24"/>
+                <w:szCs w:val="24"/>
+              </w:rPr>
+            </w:pPr>
+            <w:r>
+              <w:rPr>
+                <w:rFonts w:hint="eastAsia"/>
+                <w:b/>
+                <w:bCs/>
+                <w:sz w:val="24"/>
+                <w:szCs w:val="24"/>
+              </w:rPr>
+              <w:tab/>
+            </w:r>
+            <w:r>
+              <w:rPr>
+                <w:rFonts w:hint="eastAsia"/>
+                <w:b/>
+                <w:bCs/>
+                <w:sz w:val="24"/>
+                <w:szCs w:val="24"/>
+              </w:rPr>
+              <w:tab/>
+            </w:r>
+            <w:r>
+              <w:rPr>
+                <w:rFonts w:hint="eastAsia"/>
+                <w:b/>
+                <w:bCs/>
+                <w:sz w:val="24"/>
+                <w:szCs w:val="24"/>
+              </w:rPr>
+              <w:tab/>
+              <w:t xml:space="preserve">   </w:t>
+            </w:r>
+          </w:p>
+          <w:p>
+            <w:pPr>
+              <w:rPr>
+                <w:rFonts w:hint="eastAsia"/>
+                <w:b/>
+                <w:bCs/>
+                <w:sz w:val="24"/>
+                <w:szCs w:val="24"/>
+              </w:rPr>
+            </w:pPr>
+            <w:r>
+              <w:rPr>
+                <w:rFonts w:hint="eastAsia"/>
+                <w:b/>
+                <w:bCs/>
+                <w:sz w:val="24"/>
+                <w:szCs w:val="24"/>
+              </w:rPr>
+              <w:tab/>
+            </w:r>
+            <w:r>
+              <w:rPr>
+                <w:rFonts w:hint="eastAsia"/>
+                <w:b/>
+                <w:bCs/>
+                <w:sz w:val="24"/>
+                <w:szCs w:val="24"/>
+              </w:rPr>
+              <w:tab/>
+            </w:r>
+            <w:r>
+              <w:rPr>
+                <w:rFonts w:hint="eastAsia"/>
+                <w:b/>
+                <w:bCs/>
+                <w:sz w:val="24"/>
+                <w:szCs w:val="24"/>
+              </w:rPr>
+              <w:tab/>
+            </w:r>
+            <w:r>
+              <w:rPr>
+                <w:rFonts w:hint="eastAsia"/>
+                <w:b/>
+                <w:bCs/>
+                <w:sz w:val="24"/>
+                <w:szCs w:val="24"/>
+              </w:rPr>
+              <w:tab/>
+            </w:r>
+            <w:r>
+              <w:rPr>
+                <w:rFonts w:hint="eastAsia"/>
+                <w:b/>
+                <w:bCs/>
+                <w:sz w:val="24"/>
+                <w:szCs w:val="24"/>
+              </w:rPr>
+              <w:tab/>
+            </w:r>
+            <w:r>
+              <w:rPr>
+                <w:rFonts w:hint="eastAsia"/>
+                <w:b/>
+                <w:bCs/>
+                <w:sz w:val="24"/>
+                <w:szCs w:val="24"/>
+              </w:rPr>
+              <w:tab/>
+            </w:r>
+          </w:p>
+          <w:p>
+            <w:pPr>
+              <w:rPr>
+                <w:rFonts w:hint="eastAsia"/>
+                <w:b/>
+                <w:bCs/>
+                <w:sz w:val="24"/>
+                <w:szCs w:val="24"/>
+              </w:rPr>
+            </w:pPr>
+            <w:r>
+              <w:rPr>
+                <w:rFonts w:hint="eastAsia"/>
+                <w:b/>
+                <w:bCs/>
+                <w:sz w:val="24"/>
+                <w:szCs w:val="24"/>
+              </w:rPr>
+              <w:t xml:space="preserve">   }</w:t>
+            </w:r>
+          </w:p>
+          <w:p>
+            <w:pPr>
+              <w:rPr>
+                <w:rFonts w:hint="eastAsia"/>
+                <w:b/>
+                <w:bCs/>
+                <w:sz w:val="24"/>
+                <w:szCs w:val="24"/>
+              </w:rPr>
+            </w:pPr>
+            <w:r>
+              <w:rPr>
+                <w:rFonts w:hint="eastAsia"/>
+                <w:b/>
+                <w:bCs/>
+                <w:sz w:val="24"/>
+                <w:szCs w:val="24"/>
+              </w:rPr>
+              <w:t xml:space="preserve">   </w:t>
+            </w:r>
+          </w:p>
+          <w:p>
+            <w:pPr>
+              <w:rPr>
+                <w:rFonts w:hint="eastAsia"/>
+                <w:b/>
+                <w:bCs/>
+                <w:sz w:val="24"/>
+                <w:szCs w:val="24"/>
+              </w:rPr>
+            </w:pPr>
+            <w:r>
+              <w:rPr>
+                <w:rFonts w:hint="eastAsia"/>
+                <w:b/>
+                <w:bCs/>
+                <w:sz w:val="24"/>
+                <w:szCs w:val="24"/>
+              </w:rPr>
+              <w:t xml:space="preserve">   let addData = async ()=&gt;{</w:t>
+            </w:r>
+          </w:p>
+          <w:p>
+            <w:pPr>
+              <w:rPr>
+                <w:rFonts w:hint="eastAsia"/>
+                <w:b/>
+                <w:bCs/>
+                <w:sz w:val="24"/>
+                <w:szCs w:val="24"/>
+              </w:rPr>
+            </w:pPr>
+            <w:r>
+              <w:rPr>
+                <w:rFonts w:hint="eastAsia"/>
+                <w:b/>
+                <w:bCs/>
+                <w:sz w:val="24"/>
+                <w:szCs w:val="24"/>
+              </w:rPr>
+              <w:tab/>
+              <w:t xml:space="preserve">   const options = {</w:t>
+            </w:r>
+          </w:p>
+          <w:p>
+            <w:pPr>
+              <w:rPr>
+                <w:rFonts w:hint="eastAsia"/>
+                <w:b/>
+                <w:bCs/>
+                <w:sz w:val="24"/>
+                <w:szCs w:val="24"/>
+              </w:rPr>
+            </w:pPr>
+            <w:r>
+              <w:rPr>
+                <w:rFonts w:hint="eastAsia"/>
+                <w:b/>
+                <w:bCs/>
+                <w:sz w:val="24"/>
+                <w:szCs w:val="24"/>
+              </w:rPr>
+              <w:tab/>
+              <w:t xml:space="preserve">     method: 'POST',</w:t>
+            </w:r>
+          </w:p>
+          <w:p>
+            <w:pPr>
+              <w:rPr>
+                <w:rFonts w:hint="eastAsia"/>
+                <w:b/>
+                <w:bCs/>
+                <w:sz w:val="24"/>
+                <w:szCs w:val="24"/>
+              </w:rPr>
+            </w:pPr>
+            <w:r>
+              <w:rPr>
+                <w:rFonts w:hint="eastAsia"/>
+                <w:b/>
+                <w:bCs/>
+                <w:sz w:val="24"/>
+                <w:szCs w:val="24"/>
+              </w:rPr>
+              <w:tab/>
+              <w:t xml:space="preserve">     // url: 'https://jsonplaceholder.typicode.com/posts',</w:t>
+            </w:r>
+          </w:p>
+          <w:p>
+            <w:pPr>
+              <w:rPr>
+                <w:rFonts w:hint="eastAsia"/>
+                <w:b/>
+                <w:bCs/>
+                <w:sz w:val="24"/>
+                <w:szCs w:val="24"/>
+              </w:rPr>
+            </w:pPr>
+            <w:r>
+              <w:rPr>
+                <w:rFonts w:hint="eastAsia"/>
+                <w:b/>
+                <w:bCs/>
+                <w:sz w:val="24"/>
+                <w:szCs w:val="24"/>
+              </w:rPr>
+              <w:tab/>
+              <w:t xml:space="preserve">     url: 'https://httpbin.org/post',</w:t>
+            </w:r>
+          </w:p>
+          <w:p>
+            <w:pPr>
+              <w:rPr>
+                <w:rFonts w:hint="eastAsia"/>
+                <w:b/>
+                <w:bCs/>
+                <w:sz w:val="24"/>
+                <w:szCs w:val="24"/>
+              </w:rPr>
+            </w:pPr>
+            <w:r>
+              <w:rPr>
+                <w:rFonts w:hint="eastAsia"/>
+                <w:b/>
+                <w:bCs/>
+                <w:sz w:val="24"/>
+                <w:szCs w:val="24"/>
+              </w:rPr>
+              <w:tab/>
+            </w:r>
+            <w:r>
+              <w:rPr>
+                <w:rFonts w:hint="eastAsia"/>
+                <w:b/>
+                <w:bCs/>
+                <w:sz w:val="24"/>
+                <w:szCs w:val="24"/>
+              </w:rPr>
+              <w:tab/>
+              <w:t xml:space="preserve"> body:JSON.stringify({</w:t>
+            </w:r>
+          </w:p>
+          <w:p>
+            <w:pPr>
+              <w:rPr>
+                <w:rFonts w:hint="eastAsia"/>
+                <w:b/>
+                <w:bCs/>
+                <w:sz w:val="24"/>
+                <w:szCs w:val="24"/>
+              </w:rPr>
+            </w:pPr>
+            <w:r>
+              <w:rPr>
+                <w:rFonts w:hint="eastAsia"/>
+                <w:b/>
+                <w:bCs/>
+                <w:sz w:val="24"/>
+                <w:szCs w:val="24"/>
+              </w:rPr>
+              <w:tab/>
+            </w:r>
+            <w:r>
+              <w:rPr>
+                <w:rFonts w:hint="eastAsia"/>
+                <w:b/>
+                <w:bCs/>
+                <w:sz w:val="24"/>
+                <w:szCs w:val="24"/>
+              </w:rPr>
+              <w:tab/>
+            </w:r>
+            <w:r>
+              <w:rPr>
+                <w:rFonts w:hint="eastAsia"/>
+                <w:b/>
+                <w:bCs/>
+                <w:sz w:val="24"/>
+                <w:szCs w:val="24"/>
+              </w:rPr>
+              <w:tab/>
+              <w:t xml:space="preserve"> title: 'hello',</w:t>
+            </w:r>
+          </w:p>
+          <w:p>
+            <w:pPr>
+              <w:rPr>
+                <w:rFonts w:hint="eastAsia"/>
+                <w:b/>
+                <w:bCs/>
+                <w:sz w:val="24"/>
+                <w:szCs w:val="24"/>
+              </w:rPr>
+            </w:pPr>
+            <w:r>
+              <w:rPr>
+                <w:rFonts w:hint="eastAsia"/>
+                <w:b/>
+                <w:bCs/>
+                <w:sz w:val="24"/>
+                <w:szCs w:val="24"/>
+              </w:rPr>
+              <w:tab/>
+            </w:r>
+            <w:r>
+              <w:rPr>
+                <w:rFonts w:hint="eastAsia"/>
+                <w:b/>
+                <w:bCs/>
+                <w:sz w:val="24"/>
+                <w:szCs w:val="24"/>
+              </w:rPr>
+              <w:tab/>
+            </w:r>
+            <w:r>
+              <w:rPr>
+                <w:rFonts w:hint="eastAsia"/>
+                <w:b/>
+                <w:bCs/>
+                <w:sz w:val="24"/>
+                <w:szCs w:val="24"/>
+              </w:rPr>
+              <w:tab/>
+              <w:t xml:space="preserve"> body: 'Message From axios!!!',</w:t>
+            </w:r>
+          </w:p>
+          <w:p>
+            <w:pPr>
+              <w:rPr>
+                <w:rFonts w:hint="eastAsia"/>
+                <w:b/>
+                <w:bCs/>
+                <w:sz w:val="24"/>
+                <w:szCs w:val="24"/>
+              </w:rPr>
+            </w:pPr>
+            <w:r>
+              <w:rPr>
+                <w:rFonts w:hint="eastAsia"/>
+                <w:b/>
+                <w:bCs/>
+                <w:sz w:val="24"/>
+                <w:szCs w:val="24"/>
+              </w:rPr>
+              <w:tab/>
+            </w:r>
+            <w:r>
+              <w:rPr>
+                <w:rFonts w:hint="eastAsia"/>
+                <w:b/>
+                <w:bCs/>
+                <w:sz w:val="24"/>
+                <w:szCs w:val="24"/>
+              </w:rPr>
+              <w:tab/>
+            </w:r>
+            <w:r>
+              <w:rPr>
+                <w:rFonts w:hint="eastAsia"/>
+                <w:b/>
+                <w:bCs/>
+                <w:sz w:val="24"/>
+                <w:szCs w:val="24"/>
+              </w:rPr>
+              <w:tab/>
+              <w:t xml:space="preserve"> userId: 1,</w:t>
+            </w:r>
+          </w:p>
+          <w:p>
+            <w:pPr>
+              <w:rPr>
+                <w:rFonts w:hint="eastAsia"/>
+                <w:b/>
+                <w:bCs/>
+                <w:sz w:val="24"/>
+                <w:szCs w:val="24"/>
+              </w:rPr>
+            </w:pPr>
+            <w:r>
+              <w:rPr>
+                <w:rFonts w:hint="eastAsia"/>
+                <w:b/>
+                <w:bCs/>
+                <w:sz w:val="24"/>
+                <w:szCs w:val="24"/>
+              </w:rPr>
+              <w:tab/>
+            </w:r>
+            <w:r>
+              <w:rPr>
+                <w:rFonts w:hint="eastAsia"/>
+                <w:b/>
+                <w:bCs/>
+                <w:sz w:val="24"/>
+                <w:szCs w:val="24"/>
+              </w:rPr>
+              <w:tab/>
+              <w:t>}),</w:t>
+            </w:r>
+          </w:p>
+          <w:p>
+            <w:pPr>
+              <w:rPr>
+                <w:rFonts w:hint="eastAsia"/>
+                <w:b/>
+                <w:bCs/>
+                <w:sz w:val="24"/>
+                <w:szCs w:val="24"/>
+              </w:rPr>
+            </w:pPr>
+            <w:r>
+              <w:rPr>
+                <w:rFonts w:hint="eastAsia"/>
+                <w:b/>
+                <w:bCs/>
+                <w:sz w:val="24"/>
+                <w:szCs w:val="24"/>
+              </w:rPr>
+              <w:tab/>
+            </w:r>
+            <w:r>
+              <w:rPr>
+                <w:rFonts w:hint="eastAsia"/>
+                <w:b/>
+                <w:bCs/>
+                <w:sz w:val="24"/>
+                <w:szCs w:val="24"/>
+              </w:rPr>
+              <w:tab/>
+              <w:t>headers: {</w:t>
+            </w:r>
+          </w:p>
+          <w:p>
+            <w:pPr>
+              <w:rPr>
+                <w:rFonts w:hint="eastAsia"/>
+                <w:b/>
+                <w:bCs/>
+                <w:sz w:val="24"/>
+                <w:szCs w:val="24"/>
+              </w:rPr>
+            </w:pPr>
+            <w:r>
+              <w:rPr>
+                <w:rFonts w:hint="eastAsia"/>
+                <w:b/>
+                <w:bCs/>
+                <w:sz w:val="24"/>
+                <w:szCs w:val="24"/>
+              </w:rPr>
+              <w:tab/>
+            </w:r>
+            <w:r>
+              <w:rPr>
+                <w:rFonts w:hint="eastAsia"/>
+                <w:b/>
+                <w:bCs/>
+                <w:sz w:val="24"/>
+                <w:szCs w:val="24"/>
+              </w:rPr>
+              <w:tab/>
+              <w:t xml:space="preserve">    'accept': 'application/json;',</w:t>
+            </w:r>
+          </w:p>
+          <w:p>
+            <w:pPr>
+              <w:rPr>
+                <w:rFonts w:hint="eastAsia"/>
+                <w:b/>
+                <w:bCs/>
+                <w:sz w:val="24"/>
+                <w:szCs w:val="24"/>
+              </w:rPr>
+            </w:pPr>
+            <w:r>
+              <w:rPr>
+                <w:rFonts w:hint="eastAsia"/>
+                <w:b/>
+                <w:bCs/>
+                <w:sz w:val="24"/>
+                <w:szCs w:val="24"/>
+              </w:rPr>
+              <w:tab/>
+            </w:r>
+            <w:r>
+              <w:rPr>
+                <w:rFonts w:hint="eastAsia"/>
+                <w:b/>
+                <w:bCs/>
+                <w:sz w:val="24"/>
+                <w:szCs w:val="24"/>
+              </w:rPr>
+              <w:tab/>
+              <w:t xml:space="preserve">  }</w:t>
+            </w:r>
+          </w:p>
+          <w:p>
+            <w:pPr>
+              <w:rPr>
+                <w:rFonts w:hint="eastAsia"/>
+                <w:b/>
+                <w:bCs/>
+                <w:sz w:val="24"/>
+                <w:szCs w:val="24"/>
+              </w:rPr>
+            </w:pPr>
+            <w:r>
+              <w:rPr>
+                <w:rFonts w:hint="eastAsia"/>
+                <w:b/>
+                <w:bCs/>
+                <w:sz w:val="24"/>
+                <w:szCs w:val="24"/>
+              </w:rPr>
+              <w:tab/>
+              <w:t xml:space="preserve">   };</w:t>
+            </w:r>
+          </w:p>
+          <w:p>
+            <w:pPr>
+              <w:rPr>
+                <w:rFonts w:hint="eastAsia"/>
+                <w:b/>
+                <w:bCs/>
+                <w:sz w:val="24"/>
+                <w:szCs w:val="24"/>
+              </w:rPr>
+            </w:pPr>
+            <w:r>
+              <w:rPr>
+                <w:rFonts w:hint="eastAsia"/>
+                <w:b/>
+                <w:bCs/>
+                <w:sz w:val="24"/>
+                <w:szCs w:val="24"/>
+              </w:rPr>
+              <w:tab/>
+              <w:t xml:space="preserve"> //   const options = {</w:t>
+            </w:r>
+          </w:p>
+          <w:p>
+            <w:pPr>
+              <w:rPr>
+                <w:rFonts w:hint="eastAsia"/>
+                <w:b/>
+                <w:bCs/>
+                <w:sz w:val="24"/>
+                <w:szCs w:val="24"/>
+              </w:rPr>
+            </w:pPr>
+            <w:r>
+              <w:rPr>
+                <w:rFonts w:hint="eastAsia"/>
+                <w:b/>
+                <w:bCs/>
+                <w:sz w:val="24"/>
+                <w:szCs w:val="24"/>
+              </w:rPr>
+              <w:tab/>
+              <w:t xml:space="preserve"> //     method: 'PATCH',</w:t>
+            </w:r>
+          </w:p>
+          <w:p>
+            <w:pPr>
+              <w:rPr>
+                <w:rFonts w:hint="eastAsia"/>
+                <w:b/>
+                <w:bCs/>
+                <w:sz w:val="24"/>
+                <w:szCs w:val="24"/>
+              </w:rPr>
+            </w:pPr>
+            <w:r>
+              <w:rPr>
+                <w:rFonts w:hint="eastAsia"/>
+                <w:b/>
+                <w:bCs/>
+                <w:sz w:val="24"/>
+                <w:szCs w:val="24"/>
+              </w:rPr>
+              <w:tab/>
+              <w:t xml:space="preserve"> //     url: 'https://jsonplaceholder.typicode.com/posts/1',</w:t>
+            </w:r>
+          </w:p>
+          <w:p>
+            <w:pPr>
+              <w:rPr>
+                <w:rFonts w:hint="eastAsia"/>
+                <w:b/>
+                <w:bCs/>
+                <w:sz w:val="24"/>
+                <w:szCs w:val="24"/>
+              </w:rPr>
+            </w:pPr>
+            <w:r>
+              <w:rPr>
+                <w:rFonts w:hint="eastAsia"/>
+                <w:b/>
+                <w:bCs/>
+                <w:sz w:val="24"/>
+                <w:szCs w:val="24"/>
+              </w:rPr>
+              <w:tab/>
+            </w:r>
+            <w:r>
+              <w:rPr>
+                <w:rFonts w:hint="eastAsia"/>
+                <w:b/>
+                <w:bCs/>
+                <w:sz w:val="24"/>
+                <w:szCs w:val="24"/>
+              </w:rPr>
+              <w:tab/>
+              <w:t>//  body:JSON.stringify({</w:t>
+            </w:r>
+          </w:p>
+          <w:p>
+            <w:pPr>
+              <w:rPr>
+                <w:rFonts w:hint="eastAsia"/>
+                <w:b/>
+                <w:bCs/>
+                <w:sz w:val="24"/>
+                <w:szCs w:val="24"/>
+              </w:rPr>
+            </w:pPr>
+            <w:r>
+              <w:rPr>
+                <w:rFonts w:hint="eastAsia"/>
+                <w:b/>
+                <w:bCs/>
+                <w:sz w:val="24"/>
+                <w:szCs w:val="24"/>
+              </w:rPr>
+              <w:tab/>
+            </w:r>
+            <w:r>
+              <w:rPr>
+                <w:rFonts w:hint="eastAsia"/>
+                <w:b/>
+                <w:bCs/>
+                <w:sz w:val="24"/>
+                <w:szCs w:val="24"/>
+              </w:rPr>
+              <w:tab/>
+              <w:t xml:space="preserve">// </w:t>
+            </w:r>
+            <w:r>
+              <w:rPr>
+                <w:rFonts w:hint="eastAsia"/>
+                <w:b/>
+                <w:bCs/>
+                <w:sz w:val="24"/>
+                <w:szCs w:val="24"/>
+              </w:rPr>
+              <w:tab/>
+              <w:t xml:space="preserve"> title: 'hello world',</w:t>
+            </w:r>
+          </w:p>
+          <w:p>
+            <w:pPr>
+              <w:rPr>
+                <w:rFonts w:hint="eastAsia"/>
+                <w:b/>
+                <w:bCs/>
+                <w:sz w:val="24"/>
+                <w:szCs w:val="24"/>
+              </w:rPr>
+            </w:pPr>
+            <w:r>
+              <w:rPr>
+                <w:rFonts w:hint="eastAsia"/>
+                <w:b/>
+                <w:bCs/>
+                <w:sz w:val="24"/>
+                <w:szCs w:val="24"/>
+              </w:rPr>
+              <w:tab/>
+            </w:r>
+            <w:r>
+              <w:rPr>
+                <w:rFonts w:hint="eastAsia"/>
+                <w:b/>
+                <w:bCs/>
+                <w:sz w:val="24"/>
+                <w:szCs w:val="24"/>
+              </w:rPr>
+              <w:tab/>
+              <w:t>// })</w:t>
+            </w:r>
+          </w:p>
+          <w:p>
+            <w:pPr>
+              <w:rPr>
+                <w:rFonts w:hint="eastAsia"/>
+                <w:b/>
+                <w:bCs/>
+                <w:sz w:val="24"/>
+                <w:szCs w:val="24"/>
+              </w:rPr>
+            </w:pPr>
+            <w:r>
+              <w:rPr>
+                <w:rFonts w:hint="eastAsia"/>
+                <w:b/>
+                <w:bCs/>
+                <w:sz w:val="24"/>
+                <w:szCs w:val="24"/>
+              </w:rPr>
+              <w:tab/>
+              <w:t xml:space="preserve"> //   };</w:t>
+            </w:r>
+          </w:p>
+          <w:p>
+            <w:pPr>
+              <w:rPr>
+                <w:rFonts w:hint="eastAsia"/>
+                <w:b/>
+                <w:bCs/>
+                <w:sz w:val="24"/>
+                <w:szCs w:val="24"/>
+              </w:rPr>
+            </w:pPr>
+            <w:r>
+              <w:rPr>
+                <w:rFonts w:hint="eastAsia"/>
+                <w:b/>
+                <w:bCs/>
+                <w:sz w:val="24"/>
+                <w:szCs w:val="24"/>
+              </w:rPr>
+              <w:tab/>
+              <w:t xml:space="preserve">   try {</w:t>
+            </w:r>
+          </w:p>
+          <w:p>
+            <w:pPr>
+              <w:rPr>
+                <w:rFonts w:hint="eastAsia"/>
+                <w:b/>
+                <w:bCs/>
+                <w:sz w:val="24"/>
+                <w:szCs w:val="24"/>
+              </w:rPr>
+            </w:pPr>
+            <w:r>
+              <w:rPr>
+                <w:rFonts w:hint="eastAsia"/>
+                <w:b/>
+                <w:bCs/>
+                <w:sz w:val="24"/>
+                <w:szCs w:val="24"/>
+              </w:rPr>
+              <w:tab/>
+              <w:t xml:space="preserve">   </w:t>
+            </w:r>
+            <w:r>
+              <w:rPr>
+                <w:rFonts w:hint="eastAsia"/>
+                <w:b/>
+                <w:bCs/>
+                <w:sz w:val="24"/>
+                <w:szCs w:val="24"/>
+              </w:rPr>
+              <w:tab/>
+              <w:t>let res = await axios.request(options);</w:t>
+            </w:r>
+          </w:p>
+          <w:p>
+            <w:pPr>
+              <w:rPr>
+                <w:rFonts w:hint="eastAsia"/>
+                <w:b/>
+                <w:bCs/>
+                <w:sz w:val="24"/>
+                <w:szCs w:val="24"/>
+              </w:rPr>
+            </w:pPr>
+            <w:r>
+              <w:rPr>
+                <w:rFonts w:hint="eastAsia"/>
+                <w:b/>
+                <w:bCs/>
+                <w:sz w:val="24"/>
+                <w:szCs w:val="24"/>
+              </w:rPr>
+              <w:tab/>
+            </w:r>
+            <w:r>
+              <w:rPr>
+                <w:rFonts w:hint="eastAsia"/>
+                <w:b/>
+                <w:bCs/>
+                <w:sz w:val="24"/>
+                <w:szCs w:val="24"/>
+              </w:rPr>
+              <w:tab/>
+              <w:t>console.log(res);</w:t>
+            </w:r>
+          </w:p>
+          <w:p>
+            <w:pPr>
+              <w:rPr>
+                <w:rFonts w:hint="eastAsia"/>
+                <w:b/>
+                <w:bCs/>
+                <w:sz w:val="24"/>
+                <w:szCs w:val="24"/>
+              </w:rPr>
+            </w:pPr>
+            <w:r>
+              <w:rPr>
+                <w:rFonts w:hint="eastAsia"/>
+                <w:b/>
+                <w:bCs/>
+                <w:sz w:val="24"/>
+                <w:szCs w:val="24"/>
+              </w:rPr>
+              <w:tab/>
+              <w:t xml:space="preserve">   } catch (error) {</w:t>
+            </w:r>
+          </w:p>
+          <w:p>
+            <w:pPr>
+              <w:rPr>
+                <w:rFonts w:hint="eastAsia"/>
+                <w:b/>
+                <w:bCs/>
+                <w:sz w:val="24"/>
+                <w:szCs w:val="24"/>
+              </w:rPr>
+            </w:pPr>
+            <w:r>
+              <w:rPr>
+                <w:rFonts w:hint="eastAsia"/>
+                <w:b/>
+                <w:bCs/>
+                <w:sz w:val="24"/>
+                <w:szCs w:val="24"/>
+              </w:rPr>
+              <w:tab/>
+              <w:t xml:space="preserve">   </w:t>
+            </w:r>
+            <w:r>
+              <w:rPr>
+                <w:rFonts w:hint="eastAsia"/>
+                <w:b/>
+                <w:bCs/>
+                <w:sz w:val="24"/>
+                <w:szCs w:val="24"/>
+              </w:rPr>
+              <w:tab/>
+              <w:t>//TODO handle the exception</w:t>
+            </w:r>
+          </w:p>
+          <w:p>
+            <w:pPr>
+              <w:rPr>
+                <w:rFonts w:hint="eastAsia"/>
+                <w:b/>
+                <w:bCs/>
+                <w:sz w:val="24"/>
+                <w:szCs w:val="24"/>
+              </w:rPr>
+            </w:pPr>
+            <w:r>
+              <w:rPr>
+                <w:rFonts w:hint="eastAsia"/>
+                <w:b/>
+                <w:bCs/>
+                <w:sz w:val="24"/>
+                <w:szCs w:val="24"/>
+              </w:rPr>
+              <w:tab/>
+            </w:r>
+            <w:r>
+              <w:rPr>
+                <w:rFonts w:hint="eastAsia"/>
+                <w:b/>
+                <w:bCs/>
+                <w:sz w:val="24"/>
+                <w:szCs w:val="24"/>
+              </w:rPr>
+              <w:tab/>
+              <w:t>console.log("出错啦...",error);</w:t>
+            </w:r>
+          </w:p>
+          <w:p>
+            <w:pPr>
+              <w:rPr>
+                <w:rFonts w:hint="eastAsia"/>
+                <w:b/>
+                <w:bCs/>
+                <w:sz w:val="24"/>
+                <w:szCs w:val="24"/>
+              </w:rPr>
+            </w:pPr>
+            <w:r>
+              <w:rPr>
+                <w:rFonts w:hint="eastAsia"/>
+                <w:b/>
+                <w:bCs/>
+                <w:sz w:val="24"/>
+                <w:szCs w:val="24"/>
+              </w:rPr>
+              <w:tab/>
+              <w:t xml:space="preserve">   }</w:t>
+            </w:r>
+          </w:p>
+          <w:p>
+            <w:pPr>
+              <w:rPr>
+                <w:rFonts w:hint="eastAsia"/>
+                <w:b/>
+                <w:bCs/>
+                <w:sz w:val="24"/>
+                <w:szCs w:val="24"/>
+              </w:rPr>
+            </w:pPr>
+            <w:r>
+              <w:rPr>
+                <w:rFonts w:hint="eastAsia"/>
+                <w:b/>
+                <w:bCs/>
+                <w:sz w:val="24"/>
+                <w:szCs w:val="24"/>
+              </w:rPr>
+              <w:t xml:space="preserve">   }</w:t>
+            </w:r>
+          </w:p>
+          <w:p>
+            <w:pPr>
+              <w:rPr>
+                <w:rFonts w:hint="eastAsia"/>
+                <w:b/>
+                <w:bCs/>
+                <w:sz w:val="24"/>
+                <w:szCs w:val="24"/>
+              </w:rPr>
+            </w:pPr>
+            <w:r>
+              <w:rPr>
+                <w:rFonts w:hint="eastAsia"/>
+                <w:b/>
+                <w:bCs/>
+                <w:sz w:val="24"/>
+                <w:szCs w:val="24"/>
+              </w:rPr>
+              <w:t xml:space="preserve">   </w:t>
+            </w:r>
+          </w:p>
+          <w:p>
+            <w:pPr>
+              <w:rPr>
+                <w:rFonts w:hint="eastAsia"/>
+                <w:b/>
+                <w:bCs/>
+                <w:sz w:val="24"/>
+                <w:szCs w:val="24"/>
+              </w:rPr>
+            </w:pPr>
+            <w:r>
+              <w:rPr>
+                <w:rFonts w:hint="eastAsia"/>
+                <w:b/>
+                <w:bCs/>
+                <w:sz w:val="24"/>
+                <w:szCs w:val="24"/>
+              </w:rPr>
+              <w:t xml:space="preserve">   let addData2 = async ()=&gt;{</w:t>
+            </w:r>
+          </w:p>
+          <w:p>
+            <w:pPr>
+              <w:rPr>
+                <w:rFonts w:hint="eastAsia"/>
+                <w:b/>
+                <w:bCs/>
+                <w:sz w:val="24"/>
+                <w:szCs w:val="24"/>
+              </w:rPr>
+            </w:pPr>
+            <w:r>
+              <w:rPr>
+                <w:rFonts w:hint="eastAsia"/>
+                <w:b/>
+                <w:bCs/>
+                <w:sz w:val="24"/>
+                <w:szCs w:val="24"/>
+              </w:rPr>
+              <w:tab/>
+              <w:t xml:space="preserve">   fetch('https://jsonplaceholder.typicode.com/posts', {</w:t>
+            </w:r>
+          </w:p>
+          <w:p>
+            <w:pPr>
+              <w:rPr>
+                <w:rFonts w:hint="eastAsia"/>
+                <w:b/>
+                <w:bCs/>
+                <w:sz w:val="24"/>
+                <w:szCs w:val="24"/>
+              </w:rPr>
+            </w:pPr>
+            <w:r>
+              <w:rPr>
+                <w:rFonts w:hint="eastAsia"/>
+                <w:b/>
+                <w:bCs/>
+                <w:sz w:val="24"/>
+                <w:szCs w:val="24"/>
+              </w:rPr>
+              <w:tab/>
+              <w:t xml:space="preserve">     method: 'POST',</w:t>
+            </w:r>
+          </w:p>
+          <w:p>
+            <w:pPr>
+              <w:rPr>
+                <w:rFonts w:hint="eastAsia"/>
+                <w:b/>
+                <w:bCs/>
+                <w:sz w:val="24"/>
+                <w:szCs w:val="24"/>
+              </w:rPr>
+            </w:pPr>
+            <w:r>
+              <w:rPr>
+                <w:rFonts w:hint="eastAsia"/>
+                <w:b/>
+                <w:bCs/>
+                <w:sz w:val="24"/>
+                <w:szCs w:val="24"/>
+              </w:rPr>
+              <w:tab/>
+              <w:t xml:space="preserve">     body: JSON.stringify({</w:t>
+            </w:r>
+          </w:p>
+          <w:p>
+            <w:pPr>
+              <w:rPr>
+                <w:rFonts w:hint="eastAsia"/>
+                <w:b/>
+                <w:bCs/>
+                <w:sz w:val="24"/>
+                <w:szCs w:val="24"/>
+              </w:rPr>
+            </w:pPr>
+            <w:r>
+              <w:rPr>
+                <w:rFonts w:hint="eastAsia"/>
+                <w:b/>
+                <w:bCs/>
+                <w:sz w:val="24"/>
+                <w:szCs w:val="24"/>
+              </w:rPr>
+              <w:tab/>
+              <w:t xml:space="preserve">       title: 'hello',</w:t>
+            </w:r>
+          </w:p>
+          <w:p>
+            <w:pPr>
+              <w:rPr>
+                <w:rFonts w:hint="eastAsia"/>
+                <w:b/>
+                <w:bCs/>
+                <w:sz w:val="24"/>
+                <w:szCs w:val="24"/>
+              </w:rPr>
+            </w:pPr>
+            <w:r>
+              <w:rPr>
+                <w:rFonts w:hint="eastAsia"/>
+                <w:b/>
+                <w:bCs/>
+                <w:sz w:val="24"/>
+                <w:szCs w:val="24"/>
+              </w:rPr>
+              <w:tab/>
+              <w:t xml:space="preserve">       body: 'Welcome to my site',</w:t>
+            </w:r>
+          </w:p>
+          <w:p>
+            <w:pPr>
+              <w:rPr>
+                <w:rFonts w:hint="eastAsia"/>
+                <w:b/>
+                <w:bCs/>
+                <w:sz w:val="24"/>
+                <w:szCs w:val="24"/>
+              </w:rPr>
+            </w:pPr>
+            <w:r>
+              <w:rPr>
+                <w:rFonts w:hint="eastAsia"/>
+                <w:b/>
+                <w:bCs/>
+                <w:sz w:val="24"/>
+                <w:szCs w:val="24"/>
+              </w:rPr>
+              <w:tab/>
+              <w:t xml:space="preserve">       userId: 1,</w:t>
+            </w:r>
+          </w:p>
+          <w:p>
+            <w:pPr>
+              <w:rPr>
+                <w:rFonts w:hint="eastAsia"/>
+                <w:b/>
+                <w:bCs/>
+                <w:sz w:val="24"/>
+                <w:szCs w:val="24"/>
+              </w:rPr>
+            </w:pPr>
+            <w:r>
+              <w:rPr>
+                <w:rFonts w:hint="eastAsia"/>
+                <w:b/>
+                <w:bCs/>
+                <w:sz w:val="24"/>
+                <w:szCs w:val="24"/>
+              </w:rPr>
+              <w:tab/>
+              <w:t xml:space="preserve">     }),</w:t>
+            </w:r>
+          </w:p>
+          <w:p>
+            <w:pPr>
+              <w:rPr>
+                <w:rFonts w:hint="eastAsia"/>
+                <w:b/>
+                <w:bCs/>
+                <w:sz w:val="24"/>
+                <w:szCs w:val="24"/>
+              </w:rPr>
+            </w:pPr>
+            <w:r>
+              <w:rPr>
+                <w:rFonts w:hint="eastAsia"/>
+                <w:b/>
+                <w:bCs/>
+                <w:sz w:val="24"/>
+                <w:szCs w:val="24"/>
+              </w:rPr>
+              <w:tab/>
+              <w:t xml:space="preserve">     headers: {</w:t>
+            </w:r>
+          </w:p>
+          <w:p>
+            <w:pPr>
+              <w:rPr>
+                <w:rFonts w:hint="eastAsia"/>
+                <w:b/>
+                <w:bCs/>
+                <w:sz w:val="24"/>
+                <w:szCs w:val="24"/>
+              </w:rPr>
+            </w:pPr>
+            <w:r>
+              <w:rPr>
+                <w:rFonts w:hint="eastAsia"/>
+                <w:b/>
+                <w:bCs/>
+                <w:sz w:val="24"/>
+                <w:szCs w:val="24"/>
+              </w:rPr>
+              <w:tab/>
+              <w:t xml:space="preserve">       'Content-type': 'application/json; charset=UTF-8',</w:t>
+            </w:r>
+          </w:p>
+          <w:p>
+            <w:pPr>
+              <w:rPr>
+                <w:rFonts w:hint="eastAsia"/>
+                <w:b/>
+                <w:bCs/>
+                <w:sz w:val="24"/>
+                <w:szCs w:val="24"/>
+              </w:rPr>
+            </w:pPr>
+            <w:r>
+              <w:rPr>
+                <w:rFonts w:hint="eastAsia"/>
+                <w:b/>
+                <w:bCs/>
+                <w:sz w:val="24"/>
+                <w:szCs w:val="24"/>
+              </w:rPr>
+              <w:tab/>
+              <w:t xml:space="preserve">     },</w:t>
+            </w:r>
+          </w:p>
+          <w:p>
+            <w:pPr>
+              <w:rPr>
+                <w:rFonts w:hint="eastAsia"/>
+                <w:b/>
+                <w:bCs/>
+                <w:sz w:val="24"/>
+                <w:szCs w:val="24"/>
+              </w:rPr>
+            </w:pPr>
+            <w:r>
+              <w:rPr>
+                <w:rFonts w:hint="eastAsia"/>
+                <w:b/>
+                <w:bCs/>
+                <w:sz w:val="24"/>
+                <w:szCs w:val="24"/>
+              </w:rPr>
+              <w:tab/>
+              <w:t xml:space="preserve">   })</w:t>
+            </w:r>
+          </w:p>
+          <w:p>
+            <w:pPr>
+              <w:rPr>
+                <w:rFonts w:hint="eastAsia"/>
+                <w:b/>
+                <w:bCs/>
+                <w:sz w:val="24"/>
+                <w:szCs w:val="24"/>
+              </w:rPr>
+            </w:pPr>
+            <w:r>
+              <w:rPr>
+                <w:rFonts w:hint="eastAsia"/>
+                <w:b/>
+                <w:bCs/>
+                <w:sz w:val="24"/>
+                <w:szCs w:val="24"/>
+              </w:rPr>
+              <w:tab/>
+              <w:t xml:space="preserve">     .then((response) =&gt; response.json())</w:t>
+            </w:r>
+          </w:p>
+          <w:p>
+            <w:pPr>
+              <w:rPr>
+                <w:rFonts w:hint="eastAsia"/>
+                <w:b/>
+                <w:bCs/>
+                <w:sz w:val="24"/>
+                <w:szCs w:val="24"/>
+              </w:rPr>
+            </w:pPr>
+            <w:r>
+              <w:rPr>
+                <w:rFonts w:hint="eastAsia"/>
+                <w:b/>
+                <w:bCs/>
+                <w:sz w:val="24"/>
+                <w:szCs w:val="24"/>
+              </w:rPr>
+              <w:tab/>
+              <w:t xml:space="preserve">     .then((json) =&gt; console.log(json));</w:t>
+            </w:r>
+          </w:p>
+          <w:p>
+            <w:pPr>
+              <w:rPr>
+                <w:rFonts w:hint="eastAsia"/>
+                <w:b/>
+                <w:bCs/>
+                <w:sz w:val="24"/>
+                <w:szCs w:val="24"/>
+              </w:rPr>
+            </w:pPr>
+            <w:r>
+              <w:rPr>
+                <w:rFonts w:hint="eastAsia"/>
+                <w:b/>
+                <w:bCs/>
+                <w:sz w:val="24"/>
+                <w:szCs w:val="24"/>
+              </w:rPr>
+              <w:t xml:space="preserve">   }</w:t>
+            </w:r>
+          </w:p>
+          <w:p>
+            <w:pPr>
+              <w:rPr>
+                <w:rFonts w:hint="eastAsia"/>
+                <w:b/>
+                <w:bCs/>
+                <w:sz w:val="24"/>
+                <w:szCs w:val="24"/>
+              </w:rPr>
+            </w:pPr>
+            <w:r>
+              <w:rPr>
+                <w:rFonts w:hint="eastAsia"/>
+                <w:b/>
+                <w:bCs/>
+                <w:sz w:val="24"/>
+                <w:szCs w:val="24"/>
+              </w:rPr>
+              <w:t>&lt;/script&gt;</w:t>
+            </w:r>
+          </w:p>
+          <w:p>
+            <w:pPr>
+              <w:rPr>
+                <w:rFonts w:hint="eastAsia"/>
+                <w:b/>
+                <w:bCs/>
+                <w:sz w:val="24"/>
+                <w:szCs w:val="24"/>
+              </w:rPr>
+            </w:pPr>
+          </w:p>
+          <w:p>
+            <w:pPr>
+              <w:rPr>
+                <w:rFonts w:hint="eastAsia"/>
+                <w:b/>
+                <w:bCs/>
+                <w:sz w:val="24"/>
+                <w:szCs w:val="24"/>
+              </w:rPr>
+            </w:pPr>
+            <w:r>
+              <w:rPr>
+                <w:rFonts w:hint="eastAsia"/>
+                <w:b/>
+                <w:bCs/>
+                <w:sz w:val="24"/>
+                <w:szCs w:val="24"/>
+              </w:rPr>
+              <w:t>&lt;style scoped&gt;</w:t>
+            </w:r>
+          </w:p>
+          <w:p>
+            <w:pPr>
+              <w:rPr>
+                <w:rFonts w:hint="eastAsia"/>
+                <w:b/>
+                <w:bCs/>
+                <w:sz w:val="24"/>
+                <w:szCs w:val="24"/>
+              </w:rPr>
+            </w:pPr>
+          </w:p>
+          <w:p>
+            <w:pPr>
+              <w:rPr>
+                <w:rFonts w:hint="eastAsia"/>
+                <w:b/>
+                <w:bCs/>
+                <w:sz w:val="24"/>
+                <w:szCs w:val="24"/>
+              </w:rPr>
+            </w:pPr>
+            <w:r>
+              <w:rPr>
+                <w:rFonts w:hint="eastAsia"/>
+                <w:b/>
+                <w:bCs/>
+                <w:sz w:val="24"/>
+                <w:szCs w:val="24"/>
+              </w:rPr>
+              <w:t>&lt;/style&gt;</w:t>
+            </w:r>
+          </w:p>
+        </w:tc>
+      </w:tr>
+    </w:tbl>
+    <w:p>
+      <w:pPr>
+        <w:pStyle w:val="3"/>
+      </w:pPr>
+      <w:r>
+        <w:rPr>
+          <w:rFonts w:hint="eastAsia"/>
+        </w:rPr>
+        <w:t>注意:这个表格必须绑定我们的表格数据,并且每一列需要和我们的列表里面每一数据对象的属性一一对应.好好体会一些列的写法.</w:t>
+      </w:r>
+    </w:p>
+    <w:p>
+      <w:pPr>
+        <w:pStyle w:val="3"/>
+      </w:pPr>
+      <w:r>
+        <w:rPr>
+          <w:rFonts w:hint="eastAsia"/>
+        </w:rPr>
+        <w:t>效果,刚开始是没有数据的</w:t>
+      </w:r>
+    </w:p>
+    <w:tbl>
+      <w:tblPr>
+        <w:tblStyle w:val="ae"/>
+        <w:tblW w:w="0" w:type="auto"/>
+        <w:tblLook w:val="04A0" w:firstRow="1" w:lastRow="0" w:firstColumn="1" w:lastColumn="0" w:noHBand="0" w:noVBand="1"/>
+      </w:tblPr>
+      <w:tblGrid>
+        <w:gridCol w:w="8296"/>
+      </w:tblGrid>
+      <w:tr>
+        <w:tc>
+          <w:tcPr>
+            <w:tcW w:w="8296" w:type="dxa"/>
+          </w:tcPr>
+          <w:p>
+            <w:pPr>
+              <w:rPr>
+                <w:rFonts w:hint="eastAsia"/>
+              </w:rPr>
+            </w:pPr>
+            <w:r>
+              <w:rPr>
+                <w:noProof/>
+              </w:rPr>
+              <w:drawing>
+                <wp:inline distT="0" distB="0" distL="0" distR="0" wp14:anchorId="6D2F5EE9" wp14:editId="4D58FFC3">
+                  <wp:extent cx="7628281" cy="3802710"/>
+                  <wp:effectExtent l="0" t="0" r="0" b="7620"/>
+                  <wp:docPr id="1905062120" name="图片 1"/>
+                  <wp:cNvGraphicFramePr>
+                    <a:graphicFrameLocks xmlns:a="http://schemas.openxmlformats.org/drawingml/2006/main" noChangeAspect="1"/>
+                  </wp:cNvGraphicFramePr>
+                  <a:graphic xmlns:a="http://schemas.openxmlformats.org/drawingml/2006/main">
+                    <a:graphicData uri="http://schemas.openxmlformats.org/drawingml/2006/picture">
+                      <pic:pic xmlns:pic="http://schemas.openxmlformats.org/drawingml/2006/picture">
+                        <pic:nvPicPr>
+                          <pic:cNvPr id="1905062120" name=""/>
+                          <pic:cNvPicPr/>
+                        </pic:nvPicPr>
+                        <pic:blipFill>
+                          <a:blip r:embed="rId21"/>
+                          <a:stretch>
+                            <a:fillRect/>
+                          </a:stretch>
+                        </pic:blipFill>
+                        <pic:spPr>
+                          <a:xfrm>
+                            <a:off x="0" y="0"/>
+                            <a:ext cx="7628281" cy="3802710"/>
+                          </a:xfrm>
+                          <a:prstGeom prst="rect">
+                            <a:avLst/>
+                          </a:prstGeom>
+                        </pic:spPr>
+                      </pic:pic>
+                    </a:graphicData>
+                  </a:graphic>
+                </wp:inline>
+              </w:drawing>
+            </w:r>
+          </w:p>
+        </w:tc>
+      </w:tr>
+    </w:tbl>
+    <w:p>
+      <w:pPr>
+        <w:pStyle w:val="3"/>
+      </w:pPr>
+      <w:r>
+        <w:rPr>
+          <w:rFonts w:hint="eastAsia"/>
+        </w:rPr>
+        <w:t>当我们点击获取数据后,就会获取到数据然后渲染表格显示数据</w:t>
+      </w:r>
+    </w:p>
+    <w:tbl>
+      <w:tblPr>
+        <w:tblStyle w:val="ae"/>
+        <w:tblW w:w="0" w:type="auto"/>
+        <w:tblLook w:val="04A0" w:firstRow="1" w:lastRow="0" w:firstColumn="1" w:lastColumn="0" w:noHBand="0" w:noVBand="1"/>
+      </w:tblPr>
+      <w:tblGrid>
+        <w:gridCol w:w="8296"/>
+      </w:tblGrid>
+      <w:tr>
+        <w:tc>
+          <w:tcPr>
+            <w:tcW w:w="8296" w:type="dxa"/>
+          </w:tcPr>
+          <w:p>
+            <w:pPr>
+              <w:rPr>
+                <w:rFonts w:hint="eastAsia"/>
+              </w:rPr>
+            </w:pPr>
+            <w:r>
+              <w:rPr>
+                <w:noProof/>
+              </w:rPr>
+              <w:drawing>
+                <wp:inline distT="0" distB="0" distL="0" distR="0" wp14:anchorId="4884DFE9" wp14:editId="2C8EBD4B">
+                  <wp:extent cx="7613040" cy="7620660"/>
+                  <wp:effectExtent l="0" t="0" r="6985" b="0"/>
+                  <wp:docPr id="232764937" name="图片 1"/>
+                  <wp:cNvGraphicFramePr>
+                    <a:graphicFrameLocks xmlns:a="http://schemas.openxmlformats.org/drawingml/2006/main" noChangeAspect="1"/>
+                  </wp:cNvGraphicFramePr>
+                  <a:graphic xmlns:a="http://schemas.openxmlformats.org/drawingml/2006/main">
+                    <a:graphicData uri="http://schemas.openxmlformats.org/drawingml/2006/picture">
+                      <pic:pic xmlns:pic="http://schemas.openxmlformats.org/drawingml/2006/picture">
+                        <pic:nvPicPr>
+                          <pic:cNvPr id="232764937" name=""/>
+                          <pic:cNvPicPr/>
+                        </pic:nvPicPr>
+                        <pic:blipFill>
+                          <a:blip r:embed="rId22"/>
+                          <a:stretch>
+                            <a:fillRect/>
+                          </a:stretch>
+                        </pic:blipFill>
+                        <pic:spPr>
+                          <a:xfrm>
+                            <a:off x="0" y="0"/>
+                            <a:ext cx="7613040" cy="7620660"/>
+                          </a:xfrm>
+                          <a:prstGeom prst="rect">
+                            <a:avLst/>
+                          </a:prstGeom>
+                        </pic:spPr>
+                      </pic:pic>
+                    </a:graphicData>
+                  </a:graphic>
+                </wp:inline>
+              </w:drawing>
+            </w:r>
+          </w:p>
+        </w:tc>
+      </w:tr>
+    </w:tbl>
+    <w:p>
+      <w:pPr>
+        <w:pStyle w:val="2"/>
+      </w:pPr>
+      <w:r>
+        <w:rPr>
+          <w:rFonts w:hint="eastAsia"/>
+        </w:rPr>
+        <w:t>2&gt;其实我们的表格只有第一列和最后一列才设置固定宽度,其他列是可以不设置宽度的.我们可以把中间这些列的宽度删除</w:t>
+      </w:r>
+      <w:r>
+        <w:rPr>
+          <w:rFonts w:hint="eastAsia"/>
+        </w:rPr>
+        <w:t>,而且我们还可以把地址整理一下,应该是上面城市,xx街道,XX公寓</w:t>
+      </w:r>
+    </w:p>
+    <w:tbl>
+      <w:tblPr>
+        <w:tblStyle w:val="ae"/>
+        <w:tblW w:w="0" w:type="auto"/>
+        <w:tblLook w:val="04A0" w:firstRow="1" w:lastRow="0" w:firstColumn="1" w:lastColumn="0" w:noHBand="0" w:noVBand="1"/>
+      </w:tblPr>
+      <w:tblGrid>
+        <w:gridCol w:w="8296"/>
+      </w:tblGrid>
+      <w:tr>
+        <w:tc>
+          <w:tcPr>
+            <w:tcW w:w="15020" w:type="dxa"/>
+          </w:tcPr>
+          <w:p>
+            <w:pPr>
+              <w:rPr>
+                <w:rFonts w:hint="eastAsia"/>
+                <w:b/>
+                <w:bCs/>
+                <w:sz w:val="24"/>
+                <w:szCs w:val="24"/>
+              </w:rPr>
+            </w:pPr>
+            <w:r>
+              <w:rPr>
+                <w:rFonts w:hint="eastAsia"/>
+                <w:b/>
+                <w:bCs/>
+                <w:sz w:val="24"/>
+                <w:szCs w:val="24"/>
+              </w:rPr>
+              <w:t>&lt;template&gt;</w:t>
+            </w:r>
+          </w:p>
+          <w:p>
+            <w:pPr>
+              <w:rPr>
+                <w:rFonts w:hint="eastAsia"/>
+                <w:b/>
+                <w:bCs/>
+                <w:sz w:val="24"/>
+                <w:szCs w:val="24"/>
+              </w:rPr>
+            </w:pPr>
+            <w:r>
+              <w:rPr>
+                <w:rFonts w:hint="eastAsia"/>
+                <w:b/>
+                <w:bCs/>
+                <w:sz w:val="24"/>
+                <w:szCs w:val="24"/>
+              </w:rPr>
+              <w:t xml:space="preserve">  &lt;div class="mb4"&gt;</w:t>
+            </w:r>
+          </w:p>
+          <w:p>
+            <w:pPr>
+              <w:rPr>
+                <w:rFonts w:hint="eastAsia"/>
+                <w:b/>
+                <w:bCs/>
+                <w:sz w:val="24"/>
+                <w:szCs w:val="24"/>
+              </w:rPr>
+            </w:pPr>
+            <w:r>
+              <w:rPr>
+                <w:rFonts w:hint="eastAsia"/>
+                <w:b/>
+                <w:bCs/>
+                <w:sz w:val="24"/>
+                <w:szCs w:val="24"/>
+              </w:rPr>
+              <w:t xml:space="preserve">     &lt;el-button  @click="handleClick"&gt;获取数据&lt;/el-button&gt; </w:t>
+            </w:r>
+          </w:p>
+          <w:p>
+            <w:pPr>
+              <w:rPr>
+                <w:rFonts w:hint="eastAsia"/>
+                <w:b/>
+                <w:bCs/>
+                <w:sz w:val="24"/>
+                <w:szCs w:val="24"/>
+              </w:rPr>
+            </w:pPr>
+            <w:r>
+              <w:rPr>
+                <w:rFonts w:hint="eastAsia"/>
+                <w:b/>
+                <w:bCs/>
+                <w:sz w:val="24"/>
+                <w:szCs w:val="24"/>
+              </w:rPr>
+              <w:t xml:space="preserve">     &lt;el-button type="primary" @click="addData2"&gt;新增数据&lt;/el-button&gt;</w:t>
+            </w:r>
+          </w:p>
+          <w:p>
+            <w:pPr>
+              <w:rPr>
+                <w:rFonts w:hint="eastAsia"/>
+                <w:b/>
+                <w:bCs/>
+                <w:sz w:val="24"/>
+                <w:szCs w:val="24"/>
+              </w:rPr>
+            </w:pPr>
+            <w:r>
+              <w:rPr>
+                <w:rFonts w:hint="eastAsia"/>
+                <w:b/>
+                <w:bCs/>
+                <w:sz w:val="24"/>
+                <w:szCs w:val="24"/>
+              </w:rPr>
+              <w:tab/>
+              <w:t>&lt;!-- &lt;ul v-if="len&gt;0"&gt;</w:t>
+            </w:r>
+          </w:p>
+          <w:p>
+            <w:pPr>
+              <w:rPr>
+                <w:rFonts w:hint="eastAsia"/>
+                <w:b/>
+                <w:bCs/>
+                <w:sz w:val="24"/>
+                <w:szCs w:val="24"/>
+              </w:rPr>
+            </w:pPr>
+            <w:r>
+              <w:rPr>
+                <w:rFonts w:hint="eastAsia"/>
+                <w:b/>
+                <w:bCs/>
+                <w:sz w:val="24"/>
+                <w:szCs w:val="24"/>
+              </w:rPr>
+              <w:tab/>
+              <w:t xml:space="preserve"> </w:t>
+            </w:r>
+            <w:r>
+              <w:rPr>
+                <w:rFonts w:hint="eastAsia"/>
+                <w:b/>
+                <w:bCs/>
+                <w:sz w:val="24"/>
+                <w:szCs w:val="24"/>
+              </w:rPr>
+              <w:tab/>
+              <w:t>&lt;li v-for="user in tdata"&gt;Id:{{user.id}} - username:{{user.username}} - Email:{{user.email}}&lt;/li&gt;</w:t>
+            </w:r>
+          </w:p>
+          <w:p>
+            <w:pPr>
+              <w:rPr>
+                <w:rFonts w:hint="eastAsia"/>
+                <w:b/>
+                <w:bCs/>
+                <w:sz w:val="24"/>
+                <w:szCs w:val="24"/>
+              </w:rPr>
+            </w:pPr>
+            <w:r>
+              <w:rPr>
+                <w:rFonts w:hint="eastAsia"/>
+                <w:b/>
+                <w:bCs/>
+                <w:sz w:val="24"/>
+                <w:szCs w:val="24"/>
+              </w:rPr>
+              <w:tab/>
+              <w:t xml:space="preserve"> &lt;/ul&gt; --&gt;</w:t>
+            </w:r>
+          </w:p>
+          <w:p>
+            <w:pPr>
+              <w:rPr>
+                <w:rFonts w:hint="eastAsia"/>
+                <w:b/>
+                <w:bCs/>
+                <w:sz w:val="24"/>
+                <w:szCs w:val="24"/>
+              </w:rPr>
+            </w:pPr>
+            <w:r>
+              <w:rPr>
+                <w:rFonts w:hint="eastAsia"/>
+                <w:b/>
+                <w:bCs/>
+                <w:sz w:val="24"/>
+                <w:szCs w:val="24"/>
+              </w:rPr>
+              <w:tab/>
+              <w:t xml:space="preserve"> &lt;el-table :data="tableData" style="width: 100%"&gt;</w:t>
+            </w:r>
+          </w:p>
+          <w:p>
+            <w:pPr>
+              <w:rPr>
+                <w:rFonts w:hint="eastAsia"/>
+                <w:b/>
+                <w:bCs/>
+                <w:sz w:val="24"/>
+                <w:szCs w:val="24"/>
+              </w:rPr>
+            </w:pPr>
+            <w:r>
+              <w:rPr>
+                <w:rFonts w:hint="eastAsia"/>
+                <w:b/>
+                <w:bCs/>
+                <w:sz w:val="24"/>
+                <w:szCs w:val="24"/>
+              </w:rPr>
+              <w:tab/>
+            </w:r>
+            <w:r>
+              <w:rPr>
+                <w:rFonts w:hint="eastAsia"/>
+                <w:b/>
+                <w:bCs/>
+                <w:sz w:val="24"/>
+                <w:szCs w:val="24"/>
+              </w:rPr>
+              <w:tab/>
+              <w:t xml:space="preserve"> &lt;!-- </w:t>
+            </w:r>
+          </w:p>
+          <w:p>
+            <w:pPr>
+              <w:rPr>
+                <w:rFonts w:hint="eastAsia"/>
+                <w:b/>
+                <w:bCs/>
+                <w:sz w:val="24"/>
+                <w:szCs w:val="24"/>
+              </w:rPr>
+            </w:pPr>
+            <w:r>
+              <w:rPr>
+                <w:rFonts w:hint="eastAsia"/>
+                <w:b/>
+                <w:bCs/>
+                <w:sz w:val="24"/>
+                <w:szCs w:val="24"/>
+              </w:rPr>
+              <w:tab/>
+            </w:r>
+            <w:r>
+              <w:rPr>
+                <w:rFonts w:hint="eastAsia"/>
+                <w:b/>
+                <w:bCs/>
+                <w:sz w:val="24"/>
+                <w:szCs w:val="24"/>
+              </w:rPr>
+              <w:tab/>
+              <w:t xml:space="preserve">      fixed表示这个列是固定的,不会滚动</w:t>
+            </w:r>
+          </w:p>
+          <w:p>
+            <w:pPr>
+              <w:rPr>
+                <w:rFonts w:hint="eastAsia"/>
+                <w:b/>
+                <w:bCs/>
+                <w:sz w:val="24"/>
+                <w:szCs w:val="24"/>
+              </w:rPr>
+            </w:pPr>
+            <w:r>
+              <w:rPr>
+                <w:rFonts w:hint="eastAsia"/>
+                <w:b/>
+                <w:bCs/>
+                <w:sz w:val="24"/>
+                <w:szCs w:val="24"/>
+              </w:rPr>
+              <w:tab/>
+            </w:r>
+            <w:r>
+              <w:rPr>
+                <w:rFonts w:hint="eastAsia"/>
+                <w:b/>
+                <w:bCs/>
+                <w:sz w:val="24"/>
+                <w:szCs w:val="24"/>
+              </w:rPr>
+              <w:tab/>
+            </w:r>
+            <w:r>
+              <w:rPr>
+                <w:rFonts w:hint="eastAsia"/>
+                <w:b/>
+                <w:bCs/>
+                <w:sz w:val="24"/>
+                <w:szCs w:val="24"/>
+              </w:rPr>
+              <w:tab/>
+              <w:t xml:space="preserve">  prop:需要显示的属性名称,prop需要和数据对象的属性一一对应</w:t>
+            </w:r>
+          </w:p>
+          <w:p>
+            <w:pPr>
+              <w:rPr>
+                <w:rFonts w:hint="eastAsia"/>
+                <w:b/>
+                <w:bCs/>
+                <w:sz w:val="24"/>
+                <w:szCs w:val="24"/>
+              </w:rPr>
+            </w:pPr>
+            <w:r>
+              <w:rPr>
+                <w:rFonts w:hint="eastAsia"/>
+                <w:b/>
+                <w:bCs/>
+                <w:sz w:val="24"/>
+                <w:szCs w:val="24"/>
+              </w:rPr>
+              <w:tab/>
+            </w:r>
+            <w:r>
+              <w:rPr>
+                <w:rFonts w:hint="eastAsia"/>
+                <w:b/>
+                <w:bCs/>
+                <w:sz w:val="24"/>
+                <w:szCs w:val="24"/>
+              </w:rPr>
+              <w:tab/>
+            </w:r>
+            <w:r>
+              <w:rPr>
+                <w:rFonts w:hint="eastAsia"/>
+                <w:b/>
+                <w:bCs/>
+                <w:sz w:val="24"/>
+                <w:szCs w:val="24"/>
+              </w:rPr>
+              <w:tab/>
+              <w:t xml:space="preserve">  label:列标题 </w:t>
+            </w:r>
+          </w:p>
+          <w:p>
+            <w:pPr>
+              <w:rPr>
+                <w:rFonts w:hint="eastAsia"/>
+                <w:b/>
+                <w:bCs/>
+                <w:sz w:val="24"/>
+                <w:szCs w:val="24"/>
+              </w:rPr>
+            </w:pPr>
+            <w:r>
+              <w:rPr>
+                <w:rFonts w:hint="eastAsia"/>
+                <w:b/>
+                <w:bCs/>
+                <w:sz w:val="24"/>
+                <w:szCs w:val="24"/>
+              </w:rPr>
+              <w:tab/>
+            </w:r>
+            <w:r>
+              <w:rPr>
+                <w:rFonts w:hint="eastAsia"/>
+                <w:b/>
+                <w:bCs/>
+                <w:sz w:val="24"/>
+                <w:szCs w:val="24"/>
+              </w:rPr>
+              <w:tab/>
+              <w:t xml:space="preserve">  --&gt;</w:t>
+            </w:r>
+          </w:p>
+          <w:p>
+            <w:pPr>
+              <w:rPr>
+                <w:rFonts w:hint="eastAsia"/>
+                <w:b/>
+                <w:bCs/>
+                <w:sz w:val="24"/>
+                <w:szCs w:val="24"/>
+              </w:rPr>
+            </w:pPr>
+            <w:r>
+              <w:rPr>
+                <w:rFonts w:hint="eastAsia"/>
+                <w:b/>
+                <w:bCs/>
+                <w:sz w:val="24"/>
+                <w:szCs w:val="24"/>
+              </w:rPr>
+              <w:tab/>
+              <w:t xml:space="preserve">     &lt;el-table-column fixed prop="id" label="ID" width="150" /&gt; &lt;!—fixed表示这个列是固定的,不会滚动--&gt;</w:t>
+            </w:r>
+          </w:p>
+          <w:p>
+            <w:pPr>
+              <w:rPr>
+                <w:rFonts w:hint="eastAsia"/>
+                <w:b/>
+                <w:bCs/>
+                <w:sz w:val="24"/>
+                <w:szCs w:val="24"/>
+              </w:rPr>
+            </w:pPr>
+            <w:r>
+              <w:rPr>
+                <w:rFonts w:hint="eastAsia"/>
+                <w:b/>
+                <w:bCs/>
+                <w:sz w:val="24"/>
+                <w:szCs w:val="24"/>
+              </w:rPr>
+              <w:tab/>
+              <w:t xml:space="preserve">     &lt;el-table-column prop="name" label="Name" /&gt; &lt;!—没有fixed表示这个列不是固定的,会滚动--&gt;</w:t>
+            </w:r>
+          </w:p>
+          <w:p>
+            <w:pPr>
+              <w:rPr>
+                <w:rFonts w:hint="eastAsia"/>
+                <w:b/>
+                <w:bCs/>
+                <w:sz w:val="24"/>
+                <w:szCs w:val="24"/>
+              </w:rPr>
+            </w:pPr>
+            <w:r>
+              <w:rPr>
+                <w:rFonts w:hint="eastAsia"/>
+                <w:b/>
+                <w:bCs/>
+                <w:sz w:val="24"/>
+                <w:szCs w:val="24"/>
+              </w:rPr>
+              <w:tab/>
+              <w:t xml:space="preserve">     &lt;el-table-column prop="username" label="userName"/&gt;</w:t>
+            </w:r>
+          </w:p>
+          <w:p>
+            <w:pPr>
+              <w:rPr>
+                <w:rFonts w:hint="eastAsia"/>
+                <w:b/>
+                <w:bCs/>
+                <w:sz w:val="24"/>
+                <w:szCs w:val="24"/>
+              </w:rPr>
+            </w:pPr>
+            <w:r>
+              <w:rPr>
+                <w:rFonts w:hint="eastAsia"/>
+                <w:b/>
+                <w:bCs/>
+                <w:sz w:val="24"/>
+                <w:szCs w:val="24"/>
+              </w:rPr>
+              <w:tab/>
+              <w:t xml:space="preserve">     &lt;el-table-column prop="email" label="Email" /&gt;</w:t>
+            </w:r>
+          </w:p>
+          <w:p>
+            <w:pPr>
+              <w:rPr>
+                <w:rFonts w:hint="eastAsia"/>
+                <w:b/>
+                <w:bCs/>
+                <w:sz w:val="24"/>
+                <w:szCs w:val="24"/>
+              </w:rPr>
+            </w:pPr>
+            <w:r>
+              <w:rPr>
+                <w:rFonts w:hint="eastAsia"/>
+                <w:b/>
+                <w:bCs/>
+                <w:sz w:val="24"/>
+                <w:szCs w:val="24"/>
+              </w:rPr>
+              <w:tab/>
+              <w:t xml:space="preserve">     &lt;el-table-column prop="address" label="Address"  /&gt;</w:t>
+            </w:r>
+          </w:p>
+          <w:p>
+            <w:pPr>
+              <w:rPr>
+                <w:rFonts w:hint="eastAsia"/>
+                <w:b/>
+                <w:bCs/>
+                <w:sz w:val="24"/>
+                <w:szCs w:val="24"/>
+              </w:rPr>
+            </w:pPr>
+            <w:r>
+              <w:rPr>
+                <w:rFonts w:hint="eastAsia"/>
+                <w:b/>
+                <w:bCs/>
+                <w:sz w:val="24"/>
+                <w:szCs w:val="24"/>
+              </w:rPr>
+              <w:tab/>
+              <w:t xml:space="preserve">     &lt;el-table-column fixed="right" label="Operations" min-width="120"&gt;</w:t>
+            </w:r>
+          </w:p>
+          <w:p>
+            <w:pPr>
+              <w:rPr>
+                <w:rFonts w:hint="eastAsia"/>
+                <w:b/>
+                <w:bCs/>
+                <w:sz w:val="24"/>
+                <w:szCs w:val="24"/>
+              </w:rPr>
+            </w:pPr>
+            <w:r>
+              <w:rPr>
+                <w:rFonts w:hint="eastAsia"/>
+                <w:b/>
+                <w:bCs/>
+                <w:sz w:val="24"/>
+                <w:szCs w:val="24"/>
+              </w:rPr>
+              <w:tab/>
+              <w:t xml:space="preserve">       &lt;template #default&gt;</w:t>
+            </w:r>
+          </w:p>
+          <w:p>
+            <w:pPr>
+              <w:rPr>
+                <w:rFonts w:hint="eastAsia"/>
+                <w:b/>
+                <w:bCs/>
+                <w:sz w:val="24"/>
+                <w:szCs w:val="24"/>
+              </w:rPr>
+            </w:pPr>
+            <w:r>
+              <w:rPr>
+                <w:rFonts w:hint="eastAsia"/>
+                <w:b/>
+                <w:bCs/>
+                <w:sz w:val="24"/>
+                <w:szCs w:val="24"/>
+              </w:rPr>
+              <w:tab/>
+              <w:t xml:space="preserve">         &lt;el-button link type="primary" size="small" @click="showDetail"&gt;</w:t>
+            </w:r>
+          </w:p>
+          <w:p>
+            <w:pPr>
+              <w:rPr>
+                <w:rFonts w:hint="eastAsia"/>
+                <w:b/>
+                <w:bCs/>
+                <w:sz w:val="24"/>
+                <w:szCs w:val="24"/>
+              </w:rPr>
+            </w:pPr>
+            <w:r>
+              <w:rPr>
+                <w:rFonts w:hint="eastAsia"/>
+                <w:b/>
+                <w:bCs/>
+                <w:sz w:val="24"/>
+                <w:szCs w:val="24"/>
+              </w:rPr>
+              <w:tab/>
+              <w:t xml:space="preserve">           Detail</w:t>
+            </w:r>
+          </w:p>
+          <w:p>
+            <w:pPr>
+              <w:rPr>
+                <w:rFonts w:hint="eastAsia"/>
+                <w:b/>
+                <w:bCs/>
+                <w:sz w:val="24"/>
+                <w:szCs w:val="24"/>
+              </w:rPr>
+            </w:pPr>
+            <w:r>
+              <w:rPr>
+                <w:rFonts w:hint="eastAsia"/>
+                <w:b/>
+                <w:bCs/>
+                <w:sz w:val="24"/>
+                <w:szCs w:val="24"/>
+              </w:rPr>
+              <w:tab/>
+              <w:t xml:space="preserve">         &lt;/el-button&gt;</w:t>
+            </w:r>
+          </w:p>
+          <w:p>
+            <w:pPr>
+              <w:rPr>
+                <w:rFonts w:hint="eastAsia"/>
+                <w:b/>
+                <w:bCs/>
+                <w:sz w:val="24"/>
+                <w:szCs w:val="24"/>
+              </w:rPr>
+            </w:pPr>
+            <w:r>
+              <w:rPr>
+                <w:rFonts w:hint="eastAsia"/>
+                <w:b/>
+                <w:bCs/>
+                <w:sz w:val="24"/>
+                <w:szCs w:val="24"/>
+              </w:rPr>
+              <w:tab/>
+              <w:t xml:space="preserve">         &lt;el-button link type="primary" size="small"&gt;Edit&lt;/el-button&gt;</w:t>
+            </w:r>
+          </w:p>
+          <w:p>
+            <w:pPr>
+              <w:rPr>
+                <w:rFonts w:hint="eastAsia"/>
+                <w:b/>
+                <w:bCs/>
+                <w:sz w:val="24"/>
+                <w:szCs w:val="24"/>
+              </w:rPr>
+            </w:pPr>
+            <w:r>
+              <w:rPr>
+                <w:rFonts w:hint="eastAsia"/>
+                <w:b/>
+                <w:bCs/>
+                <w:sz w:val="24"/>
+                <w:szCs w:val="24"/>
+              </w:rPr>
+              <w:tab/>
+              <w:t xml:space="preserve">       &lt;/template&gt;</w:t>
+            </w:r>
+          </w:p>
+          <w:p>
+            <w:pPr>
+              <w:rPr>
+                <w:rFonts w:hint="eastAsia"/>
+                <w:b/>
+                <w:bCs/>
+                <w:sz w:val="24"/>
+                <w:szCs w:val="24"/>
+              </w:rPr>
+            </w:pPr>
+            <w:r>
+              <w:rPr>
+                <w:rFonts w:hint="eastAsia"/>
+                <w:b/>
+                <w:bCs/>
+                <w:sz w:val="24"/>
+                <w:szCs w:val="24"/>
+              </w:rPr>
+              <w:tab/>
+              <w:t xml:space="preserve">     &lt;/el-table-column&gt;</w:t>
+            </w:r>
+          </w:p>
+          <w:p>
+            <w:pPr>
+              <w:rPr>
+                <w:rFonts w:hint="eastAsia"/>
+                <w:b/>
+                <w:bCs/>
+                <w:sz w:val="24"/>
+                <w:szCs w:val="24"/>
+              </w:rPr>
+            </w:pPr>
+            <w:r>
+              <w:rPr>
+                <w:rFonts w:hint="eastAsia"/>
+                <w:b/>
+                <w:bCs/>
+                <w:sz w:val="24"/>
+                <w:szCs w:val="24"/>
+              </w:rPr>
+              <w:tab/>
+              <w:t xml:space="preserve">   &lt;/el-table&gt;</w:t>
+            </w:r>
+          </w:p>
+          <w:p>
+            <w:pPr>
+              <w:rPr>
+                <w:rFonts w:hint="eastAsia"/>
+                <w:b/>
+                <w:bCs/>
+                <w:sz w:val="24"/>
+                <w:szCs w:val="24"/>
+              </w:rPr>
+            </w:pPr>
+            <w:r>
+              <w:rPr>
+                <w:rFonts w:hint="eastAsia"/>
+                <w:b/>
+                <w:bCs/>
+                <w:sz w:val="24"/>
+                <w:szCs w:val="24"/>
+              </w:rPr>
+              <w:t>&lt;!--</w:t>
+            </w:r>
+            <w:r>
+              <w:rPr>
+                <w:rFonts w:hint="eastAsia"/>
+                <w:b/>
+                <w:bCs/>
+                <w:sz w:val="24"/>
+                <w:szCs w:val="24"/>
+              </w:rPr>
+              <w:tab/>
+              <w:t xml:space="preserve">    {{tableData}} --&gt;</w:t>
+            </w:r>
+          </w:p>
+          <w:p>
+            <w:pPr>
+              <w:rPr>
+                <w:rFonts w:hint="eastAsia"/>
+                <w:b/>
+                <w:bCs/>
+                <w:sz w:val="24"/>
+                <w:szCs w:val="24"/>
+              </w:rPr>
+            </w:pPr>
+            <w:r>
+              <w:rPr>
+                <w:rFonts w:hint="eastAsia"/>
+                <w:b/>
+                <w:bCs/>
+                <w:sz w:val="24"/>
+                <w:szCs w:val="24"/>
+              </w:rPr>
+              <w:tab/>
+              <w:t xml:space="preserve">  </w:t>
+            </w:r>
+          </w:p>
+          <w:p>
+            <w:pPr>
+              <w:rPr>
+                <w:rFonts w:hint="eastAsia"/>
+                <w:b/>
+                <w:bCs/>
+                <w:sz w:val="24"/>
+                <w:szCs w:val="24"/>
+              </w:rPr>
+            </w:pPr>
+            <w:r>
+              <w:rPr>
+                <w:rFonts w:hint="eastAsia"/>
+                <w:b/>
+                <w:bCs/>
+                <w:sz w:val="24"/>
+                <w:szCs w:val="24"/>
+              </w:rPr>
+              <w:tab/>
+            </w:r>
+          </w:p>
+          <w:p>
+            <w:pPr>
+              <w:rPr>
+                <w:rFonts w:hint="eastAsia"/>
+                <w:b/>
+                <w:bCs/>
+                <w:sz w:val="24"/>
+                <w:szCs w:val="24"/>
+              </w:rPr>
+            </w:pPr>
+            <w:r>
+              <w:rPr>
+                <w:rFonts w:hint="eastAsia"/>
+                <w:b/>
+                <w:bCs/>
+                <w:sz w:val="24"/>
+                <w:szCs w:val="24"/>
+              </w:rPr>
+              <w:tab/>
+              <w:t xml:space="preserve">    </w:t>
+            </w:r>
+          </w:p>
+          <w:p>
+            <w:pPr>
+              <w:rPr>
+                <w:rFonts w:hint="eastAsia"/>
+                <w:b/>
+                <w:bCs/>
+                <w:sz w:val="24"/>
+                <w:szCs w:val="24"/>
+              </w:rPr>
+            </w:pPr>
+            <w:r>
+              <w:rPr>
+                <w:rFonts w:hint="eastAsia"/>
+                <w:b/>
+                <w:bCs/>
+                <w:sz w:val="24"/>
+                <w:szCs w:val="24"/>
+              </w:rPr>
+              <w:t xml:space="preserve">  &lt;/div&gt;</w:t>
+            </w:r>
+          </w:p>
+          <w:p>
+            <w:pPr>
+              <w:rPr>
+                <w:rFonts w:hint="eastAsia"/>
+                <w:b/>
+                <w:bCs/>
+                <w:sz w:val="24"/>
+                <w:szCs w:val="24"/>
+              </w:rPr>
+            </w:pPr>
+            <w:r>
+              <w:rPr>
+                <w:rFonts w:hint="eastAsia"/>
+                <w:b/>
+                <w:bCs/>
+                <w:sz w:val="24"/>
+                <w:szCs w:val="24"/>
+              </w:rPr>
+              <w:t>&lt;/template&gt;</w:t>
+            </w:r>
+          </w:p>
+          <w:p>
+            <w:pPr>
+              <w:rPr>
+                <w:rFonts w:hint="eastAsia"/>
+                <w:b/>
+                <w:bCs/>
+                <w:sz w:val="24"/>
+                <w:szCs w:val="24"/>
+              </w:rPr>
+            </w:pPr>
+          </w:p>
+          <w:p>
+            <w:pPr>
+              <w:rPr>
+                <w:rFonts w:hint="eastAsia"/>
+                <w:b/>
+                <w:bCs/>
+                <w:sz w:val="24"/>
+                <w:szCs w:val="24"/>
+              </w:rPr>
+            </w:pPr>
+            <w:r>
+              <w:rPr>
+                <w:rFonts w:hint="eastAsia"/>
+                <w:b/>
+                <w:bCs/>
+                <w:sz w:val="24"/>
+                <w:szCs w:val="24"/>
+              </w:rPr>
+              <w:t>&lt;script setup&gt;</w:t>
+            </w:r>
+          </w:p>
+          <w:p>
+            <w:pPr>
+              <w:rPr>
+                <w:rFonts w:hint="eastAsia"/>
+                <w:b/>
+                <w:bCs/>
+                <w:sz w:val="24"/>
+                <w:szCs w:val="24"/>
+              </w:rPr>
+            </w:pPr>
+            <w:r>
+              <w:rPr>
+                <w:rFonts w:hint="eastAsia"/>
+                <w:b/>
+                <w:bCs/>
+                <w:sz w:val="24"/>
+                <w:szCs w:val="24"/>
+              </w:rPr>
+              <w:t xml:space="preserve">   import { ref,reactive ,computed} from 'vue';</w:t>
+            </w:r>
+            <w:r>
+              <w:rPr>
+                <w:rFonts w:hint="eastAsia"/>
+                <w:b/>
+                <w:bCs/>
+                <w:sz w:val="24"/>
+                <w:szCs w:val="24"/>
+              </w:rPr>
+              <w:tab/>
+            </w:r>
+          </w:p>
+          <w:p>
+            <w:pPr>
+              <w:rPr>
+                <w:rFonts w:hint="eastAsia"/>
+                <w:b/>
+                <w:bCs/>
+                <w:sz w:val="24"/>
+                <w:szCs w:val="24"/>
+              </w:rPr>
+            </w:pPr>
+            <w:r>
+              <w:rPr>
+                <w:rFonts w:hint="eastAsia"/>
+                <w:b/>
+                <w:bCs/>
+                <w:sz w:val="24"/>
+                <w:szCs w:val="24"/>
+              </w:rPr>
+              <w:t xml:space="preserve">   import axios from 'axios';</w:t>
+            </w:r>
+          </w:p>
+          <w:p>
+            <w:pPr>
+              <w:rPr>
+                <w:rFonts w:hint="eastAsia"/>
+                <w:b/>
+                <w:bCs/>
+                <w:sz w:val="24"/>
+                <w:szCs w:val="24"/>
+              </w:rPr>
+            </w:pPr>
+            <w:r>
+              <w:rPr>
+                <w:rFonts w:hint="eastAsia"/>
+                <w:b/>
+                <w:bCs/>
+                <w:sz w:val="24"/>
+                <w:szCs w:val="24"/>
+              </w:rPr>
+              <w:t xml:space="preserve">   </w:t>
+            </w:r>
+          </w:p>
+          <w:p>
+            <w:pPr>
+              <w:rPr>
+                <w:rFonts w:hint="eastAsia"/>
+                <w:b/>
+                <w:bCs/>
+                <w:sz w:val="24"/>
+                <w:szCs w:val="24"/>
+              </w:rPr>
+            </w:pPr>
+            <w:r>
+              <w:rPr>
+                <w:rFonts w:hint="eastAsia"/>
+                <w:b/>
+                <w:bCs/>
+                <w:sz w:val="24"/>
+                <w:szCs w:val="24"/>
+              </w:rPr>
+              <w:t xml:space="preserve">   let tableData = reactive([])</w:t>
+            </w:r>
+          </w:p>
+          <w:p>
+            <w:pPr>
+              <w:rPr>
+                <w:rFonts w:hint="eastAsia"/>
+                <w:b/>
+                <w:bCs/>
+                <w:sz w:val="24"/>
+                <w:szCs w:val="24"/>
+              </w:rPr>
+            </w:pPr>
+            <w:r>
+              <w:rPr>
+                <w:rFonts w:hint="eastAsia"/>
+                <w:b/>
+                <w:bCs/>
+                <w:sz w:val="24"/>
+                <w:szCs w:val="24"/>
+              </w:rPr>
+              <w:t xml:space="preserve">   let len = ref(0)</w:t>
+            </w:r>
+          </w:p>
+          <w:p>
+            <w:pPr>
+              <w:rPr>
+                <w:rFonts w:hint="eastAsia"/>
+                <w:b/>
+                <w:bCs/>
+                <w:sz w:val="24"/>
+                <w:szCs w:val="24"/>
+              </w:rPr>
+            </w:pPr>
+            <w:r>
+              <w:rPr>
+                <w:rFonts w:hint="eastAsia"/>
+                <w:b/>
+                <w:bCs/>
+                <w:sz w:val="24"/>
+                <w:szCs w:val="24"/>
+              </w:rPr>
+              <w:t xml:space="preserve">   </w:t>
+            </w:r>
+          </w:p>
+          <w:p>
+            <w:pPr>
+              <w:rPr>
+                <w:rFonts w:hint="eastAsia"/>
+                <w:b/>
+                <w:bCs/>
+                <w:sz w:val="24"/>
+                <w:szCs w:val="24"/>
+              </w:rPr>
+            </w:pPr>
+            <w:r>
+              <w:rPr>
+                <w:rFonts w:hint="eastAsia"/>
+                <w:b/>
+                <w:bCs/>
+                <w:sz w:val="24"/>
+                <w:szCs w:val="24"/>
+              </w:rPr>
+              <w:t xml:space="preserve">   let handleClick = ()=&gt;{</w:t>
+            </w:r>
+          </w:p>
+          <w:p>
+            <w:pPr>
+              <w:rPr>
+                <w:rFonts w:hint="eastAsia"/>
+                <w:b/>
+                <w:bCs/>
+                <w:sz w:val="24"/>
+                <w:szCs w:val="24"/>
+              </w:rPr>
+            </w:pPr>
+            <w:r>
+              <w:rPr>
+                <w:rFonts w:hint="eastAsia"/>
+                <w:b/>
+                <w:bCs/>
+                <w:sz w:val="24"/>
+                <w:szCs w:val="24"/>
+              </w:rPr>
+              <w:tab/>
+              <w:t xml:space="preserve"> </w:t>
+            </w:r>
+          </w:p>
+          <w:p>
+            <w:pPr>
+              <w:rPr>
+                <w:rFonts w:hint="eastAsia"/>
+                <w:b/>
+                <w:bCs/>
+                <w:sz w:val="24"/>
+                <w:szCs w:val="24"/>
+              </w:rPr>
+            </w:pPr>
+            <w:r>
+              <w:rPr>
+                <w:rFonts w:hint="eastAsia"/>
+                <w:b/>
+                <w:bCs/>
+                <w:sz w:val="24"/>
+                <w:szCs w:val="24"/>
+              </w:rPr>
+              <w:tab/>
+            </w:r>
+            <w:r>
+              <w:rPr>
+                <w:rFonts w:hint="eastAsia"/>
+                <w:b/>
+                <w:bCs/>
+                <w:sz w:val="24"/>
+                <w:szCs w:val="24"/>
+              </w:rPr>
+              <w:tab/>
+              <w:t>// const options = {</w:t>
+            </w:r>
+          </w:p>
+          <w:p>
+            <w:pPr>
+              <w:rPr>
+                <w:rFonts w:hint="eastAsia"/>
+                <w:b/>
+                <w:bCs/>
+                <w:sz w:val="24"/>
+                <w:szCs w:val="24"/>
+              </w:rPr>
+            </w:pPr>
+            <w:r>
+              <w:rPr>
+                <w:rFonts w:hint="eastAsia"/>
+                <w:b/>
+                <w:bCs/>
+                <w:sz w:val="24"/>
+                <w:szCs w:val="24"/>
+              </w:rPr>
+              <w:tab/>
+            </w:r>
+            <w:r>
+              <w:rPr>
+                <w:rFonts w:hint="eastAsia"/>
+                <w:b/>
+                <w:bCs/>
+                <w:sz w:val="24"/>
+                <w:szCs w:val="24"/>
+              </w:rPr>
+              <w:tab/>
+              <w:t>//   method: 'GET',</w:t>
+            </w:r>
+          </w:p>
+          <w:p>
+            <w:pPr>
+              <w:rPr>
+                <w:rFonts w:hint="eastAsia"/>
+                <w:b/>
+                <w:bCs/>
+                <w:sz w:val="24"/>
+                <w:szCs w:val="24"/>
+              </w:rPr>
+            </w:pPr>
+            <w:r>
+              <w:rPr>
+                <w:rFonts w:hint="eastAsia"/>
+                <w:b/>
+                <w:bCs/>
+                <w:sz w:val="24"/>
+                <w:szCs w:val="24"/>
+              </w:rPr>
+              <w:tab/>
+            </w:r>
+            <w:r>
+              <w:rPr>
+                <w:rFonts w:hint="eastAsia"/>
+                <w:b/>
+                <w:bCs/>
+                <w:sz w:val="24"/>
+                <w:szCs w:val="24"/>
+              </w:rPr>
+              <w:tab/>
+              <w:t>//   url: 'https://jsonplaceholder.typicode.com/users'</w:t>
+            </w:r>
+          </w:p>
+          <w:p>
+            <w:pPr>
+              <w:rPr>
+                <w:rFonts w:hint="eastAsia"/>
+                <w:b/>
+                <w:bCs/>
+                <w:sz w:val="24"/>
+                <w:szCs w:val="24"/>
+              </w:rPr>
+            </w:pPr>
+            <w:r>
+              <w:rPr>
+                <w:rFonts w:hint="eastAsia"/>
+                <w:b/>
+                <w:bCs/>
+                <w:sz w:val="24"/>
+                <w:szCs w:val="24"/>
+              </w:rPr>
+              <w:tab/>
+            </w:r>
+            <w:r>
+              <w:rPr>
+                <w:rFonts w:hint="eastAsia"/>
+                <w:b/>
+                <w:bCs/>
+                <w:sz w:val="24"/>
+                <w:szCs w:val="24"/>
+              </w:rPr>
+              <w:tab/>
+              <w:t>// };</w:t>
+            </w:r>
+          </w:p>
+          <w:p>
+            <w:pPr>
+              <w:rPr>
+                <w:rFonts w:hint="eastAsia"/>
+                <w:b/>
+                <w:bCs/>
+                <w:sz w:val="24"/>
+                <w:szCs w:val="24"/>
+              </w:rPr>
+            </w:pPr>
+            <w:r>
+              <w:rPr>
+                <w:rFonts w:hint="eastAsia"/>
+                <w:b/>
+                <w:bCs/>
+                <w:sz w:val="24"/>
+                <w:szCs w:val="24"/>
+              </w:rPr>
+              <w:tab/>
+            </w:r>
+            <w:r>
+              <w:rPr>
+                <w:rFonts w:hint="eastAsia"/>
+                <w:b/>
+                <w:bCs/>
+                <w:sz w:val="24"/>
+                <w:szCs w:val="24"/>
+              </w:rPr>
+              <w:tab/>
+            </w:r>
+          </w:p>
+          <w:p>
+            <w:pPr>
+              <w:rPr>
+                <w:rFonts w:hint="eastAsia"/>
+                <w:b/>
+                <w:bCs/>
+                <w:sz w:val="24"/>
+                <w:szCs w:val="24"/>
+              </w:rPr>
+            </w:pPr>
+            <w:r>
+              <w:rPr>
+                <w:rFonts w:hint="eastAsia"/>
+                <w:b/>
+                <w:bCs/>
+                <w:sz w:val="24"/>
+                <w:szCs w:val="24"/>
+              </w:rPr>
+              <w:tab/>
+            </w:r>
+            <w:r>
+              <w:rPr>
+                <w:rFonts w:hint="eastAsia"/>
+                <w:b/>
+                <w:bCs/>
+                <w:sz w:val="24"/>
+                <w:szCs w:val="24"/>
+              </w:rPr>
+              <w:tab/>
+              <w:t xml:space="preserve"> axios.get('https://jsonplaceholder.typicode.com/users')</w:t>
+            </w:r>
+          </w:p>
+          <w:p>
+            <w:pPr>
+              <w:rPr>
+                <w:rFonts w:hint="eastAsia"/>
+                <w:b/>
+                <w:bCs/>
+                <w:sz w:val="24"/>
+                <w:szCs w:val="24"/>
+              </w:rPr>
+            </w:pPr>
+            <w:r>
+              <w:rPr>
+                <w:rFonts w:hint="eastAsia"/>
+                <w:b/>
+                <w:bCs/>
+                <w:sz w:val="24"/>
+                <w:szCs w:val="24"/>
+              </w:rPr>
+              <w:tab/>
+            </w:r>
+            <w:r>
+              <w:rPr>
+                <w:rFonts w:hint="eastAsia"/>
+                <w:b/>
+                <w:bCs/>
+                <w:sz w:val="24"/>
+                <w:szCs w:val="24"/>
+              </w:rPr>
+              <w:tab/>
+            </w:r>
+            <w:r>
+              <w:rPr>
+                <w:rFonts w:hint="eastAsia"/>
+                <w:b/>
+                <w:bCs/>
+                <w:sz w:val="24"/>
+                <w:szCs w:val="24"/>
+              </w:rPr>
+              <w:tab/>
+              <w:t xml:space="preserve">  .then(res=&gt;{</w:t>
+            </w:r>
+          </w:p>
+          <w:p>
+            <w:pPr>
+              <w:rPr>
+                <w:rFonts w:hint="eastAsia"/>
+                <w:b/>
+                <w:bCs/>
+                <w:sz w:val="24"/>
+                <w:szCs w:val="24"/>
+              </w:rPr>
+            </w:pPr>
+            <w:r>
+              <w:rPr>
+                <w:rFonts w:hint="eastAsia"/>
+                <w:b/>
+                <w:bCs/>
+                <w:sz w:val="24"/>
+                <w:szCs w:val="24"/>
+              </w:rPr>
+              <w:tab/>
+            </w:r>
+            <w:r>
+              <w:rPr>
+                <w:rFonts w:hint="eastAsia"/>
+                <w:b/>
+                <w:bCs/>
+                <w:sz w:val="24"/>
+                <w:szCs w:val="24"/>
+              </w:rPr>
+              <w:tab/>
+            </w:r>
+            <w:r>
+              <w:rPr>
+                <w:rFonts w:hint="eastAsia"/>
+                <w:b/>
+                <w:bCs/>
+                <w:sz w:val="24"/>
+                <w:szCs w:val="24"/>
+              </w:rPr>
+              <w:tab/>
+            </w:r>
+            <w:r>
+              <w:rPr>
+                <w:rFonts w:hint="eastAsia"/>
+                <w:b/>
+                <w:bCs/>
+                <w:sz w:val="24"/>
+                <w:szCs w:val="24"/>
+              </w:rPr>
+              <w:tab/>
+              <w:t xml:space="preserve"> // tableData = res.data  //不要使用=来直接赋值,否则可能不是响应式的数据,无法渲染.</w:t>
+            </w:r>
+          </w:p>
+          <w:p>
+            <w:pPr>
+              <w:rPr>
+                <w:rFonts w:hint="eastAsia"/>
+                <w:b/>
+                <w:bCs/>
+                <w:sz w:val="24"/>
+                <w:szCs w:val="24"/>
+              </w:rPr>
+            </w:pPr>
+            <w:r>
+              <w:rPr>
+                <w:rFonts w:hint="eastAsia"/>
+                <w:b/>
+                <w:bCs/>
+                <w:sz w:val="24"/>
+                <w:szCs w:val="24"/>
+              </w:rPr>
+              <w:tab/>
+            </w:r>
+            <w:r>
+              <w:rPr>
+                <w:rFonts w:hint="eastAsia"/>
+                <w:b/>
+                <w:bCs/>
+                <w:sz w:val="24"/>
+                <w:szCs w:val="24"/>
+              </w:rPr>
+              <w:tab/>
+            </w:r>
+            <w:r>
+              <w:rPr>
+                <w:rFonts w:hint="eastAsia"/>
+                <w:b/>
+                <w:bCs/>
+                <w:sz w:val="24"/>
+                <w:szCs w:val="24"/>
+              </w:rPr>
+              <w:tab/>
+            </w:r>
+            <w:r>
+              <w:rPr>
+                <w:rFonts w:hint="eastAsia"/>
+                <w:b/>
+                <w:bCs/>
+                <w:sz w:val="24"/>
+                <w:szCs w:val="24"/>
+              </w:rPr>
+              <w:tab/>
+              <w:t xml:space="preserve"> for (let item of res.data){</w:t>
+            </w:r>
+          </w:p>
+          <w:p>
+            <w:pPr>
+              <w:rPr>
+                <w:rFonts w:hint="eastAsia"/>
+                <w:b/>
+                <w:bCs/>
+                <w:sz w:val="24"/>
+                <w:szCs w:val="24"/>
+              </w:rPr>
+            </w:pPr>
+            <w:r>
+              <w:rPr>
+                <w:rFonts w:hint="eastAsia"/>
+                <w:b/>
+                <w:bCs/>
+                <w:sz w:val="24"/>
+                <w:szCs w:val="24"/>
+              </w:rPr>
+              <w:tab/>
+            </w:r>
+            <w:r>
+              <w:rPr>
+                <w:rFonts w:hint="eastAsia"/>
+                <w:b/>
+                <w:bCs/>
+                <w:sz w:val="24"/>
+                <w:szCs w:val="24"/>
+              </w:rPr>
+              <w:tab/>
+            </w:r>
+            <w:r>
+              <w:rPr>
+                <w:rFonts w:hint="eastAsia"/>
+                <w:b/>
+                <w:bCs/>
+                <w:sz w:val="24"/>
+                <w:szCs w:val="24"/>
+              </w:rPr>
+              <w:tab/>
+            </w:r>
+            <w:r>
+              <w:rPr>
+                <w:rFonts w:hint="eastAsia"/>
+                <w:b/>
+                <w:bCs/>
+                <w:sz w:val="24"/>
+                <w:szCs w:val="24"/>
+              </w:rPr>
+              <w:tab/>
+            </w:r>
+            <w:r>
+              <w:rPr>
+                <w:rFonts w:hint="eastAsia"/>
+                <w:b/>
+                <w:bCs/>
+                <w:sz w:val="24"/>
+                <w:szCs w:val="24"/>
+              </w:rPr>
+              <w:tab/>
+              <w:t>// console.log(item.address.street)</w:t>
+            </w:r>
+          </w:p>
+          <w:p>
+            <w:pPr>
+              <w:rPr>
+                <w:rFonts w:hint="eastAsia"/>
+                <w:b/>
+                <w:bCs/>
+                <w:sz w:val="24"/>
+                <w:szCs w:val="24"/>
+              </w:rPr>
+            </w:pPr>
+            <w:r>
+              <w:rPr>
+                <w:rFonts w:hint="eastAsia"/>
+                <w:b/>
+                <w:bCs/>
+                <w:sz w:val="24"/>
+                <w:szCs w:val="24"/>
+              </w:rPr>
+              <w:tab/>
+            </w:r>
+            <w:r>
+              <w:rPr>
+                <w:rFonts w:hint="eastAsia"/>
+                <w:b/>
+                <w:bCs/>
+                <w:sz w:val="24"/>
+                <w:szCs w:val="24"/>
+              </w:rPr>
+              <w:tab/>
+            </w:r>
+            <w:r>
+              <w:rPr>
+                <w:rFonts w:hint="eastAsia"/>
+                <w:b/>
+                <w:bCs/>
+                <w:sz w:val="24"/>
+                <w:szCs w:val="24"/>
+              </w:rPr>
+              <w:tab/>
+            </w:r>
+            <w:r>
+              <w:rPr>
+                <w:rFonts w:hint="eastAsia"/>
+                <w:b/>
+                <w:bCs/>
+                <w:sz w:val="24"/>
+                <w:szCs w:val="24"/>
+              </w:rPr>
+              <w:tab/>
+            </w:r>
+            <w:r>
+              <w:rPr>
+                <w:rFonts w:hint="eastAsia"/>
+                <w:b/>
+                <w:bCs/>
+                <w:sz w:val="24"/>
+                <w:szCs w:val="24"/>
+              </w:rPr>
+              <w:tab/>
+              <w:t>// console.log(item.address.suite)</w:t>
+            </w:r>
+          </w:p>
+          <w:p>
+            <w:pPr>
+              <w:rPr>
+                <w:rFonts w:hint="eastAsia"/>
+                <w:b/>
+                <w:bCs/>
+                <w:sz w:val="24"/>
+                <w:szCs w:val="24"/>
+              </w:rPr>
+            </w:pPr>
+            <w:r>
+              <w:rPr>
+                <w:rFonts w:hint="eastAsia"/>
+                <w:b/>
+                <w:bCs/>
+                <w:sz w:val="24"/>
+                <w:szCs w:val="24"/>
+              </w:rPr>
+              <w:tab/>
+            </w:r>
+            <w:r>
+              <w:rPr>
+                <w:rFonts w:hint="eastAsia"/>
+                <w:b/>
+                <w:bCs/>
+                <w:sz w:val="24"/>
+                <w:szCs w:val="24"/>
+              </w:rPr>
+              <w:tab/>
+            </w:r>
+            <w:r>
+              <w:rPr>
+                <w:rFonts w:hint="eastAsia"/>
+                <w:b/>
+                <w:bCs/>
+                <w:sz w:val="24"/>
+                <w:szCs w:val="24"/>
+              </w:rPr>
+              <w:tab/>
+            </w:r>
+            <w:r>
+              <w:rPr>
+                <w:rFonts w:hint="eastAsia"/>
+                <w:b/>
+                <w:bCs/>
+                <w:sz w:val="24"/>
+                <w:szCs w:val="24"/>
+              </w:rPr>
+              <w:tab/>
+            </w:r>
+            <w:r>
+              <w:rPr>
+                <w:rFonts w:hint="eastAsia"/>
+                <w:b/>
+                <w:bCs/>
+                <w:sz w:val="24"/>
+                <w:szCs w:val="24"/>
+              </w:rPr>
+              <w:tab/>
+              <w:t>// console.log(item.address.city)</w:t>
+            </w:r>
+          </w:p>
+          <w:p>
+            <w:pPr>
+              <w:rPr>
+                <w:rFonts w:hint="eastAsia"/>
+                <w:b/>
+                <w:bCs/>
+                <w:sz w:val="24"/>
+                <w:szCs w:val="24"/>
+              </w:rPr>
+            </w:pPr>
+            <w:r>
+              <w:rPr>
+                <w:rFonts w:hint="eastAsia"/>
+                <w:b/>
+                <w:bCs/>
+                <w:sz w:val="24"/>
+                <w:szCs w:val="24"/>
+              </w:rPr>
+              <w:tab/>
+            </w:r>
+            <w:r>
+              <w:rPr>
+                <w:rFonts w:hint="eastAsia"/>
+                <w:b/>
+                <w:bCs/>
+                <w:sz w:val="24"/>
+                <w:szCs w:val="24"/>
+              </w:rPr>
+              <w:tab/>
+            </w:r>
+            <w:r>
+              <w:rPr>
+                <w:rFonts w:hint="eastAsia"/>
+                <w:b/>
+                <w:bCs/>
+                <w:sz w:val="24"/>
+                <w:szCs w:val="24"/>
+              </w:rPr>
+              <w:tab/>
+            </w:r>
+            <w:r>
+              <w:rPr>
+                <w:rFonts w:hint="eastAsia"/>
+                <w:b/>
+                <w:bCs/>
+                <w:sz w:val="24"/>
+                <w:szCs w:val="24"/>
+              </w:rPr>
+              <w:tab/>
+            </w:r>
+            <w:r>
+              <w:rPr>
+                <w:rFonts w:hint="eastAsia"/>
+                <w:b/>
+                <w:bCs/>
+                <w:sz w:val="24"/>
+                <w:szCs w:val="24"/>
+              </w:rPr>
+              <w:tab/>
+              <w:t>//需要做地址拼接</w:t>
+            </w:r>
+          </w:p>
+          <w:p>
+            <w:pPr>
+              <w:rPr>
+                <w:rFonts w:hint="eastAsia"/>
+                <w:b/>
+                <w:bCs/>
+                <w:sz w:val="24"/>
+                <w:szCs w:val="24"/>
+              </w:rPr>
+            </w:pPr>
+            <w:r>
+              <w:rPr>
+                <w:rFonts w:hint="eastAsia"/>
+                <w:b/>
+                <w:bCs/>
+                <w:sz w:val="24"/>
+                <w:szCs w:val="24"/>
+              </w:rPr>
+              <w:tab/>
+            </w:r>
+            <w:r>
+              <w:rPr>
+                <w:rFonts w:hint="eastAsia"/>
+                <w:b/>
+                <w:bCs/>
+                <w:sz w:val="24"/>
+                <w:szCs w:val="24"/>
+              </w:rPr>
+              <w:tab/>
+            </w:r>
+            <w:r>
+              <w:rPr>
+                <w:rFonts w:hint="eastAsia"/>
+                <w:b/>
+                <w:bCs/>
+                <w:sz w:val="24"/>
+                <w:szCs w:val="24"/>
+              </w:rPr>
+              <w:tab/>
+            </w:r>
+            <w:r>
+              <w:rPr>
+                <w:rFonts w:hint="eastAsia"/>
+                <w:b/>
+                <w:bCs/>
+                <w:sz w:val="24"/>
+                <w:szCs w:val="24"/>
+              </w:rPr>
+              <w:tab/>
+            </w:r>
+            <w:r>
+              <w:rPr>
+                <w:rFonts w:hint="eastAsia"/>
+                <w:b/>
+                <w:bCs/>
+                <w:sz w:val="24"/>
+                <w:szCs w:val="24"/>
+              </w:rPr>
+              <w:tab/>
+              <w:t>let addr = item.address.city+","+item.address.street + ","+item.address.suite</w:t>
+            </w:r>
+          </w:p>
+          <w:p>
+            <w:pPr>
+              <w:rPr>
+                <w:rFonts w:hint="eastAsia"/>
+                <w:b/>
+                <w:bCs/>
+                <w:sz w:val="24"/>
+                <w:szCs w:val="24"/>
+              </w:rPr>
+            </w:pPr>
+            <w:r>
+              <w:rPr>
+                <w:rFonts w:hint="eastAsia"/>
+                <w:b/>
+                <w:bCs/>
+                <w:sz w:val="24"/>
+                <w:szCs w:val="24"/>
+              </w:rPr>
+              <w:tab/>
+            </w:r>
+            <w:r>
+              <w:rPr>
+                <w:rFonts w:hint="eastAsia"/>
+                <w:b/>
+                <w:bCs/>
+                <w:sz w:val="24"/>
+                <w:szCs w:val="24"/>
+              </w:rPr>
+              <w:tab/>
+            </w:r>
+            <w:r>
+              <w:rPr>
+                <w:rFonts w:hint="eastAsia"/>
+                <w:b/>
+                <w:bCs/>
+                <w:sz w:val="24"/>
+                <w:szCs w:val="24"/>
+              </w:rPr>
+              <w:tab/>
+            </w:r>
+            <w:r>
+              <w:rPr>
+                <w:rFonts w:hint="eastAsia"/>
+                <w:b/>
+                <w:bCs/>
+                <w:sz w:val="24"/>
+                <w:szCs w:val="24"/>
+              </w:rPr>
+              <w:tab/>
+            </w:r>
+            <w:r>
+              <w:rPr>
+                <w:rFonts w:hint="eastAsia"/>
+                <w:b/>
+                <w:bCs/>
+                <w:sz w:val="24"/>
+                <w:szCs w:val="24"/>
+              </w:rPr>
+              <w:tab/>
+              <w:t>item.address = addr</w:t>
+            </w:r>
+          </w:p>
+          <w:p>
+            <w:pPr>
+              <w:rPr>
+                <w:rFonts w:hint="eastAsia"/>
+                <w:b/>
+                <w:bCs/>
+                <w:sz w:val="24"/>
+                <w:szCs w:val="24"/>
+              </w:rPr>
+            </w:pPr>
+            <w:r>
+              <w:rPr>
+                <w:rFonts w:hint="eastAsia"/>
+                <w:b/>
+                <w:bCs/>
+                <w:sz w:val="24"/>
+                <w:szCs w:val="24"/>
+              </w:rPr>
+              <w:tab/>
+            </w:r>
+            <w:r>
+              <w:rPr>
+                <w:rFonts w:hint="eastAsia"/>
+                <w:b/>
+                <w:bCs/>
+                <w:sz w:val="24"/>
+                <w:szCs w:val="24"/>
+              </w:rPr>
+              <w:tab/>
+            </w:r>
+            <w:r>
+              <w:rPr>
+                <w:rFonts w:hint="eastAsia"/>
+                <w:b/>
+                <w:bCs/>
+                <w:sz w:val="24"/>
+                <w:szCs w:val="24"/>
+              </w:rPr>
+              <w:tab/>
+            </w:r>
+            <w:r>
+              <w:rPr>
+                <w:rFonts w:hint="eastAsia"/>
+                <w:b/>
+                <w:bCs/>
+                <w:sz w:val="24"/>
+                <w:szCs w:val="24"/>
+              </w:rPr>
+              <w:tab/>
+            </w:r>
+            <w:r>
+              <w:rPr>
+                <w:rFonts w:hint="eastAsia"/>
+                <w:b/>
+                <w:bCs/>
+                <w:sz w:val="24"/>
+                <w:szCs w:val="24"/>
+              </w:rPr>
+              <w:tab/>
+              <w:t>console.log(item.address);</w:t>
+            </w:r>
+          </w:p>
+          <w:p>
+            <w:pPr>
+              <w:rPr>
+                <w:rFonts w:hint="eastAsia"/>
+                <w:b/>
+                <w:bCs/>
+                <w:sz w:val="24"/>
+                <w:szCs w:val="24"/>
+              </w:rPr>
+            </w:pPr>
+            <w:r>
+              <w:rPr>
+                <w:rFonts w:hint="eastAsia"/>
+                <w:b/>
+                <w:bCs/>
+                <w:sz w:val="24"/>
+                <w:szCs w:val="24"/>
+              </w:rPr>
+              <w:tab/>
+            </w:r>
+            <w:r>
+              <w:rPr>
+                <w:rFonts w:hint="eastAsia"/>
+                <w:b/>
+                <w:bCs/>
+                <w:sz w:val="24"/>
+                <w:szCs w:val="24"/>
+              </w:rPr>
+              <w:tab/>
+            </w:r>
+            <w:r>
+              <w:rPr>
+                <w:rFonts w:hint="eastAsia"/>
+                <w:b/>
+                <w:bCs/>
+                <w:sz w:val="24"/>
+                <w:szCs w:val="24"/>
+              </w:rPr>
+              <w:tab/>
+            </w:r>
+            <w:r>
+              <w:rPr>
+                <w:rFonts w:hint="eastAsia"/>
+                <w:b/>
+                <w:bCs/>
+                <w:sz w:val="24"/>
+                <w:szCs w:val="24"/>
+              </w:rPr>
+              <w:tab/>
+              <w:t xml:space="preserve">    tableData.push(item)</w:t>
+            </w:r>
+          </w:p>
+          <w:p>
+            <w:pPr>
+              <w:rPr>
+                <w:rFonts w:hint="eastAsia"/>
+                <w:b/>
+                <w:bCs/>
+                <w:sz w:val="24"/>
+                <w:szCs w:val="24"/>
+              </w:rPr>
+            </w:pPr>
+            <w:r>
+              <w:rPr>
+                <w:rFonts w:hint="eastAsia"/>
+                <w:b/>
+                <w:bCs/>
+                <w:sz w:val="24"/>
+                <w:szCs w:val="24"/>
+              </w:rPr>
+              <w:tab/>
+            </w:r>
+            <w:r>
+              <w:rPr>
+                <w:rFonts w:hint="eastAsia"/>
+                <w:b/>
+                <w:bCs/>
+                <w:sz w:val="24"/>
+                <w:szCs w:val="24"/>
+              </w:rPr>
+              <w:tab/>
+            </w:r>
+            <w:r>
+              <w:rPr>
+                <w:rFonts w:hint="eastAsia"/>
+                <w:b/>
+                <w:bCs/>
+                <w:sz w:val="24"/>
+                <w:szCs w:val="24"/>
+              </w:rPr>
+              <w:tab/>
+            </w:r>
+            <w:r>
+              <w:rPr>
+                <w:rFonts w:hint="eastAsia"/>
+                <w:b/>
+                <w:bCs/>
+                <w:sz w:val="24"/>
+                <w:szCs w:val="24"/>
+              </w:rPr>
+              <w:tab/>
+              <w:t xml:space="preserve"> }</w:t>
+            </w:r>
+          </w:p>
+          <w:p>
+            <w:pPr>
+              <w:rPr>
+                <w:rFonts w:hint="eastAsia"/>
+                <w:b/>
+                <w:bCs/>
+                <w:sz w:val="24"/>
+                <w:szCs w:val="24"/>
+              </w:rPr>
+            </w:pPr>
+            <w:r>
+              <w:rPr>
+                <w:rFonts w:hint="eastAsia"/>
+                <w:b/>
+                <w:bCs/>
+                <w:sz w:val="24"/>
+                <w:szCs w:val="24"/>
+              </w:rPr>
+              <w:tab/>
+            </w:r>
+            <w:r>
+              <w:rPr>
+                <w:rFonts w:hint="eastAsia"/>
+                <w:b/>
+                <w:bCs/>
+                <w:sz w:val="24"/>
+                <w:szCs w:val="24"/>
+              </w:rPr>
+              <w:tab/>
+            </w:r>
+            <w:r>
+              <w:rPr>
+                <w:rFonts w:hint="eastAsia"/>
+                <w:b/>
+                <w:bCs/>
+                <w:sz w:val="24"/>
+                <w:szCs w:val="24"/>
+              </w:rPr>
+              <w:tab/>
+            </w:r>
+            <w:r>
+              <w:rPr>
+                <w:rFonts w:hint="eastAsia"/>
+                <w:b/>
+                <w:bCs/>
+                <w:sz w:val="24"/>
+                <w:szCs w:val="24"/>
+              </w:rPr>
+              <w:tab/>
+              <w:t xml:space="preserve">  console.log(tableData)</w:t>
+            </w:r>
+          </w:p>
+          <w:p>
+            <w:pPr>
+              <w:rPr>
+                <w:rFonts w:hint="eastAsia"/>
+                <w:b/>
+                <w:bCs/>
+                <w:sz w:val="24"/>
+                <w:szCs w:val="24"/>
+              </w:rPr>
+            </w:pPr>
+            <w:r>
+              <w:rPr>
+                <w:rFonts w:hint="eastAsia"/>
+                <w:b/>
+                <w:bCs/>
+                <w:sz w:val="24"/>
+                <w:szCs w:val="24"/>
+              </w:rPr>
+              <w:tab/>
+            </w:r>
+            <w:r>
+              <w:rPr>
+                <w:rFonts w:hint="eastAsia"/>
+                <w:b/>
+                <w:bCs/>
+                <w:sz w:val="24"/>
+                <w:szCs w:val="24"/>
+              </w:rPr>
+              <w:tab/>
+            </w:r>
+            <w:r>
+              <w:rPr>
+                <w:rFonts w:hint="eastAsia"/>
+                <w:b/>
+                <w:bCs/>
+                <w:sz w:val="24"/>
+                <w:szCs w:val="24"/>
+              </w:rPr>
+              <w:tab/>
+              <w:t xml:space="preserve">  })</w:t>
+            </w:r>
+          </w:p>
+          <w:p>
+            <w:pPr>
+              <w:rPr>
+                <w:rFonts w:hint="eastAsia"/>
+                <w:b/>
+                <w:bCs/>
+                <w:sz w:val="24"/>
+                <w:szCs w:val="24"/>
+              </w:rPr>
+            </w:pPr>
+            <w:r>
+              <w:rPr>
+                <w:rFonts w:hint="eastAsia"/>
+                <w:b/>
+                <w:bCs/>
+                <w:sz w:val="24"/>
+                <w:szCs w:val="24"/>
+              </w:rPr>
+              <w:tab/>
+            </w:r>
+            <w:r>
+              <w:rPr>
+                <w:rFonts w:hint="eastAsia"/>
+                <w:b/>
+                <w:bCs/>
+                <w:sz w:val="24"/>
+                <w:szCs w:val="24"/>
+              </w:rPr>
+              <w:tab/>
+            </w:r>
+            <w:r>
+              <w:rPr>
+                <w:rFonts w:hint="eastAsia"/>
+                <w:b/>
+                <w:bCs/>
+                <w:sz w:val="24"/>
+                <w:szCs w:val="24"/>
+              </w:rPr>
+              <w:tab/>
+              <w:t xml:space="preserve">  .catch(err=&gt;{</w:t>
+            </w:r>
+          </w:p>
+          <w:p>
+            <w:pPr>
+              <w:rPr>
+                <w:rFonts w:hint="eastAsia"/>
+                <w:b/>
+                <w:bCs/>
+                <w:sz w:val="24"/>
+                <w:szCs w:val="24"/>
+              </w:rPr>
+            </w:pPr>
+            <w:r>
+              <w:rPr>
+                <w:rFonts w:hint="eastAsia"/>
+                <w:b/>
+                <w:bCs/>
+                <w:sz w:val="24"/>
+                <w:szCs w:val="24"/>
+              </w:rPr>
+              <w:tab/>
+            </w:r>
+            <w:r>
+              <w:rPr>
+                <w:rFonts w:hint="eastAsia"/>
+                <w:b/>
+                <w:bCs/>
+                <w:sz w:val="24"/>
+                <w:szCs w:val="24"/>
+              </w:rPr>
+              <w:tab/>
+            </w:r>
+            <w:r>
+              <w:rPr>
+                <w:rFonts w:hint="eastAsia"/>
+                <w:b/>
+                <w:bCs/>
+                <w:sz w:val="24"/>
+                <w:szCs w:val="24"/>
+              </w:rPr>
+              <w:tab/>
+            </w:r>
+            <w:r>
+              <w:rPr>
+                <w:rFonts w:hint="eastAsia"/>
+                <w:b/>
+                <w:bCs/>
+                <w:sz w:val="24"/>
+                <w:szCs w:val="24"/>
+              </w:rPr>
+              <w:tab/>
+              <w:t xml:space="preserve">  console.log(err);</w:t>
+            </w:r>
+          </w:p>
+          <w:p>
+            <w:pPr>
+              <w:rPr>
+                <w:rFonts w:hint="eastAsia"/>
+                <w:b/>
+                <w:bCs/>
+                <w:sz w:val="24"/>
+                <w:szCs w:val="24"/>
+              </w:rPr>
+            </w:pPr>
+            <w:r>
+              <w:rPr>
+                <w:rFonts w:hint="eastAsia"/>
+                <w:b/>
+                <w:bCs/>
+                <w:sz w:val="24"/>
+                <w:szCs w:val="24"/>
+              </w:rPr>
+              <w:tab/>
+            </w:r>
+            <w:r>
+              <w:rPr>
+                <w:rFonts w:hint="eastAsia"/>
+                <w:b/>
+                <w:bCs/>
+                <w:sz w:val="24"/>
+                <w:szCs w:val="24"/>
+              </w:rPr>
+              <w:tab/>
+            </w:r>
+            <w:r>
+              <w:rPr>
+                <w:rFonts w:hint="eastAsia"/>
+                <w:b/>
+                <w:bCs/>
+                <w:sz w:val="24"/>
+                <w:szCs w:val="24"/>
+              </w:rPr>
+              <w:tab/>
+              <w:t xml:space="preserve">  })</w:t>
+            </w:r>
+          </w:p>
+          <w:p>
+            <w:pPr>
+              <w:rPr>
+                <w:rFonts w:hint="eastAsia"/>
+                <w:b/>
+                <w:bCs/>
+                <w:sz w:val="24"/>
+                <w:szCs w:val="24"/>
+              </w:rPr>
+            </w:pPr>
+            <w:r>
+              <w:rPr>
+                <w:rFonts w:hint="eastAsia"/>
+                <w:b/>
+                <w:bCs/>
+                <w:sz w:val="24"/>
+                <w:szCs w:val="24"/>
+              </w:rPr>
+              <w:tab/>
+            </w:r>
+            <w:r>
+              <w:rPr>
+                <w:rFonts w:hint="eastAsia"/>
+                <w:b/>
+                <w:bCs/>
+                <w:sz w:val="24"/>
+                <w:szCs w:val="24"/>
+              </w:rPr>
+              <w:tab/>
+            </w:r>
+            <w:r>
+              <w:rPr>
+                <w:rFonts w:hint="eastAsia"/>
+                <w:b/>
+                <w:bCs/>
+                <w:sz w:val="24"/>
+                <w:szCs w:val="24"/>
+              </w:rPr>
+              <w:tab/>
+              <w:t xml:space="preserve">   </w:t>
+            </w:r>
+          </w:p>
+          <w:p>
+            <w:pPr>
+              <w:rPr>
+                <w:rFonts w:hint="eastAsia"/>
+                <w:b/>
+                <w:bCs/>
+                <w:sz w:val="24"/>
+                <w:szCs w:val="24"/>
+              </w:rPr>
+            </w:pPr>
+            <w:r>
+              <w:rPr>
+                <w:rFonts w:hint="eastAsia"/>
+                <w:b/>
+                <w:bCs/>
+                <w:sz w:val="24"/>
+                <w:szCs w:val="24"/>
+              </w:rPr>
+              <w:tab/>
+            </w:r>
+            <w:r>
+              <w:rPr>
+                <w:rFonts w:hint="eastAsia"/>
+                <w:b/>
+                <w:bCs/>
+                <w:sz w:val="24"/>
+                <w:szCs w:val="24"/>
+              </w:rPr>
+              <w:tab/>
+            </w:r>
+            <w:r>
+              <w:rPr>
+                <w:rFonts w:hint="eastAsia"/>
+                <w:b/>
+                <w:bCs/>
+                <w:sz w:val="24"/>
+                <w:szCs w:val="24"/>
+              </w:rPr>
+              <w:tab/>
+            </w:r>
+            <w:r>
+              <w:rPr>
+                <w:rFonts w:hint="eastAsia"/>
+                <w:b/>
+                <w:bCs/>
+                <w:sz w:val="24"/>
+                <w:szCs w:val="24"/>
+              </w:rPr>
+              <w:tab/>
+            </w:r>
+            <w:r>
+              <w:rPr>
+                <w:rFonts w:hint="eastAsia"/>
+                <w:b/>
+                <w:bCs/>
+                <w:sz w:val="24"/>
+                <w:szCs w:val="24"/>
+              </w:rPr>
+              <w:tab/>
+            </w:r>
+            <w:r>
+              <w:rPr>
+                <w:rFonts w:hint="eastAsia"/>
+                <w:b/>
+                <w:bCs/>
+                <w:sz w:val="24"/>
+                <w:szCs w:val="24"/>
+              </w:rPr>
+              <w:tab/>
+            </w:r>
+          </w:p>
+          <w:p>
+            <w:pPr>
+              <w:rPr>
+                <w:rFonts w:hint="eastAsia"/>
+                <w:b/>
+                <w:bCs/>
+                <w:sz w:val="24"/>
+                <w:szCs w:val="24"/>
+              </w:rPr>
+            </w:pPr>
+            <w:r>
+              <w:rPr>
+                <w:rFonts w:hint="eastAsia"/>
+                <w:b/>
+                <w:bCs/>
+                <w:sz w:val="24"/>
+                <w:szCs w:val="24"/>
+              </w:rPr>
+              <w:t xml:space="preserve">   }</w:t>
+            </w:r>
+          </w:p>
+          <w:p>
+            <w:pPr>
+              <w:rPr>
+                <w:rFonts w:hint="eastAsia"/>
+                <w:b/>
+                <w:bCs/>
+                <w:sz w:val="24"/>
+                <w:szCs w:val="24"/>
+              </w:rPr>
+            </w:pPr>
+            <w:r>
+              <w:rPr>
+                <w:rFonts w:hint="eastAsia"/>
+                <w:b/>
+                <w:bCs/>
+                <w:sz w:val="24"/>
+                <w:szCs w:val="24"/>
+              </w:rPr>
+              <w:t xml:space="preserve">   </w:t>
+            </w:r>
+          </w:p>
+          <w:p>
+            <w:pPr>
+              <w:rPr>
+                <w:rFonts w:hint="eastAsia"/>
+                <w:b/>
+                <w:bCs/>
+                <w:sz w:val="24"/>
+                <w:szCs w:val="24"/>
+              </w:rPr>
+            </w:pPr>
+            <w:r>
+              <w:rPr>
+                <w:rFonts w:hint="eastAsia"/>
+                <w:b/>
+                <w:bCs/>
+                <w:sz w:val="24"/>
+                <w:szCs w:val="24"/>
+              </w:rPr>
+              <w:t xml:space="preserve">   let addData = async ()=&gt;{</w:t>
+            </w:r>
+          </w:p>
+          <w:p>
+            <w:pPr>
+              <w:rPr>
+                <w:rFonts w:hint="eastAsia"/>
+                <w:b/>
+                <w:bCs/>
+                <w:sz w:val="24"/>
+                <w:szCs w:val="24"/>
+              </w:rPr>
+            </w:pPr>
+            <w:r>
+              <w:rPr>
+                <w:rFonts w:hint="eastAsia"/>
+                <w:b/>
+                <w:bCs/>
+                <w:sz w:val="24"/>
+                <w:szCs w:val="24"/>
+              </w:rPr>
+              <w:tab/>
+              <w:t xml:space="preserve">   const options = {</w:t>
+            </w:r>
+          </w:p>
+          <w:p>
+            <w:pPr>
+              <w:rPr>
+                <w:rFonts w:hint="eastAsia"/>
+                <w:b/>
+                <w:bCs/>
+                <w:sz w:val="24"/>
+                <w:szCs w:val="24"/>
+              </w:rPr>
+            </w:pPr>
+            <w:r>
+              <w:rPr>
+                <w:rFonts w:hint="eastAsia"/>
+                <w:b/>
+                <w:bCs/>
+                <w:sz w:val="24"/>
+                <w:szCs w:val="24"/>
+              </w:rPr>
+              <w:tab/>
+              <w:t xml:space="preserve">     method: 'POST',</w:t>
+            </w:r>
+          </w:p>
+          <w:p>
+            <w:pPr>
+              <w:rPr>
+                <w:rFonts w:hint="eastAsia"/>
+                <w:b/>
+                <w:bCs/>
+                <w:sz w:val="24"/>
+                <w:szCs w:val="24"/>
+              </w:rPr>
+            </w:pPr>
+            <w:r>
+              <w:rPr>
+                <w:rFonts w:hint="eastAsia"/>
+                <w:b/>
+                <w:bCs/>
+                <w:sz w:val="24"/>
+                <w:szCs w:val="24"/>
+              </w:rPr>
+              <w:tab/>
+              <w:t xml:space="preserve">     // url: 'https://jsonplaceholder.typicode.com/posts',</w:t>
+            </w:r>
+          </w:p>
+          <w:p>
+            <w:pPr>
+              <w:rPr>
+                <w:rFonts w:hint="eastAsia"/>
+                <w:b/>
+                <w:bCs/>
+                <w:sz w:val="24"/>
+                <w:szCs w:val="24"/>
+              </w:rPr>
+            </w:pPr>
+            <w:r>
+              <w:rPr>
+                <w:rFonts w:hint="eastAsia"/>
+                <w:b/>
+                <w:bCs/>
+                <w:sz w:val="24"/>
+                <w:szCs w:val="24"/>
+              </w:rPr>
+              <w:tab/>
+              <w:t xml:space="preserve">     url: 'https://httpbin.org/post',</w:t>
+            </w:r>
+          </w:p>
+          <w:p>
+            <w:pPr>
+              <w:rPr>
+                <w:rFonts w:hint="eastAsia"/>
+                <w:b/>
+                <w:bCs/>
+                <w:sz w:val="24"/>
+                <w:szCs w:val="24"/>
+              </w:rPr>
+            </w:pPr>
+            <w:r>
+              <w:rPr>
+                <w:rFonts w:hint="eastAsia"/>
+                <w:b/>
+                <w:bCs/>
+                <w:sz w:val="24"/>
+                <w:szCs w:val="24"/>
+              </w:rPr>
+              <w:tab/>
+            </w:r>
+            <w:r>
+              <w:rPr>
+                <w:rFonts w:hint="eastAsia"/>
+                <w:b/>
+                <w:bCs/>
+                <w:sz w:val="24"/>
+                <w:szCs w:val="24"/>
+              </w:rPr>
+              <w:tab/>
+              <w:t xml:space="preserve"> body:JSON.stringify({</w:t>
+            </w:r>
+          </w:p>
+          <w:p>
+            <w:pPr>
+              <w:rPr>
+                <w:rFonts w:hint="eastAsia"/>
+                <w:b/>
+                <w:bCs/>
+                <w:sz w:val="24"/>
+                <w:szCs w:val="24"/>
+              </w:rPr>
+            </w:pPr>
+            <w:r>
+              <w:rPr>
+                <w:rFonts w:hint="eastAsia"/>
+                <w:b/>
+                <w:bCs/>
+                <w:sz w:val="24"/>
+                <w:szCs w:val="24"/>
+              </w:rPr>
+              <w:tab/>
+            </w:r>
+            <w:r>
+              <w:rPr>
+                <w:rFonts w:hint="eastAsia"/>
+                <w:b/>
+                <w:bCs/>
+                <w:sz w:val="24"/>
+                <w:szCs w:val="24"/>
+              </w:rPr>
+              <w:tab/>
+            </w:r>
+            <w:r>
+              <w:rPr>
+                <w:rFonts w:hint="eastAsia"/>
+                <w:b/>
+                <w:bCs/>
+                <w:sz w:val="24"/>
+                <w:szCs w:val="24"/>
+              </w:rPr>
+              <w:tab/>
+              <w:t xml:space="preserve"> title: 'hello',</w:t>
+            </w:r>
+          </w:p>
+          <w:p>
+            <w:pPr>
+              <w:rPr>
+                <w:rFonts w:hint="eastAsia"/>
+                <w:b/>
+                <w:bCs/>
+                <w:sz w:val="24"/>
+                <w:szCs w:val="24"/>
+              </w:rPr>
+            </w:pPr>
+            <w:r>
+              <w:rPr>
+                <w:rFonts w:hint="eastAsia"/>
+                <w:b/>
+                <w:bCs/>
+                <w:sz w:val="24"/>
+                <w:szCs w:val="24"/>
+              </w:rPr>
+              <w:tab/>
+            </w:r>
+            <w:r>
+              <w:rPr>
+                <w:rFonts w:hint="eastAsia"/>
+                <w:b/>
+                <w:bCs/>
+                <w:sz w:val="24"/>
+                <w:szCs w:val="24"/>
+              </w:rPr>
+              <w:tab/>
+            </w:r>
+            <w:r>
+              <w:rPr>
+                <w:rFonts w:hint="eastAsia"/>
+                <w:b/>
+                <w:bCs/>
+                <w:sz w:val="24"/>
+                <w:szCs w:val="24"/>
+              </w:rPr>
+              <w:tab/>
+              <w:t xml:space="preserve"> body: 'Message From axios!!!',</w:t>
+            </w:r>
+          </w:p>
+          <w:p>
+            <w:pPr>
+              <w:rPr>
+                <w:rFonts w:hint="eastAsia"/>
+                <w:b/>
+                <w:bCs/>
+                <w:sz w:val="24"/>
+                <w:szCs w:val="24"/>
+              </w:rPr>
+            </w:pPr>
+            <w:r>
+              <w:rPr>
+                <w:rFonts w:hint="eastAsia"/>
+                <w:b/>
+                <w:bCs/>
+                <w:sz w:val="24"/>
+                <w:szCs w:val="24"/>
+              </w:rPr>
+              <w:tab/>
+            </w:r>
+            <w:r>
+              <w:rPr>
+                <w:rFonts w:hint="eastAsia"/>
+                <w:b/>
+                <w:bCs/>
+                <w:sz w:val="24"/>
+                <w:szCs w:val="24"/>
+              </w:rPr>
+              <w:tab/>
+            </w:r>
+            <w:r>
+              <w:rPr>
+                <w:rFonts w:hint="eastAsia"/>
+                <w:b/>
+                <w:bCs/>
+                <w:sz w:val="24"/>
+                <w:szCs w:val="24"/>
+              </w:rPr>
+              <w:tab/>
+              <w:t xml:space="preserve"> userId: 1,</w:t>
+            </w:r>
+          </w:p>
+          <w:p>
+            <w:pPr>
+              <w:rPr>
+                <w:rFonts w:hint="eastAsia"/>
+                <w:b/>
+                <w:bCs/>
+                <w:sz w:val="24"/>
+                <w:szCs w:val="24"/>
+              </w:rPr>
+            </w:pPr>
+            <w:r>
+              <w:rPr>
+                <w:rFonts w:hint="eastAsia"/>
+                <w:b/>
+                <w:bCs/>
+                <w:sz w:val="24"/>
+                <w:szCs w:val="24"/>
+              </w:rPr>
+              <w:tab/>
+            </w:r>
+            <w:r>
+              <w:rPr>
+                <w:rFonts w:hint="eastAsia"/>
+                <w:b/>
+                <w:bCs/>
+                <w:sz w:val="24"/>
+                <w:szCs w:val="24"/>
+              </w:rPr>
+              <w:tab/>
+              <w:t>}),</w:t>
+            </w:r>
+          </w:p>
+          <w:p>
+            <w:pPr>
+              <w:rPr>
+                <w:rFonts w:hint="eastAsia"/>
+                <w:b/>
+                <w:bCs/>
+                <w:sz w:val="24"/>
+                <w:szCs w:val="24"/>
+              </w:rPr>
+            </w:pPr>
+            <w:r>
+              <w:rPr>
+                <w:rFonts w:hint="eastAsia"/>
+                <w:b/>
+                <w:bCs/>
+                <w:sz w:val="24"/>
+                <w:szCs w:val="24"/>
+              </w:rPr>
+              <w:tab/>
+            </w:r>
+            <w:r>
+              <w:rPr>
+                <w:rFonts w:hint="eastAsia"/>
+                <w:b/>
+                <w:bCs/>
+                <w:sz w:val="24"/>
+                <w:szCs w:val="24"/>
+              </w:rPr>
+              <w:tab/>
+              <w:t>headers: {</w:t>
+            </w:r>
+          </w:p>
+          <w:p>
+            <w:pPr>
+              <w:rPr>
+                <w:rFonts w:hint="eastAsia"/>
+                <w:b/>
+                <w:bCs/>
+                <w:sz w:val="24"/>
+                <w:szCs w:val="24"/>
+              </w:rPr>
+            </w:pPr>
+            <w:r>
+              <w:rPr>
+                <w:rFonts w:hint="eastAsia"/>
+                <w:b/>
+                <w:bCs/>
+                <w:sz w:val="24"/>
+                <w:szCs w:val="24"/>
+              </w:rPr>
+              <w:tab/>
+            </w:r>
+            <w:r>
+              <w:rPr>
+                <w:rFonts w:hint="eastAsia"/>
+                <w:b/>
+                <w:bCs/>
+                <w:sz w:val="24"/>
+                <w:szCs w:val="24"/>
+              </w:rPr>
+              <w:tab/>
+              <w:t xml:space="preserve">    'accept': 'application/json;',</w:t>
+            </w:r>
+          </w:p>
+          <w:p>
+            <w:pPr>
+              <w:rPr>
+                <w:rFonts w:hint="eastAsia"/>
+                <w:b/>
+                <w:bCs/>
+                <w:sz w:val="24"/>
+                <w:szCs w:val="24"/>
+              </w:rPr>
+            </w:pPr>
+            <w:r>
+              <w:rPr>
+                <w:rFonts w:hint="eastAsia"/>
+                <w:b/>
+                <w:bCs/>
+                <w:sz w:val="24"/>
+                <w:szCs w:val="24"/>
+              </w:rPr>
+              <w:tab/>
+            </w:r>
+            <w:r>
+              <w:rPr>
+                <w:rFonts w:hint="eastAsia"/>
+                <w:b/>
+                <w:bCs/>
+                <w:sz w:val="24"/>
+                <w:szCs w:val="24"/>
+              </w:rPr>
+              <w:tab/>
+              <w:t xml:space="preserve">  }</w:t>
+            </w:r>
+          </w:p>
+          <w:p>
+            <w:pPr>
+              <w:rPr>
+                <w:rFonts w:hint="eastAsia"/>
+                <w:b/>
+                <w:bCs/>
+                <w:sz w:val="24"/>
+                <w:szCs w:val="24"/>
+              </w:rPr>
+            </w:pPr>
+            <w:r>
+              <w:rPr>
+                <w:rFonts w:hint="eastAsia"/>
+                <w:b/>
+                <w:bCs/>
+                <w:sz w:val="24"/>
+                <w:szCs w:val="24"/>
+              </w:rPr>
+              <w:tab/>
+              <w:t xml:space="preserve">   };</w:t>
+            </w:r>
+          </w:p>
+          <w:p>
+            <w:pPr>
+              <w:rPr>
+                <w:rFonts w:hint="eastAsia"/>
+                <w:b/>
+                <w:bCs/>
+                <w:sz w:val="24"/>
+                <w:szCs w:val="24"/>
+              </w:rPr>
+            </w:pPr>
+            <w:r>
+              <w:rPr>
+                <w:rFonts w:hint="eastAsia"/>
+                <w:b/>
+                <w:bCs/>
+                <w:sz w:val="24"/>
+                <w:szCs w:val="24"/>
+              </w:rPr>
+              <w:tab/>
+              <w:t xml:space="preserve"> //   const options = {</w:t>
+            </w:r>
+          </w:p>
+          <w:p>
+            <w:pPr>
+              <w:rPr>
+                <w:rFonts w:hint="eastAsia"/>
+                <w:b/>
+                <w:bCs/>
+                <w:sz w:val="24"/>
+                <w:szCs w:val="24"/>
+              </w:rPr>
+            </w:pPr>
+            <w:r>
+              <w:rPr>
+                <w:rFonts w:hint="eastAsia"/>
+                <w:b/>
+                <w:bCs/>
+                <w:sz w:val="24"/>
+                <w:szCs w:val="24"/>
+              </w:rPr>
+              <w:tab/>
+              <w:t xml:space="preserve"> //     method: 'PATCH',</w:t>
+            </w:r>
+          </w:p>
+          <w:p>
+            <w:pPr>
+              <w:rPr>
+                <w:rFonts w:hint="eastAsia"/>
+                <w:b/>
+                <w:bCs/>
+                <w:sz w:val="24"/>
+                <w:szCs w:val="24"/>
+              </w:rPr>
+            </w:pPr>
+            <w:r>
+              <w:rPr>
+                <w:rFonts w:hint="eastAsia"/>
+                <w:b/>
+                <w:bCs/>
+                <w:sz w:val="24"/>
+                <w:szCs w:val="24"/>
+              </w:rPr>
+              <w:tab/>
+              <w:t xml:space="preserve"> //     url: 'https://jsonplaceholder.typicode.com/posts/1',</w:t>
+            </w:r>
+          </w:p>
+          <w:p>
+            <w:pPr>
+              <w:rPr>
+                <w:rFonts w:hint="eastAsia"/>
+                <w:b/>
+                <w:bCs/>
+                <w:sz w:val="24"/>
+                <w:szCs w:val="24"/>
+              </w:rPr>
+            </w:pPr>
+            <w:r>
+              <w:rPr>
+                <w:rFonts w:hint="eastAsia"/>
+                <w:b/>
+                <w:bCs/>
+                <w:sz w:val="24"/>
+                <w:szCs w:val="24"/>
+              </w:rPr>
+              <w:tab/>
+            </w:r>
+            <w:r>
+              <w:rPr>
+                <w:rFonts w:hint="eastAsia"/>
+                <w:b/>
+                <w:bCs/>
+                <w:sz w:val="24"/>
+                <w:szCs w:val="24"/>
+              </w:rPr>
+              <w:tab/>
+              <w:t>//  body:JSON.stringify({</w:t>
+            </w:r>
+          </w:p>
+          <w:p>
+            <w:pPr>
+              <w:rPr>
+                <w:rFonts w:hint="eastAsia"/>
+                <w:b/>
+                <w:bCs/>
+                <w:sz w:val="24"/>
+                <w:szCs w:val="24"/>
+              </w:rPr>
+            </w:pPr>
+            <w:r>
+              <w:rPr>
+                <w:rFonts w:hint="eastAsia"/>
+                <w:b/>
+                <w:bCs/>
+                <w:sz w:val="24"/>
+                <w:szCs w:val="24"/>
+              </w:rPr>
+              <w:tab/>
+            </w:r>
+            <w:r>
+              <w:rPr>
+                <w:rFonts w:hint="eastAsia"/>
+                <w:b/>
+                <w:bCs/>
+                <w:sz w:val="24"/>
+                <w:szCs w:val="24"/>
+              </w:rPr>
+              <w:tab/>
+              <w:t xml:space="preserve">// </w:t>
+            </w:r>
+            <w:r>
+              <w:rPr>
+                <w:rFonts w:hint="eastAsia"/>
+                <w:b/>
+                <w:bCs/>
+                <w:sz w:val="24"/>
+                <w:szCs w:val="24"/>
+              </w:rPr>
+              <w:tab/>
+              <w:t xml:space="preserve"> title: 'hello world',</w:t>
+            </w:r>
+          </w:p>
+          <w:p>
+            <w:pPr>
+              <w:rPr>
+                <w:rFonts w:hint="eastAsia"/>
+                <w:b/>
+                <w:bCs/>
+                <w:sz w:val="24"/>
+                <w:szCs w:val="24"/>
+              </w:rPr>
+            </w:pPr>
+            <w:r>
+              <w:rPr>
+                <w:rFonts w:hint="eastAsia"/>
+                <w:b/>
+                <w:bCs/>
+                <w:sz w:val="24"/>
+                <w:szCs w:val="24"/>
+              </w:rPr>
+              <w:tab/>
+            </w:r>
+            <w:r>
+              <w:rPr>
+                <w:rFonts w:hint="eastAsia"/>
+                <w:b/>
+                <w:bCs/>
+                <w:sz w:val="24"/>
+                <w:szCs w:val="24"/>
+              </w:rPr>
+              <w:tab/>
+              <w:t>// })</w:t>
+            </w:r>
+          </w:p>
+          <w:p>
+            <w:pPr>
+              <w:rPr>
+                <w:rFonts w:hint="eastAsia"/>
+                <w:b/>
+                <w:bCs/>
+                <w:sz w:val="24"/>
+                <w:szCs w:val="24"/>
+              </w:rPr>
+            </w:pPr>
+            <w:r>
+              <w:rPr>
+                <w:rFonts w:hint="eastAsia"/>
+                <w:b/>
+                <w:bCs/>
+                <w:sz w:val="24"/>
+                <w:szCs w:val="24"/>
+              </w:rPr>
+              <w:tab/>
+              <w:t xml:space="preserve"> //   };</w:t>
+            </w:r>
+          </w:p>
+          <w:p>
+            <w:pPr>
+              <w:rPr>
+                <w:rFonts w:hint="eastAsia"/>
+                <w:b/>
+                <w:bCs/>
+                <w:sz w:val="24"/>
+                <w:szCs w:val="24"/>
+              </w:rPr>
+            </w:pPr>
+            <w:r>
+              <w:rPr>
+                <w:rFonts w:hint="eastAsia"/>
+                <w:b/>
+                <w:bCs/>
+                <w:sz w:val="24"/>
+                <w:szCs w:val="24"/>
+              </w:rPr>
+              <w:tab/>
+              <w:t xml:space="preserve">   try {</w:t>
+            </w:r>
+          </w:p>
+          <w:p>
+            <w:pPr>
+              <w:rPr>
+                <w:rFonts w:hint="eastAsia"/>
+                <w:b/>
+                <w:bCs/>
+                <w:sz w:val="24"/>
+                <w:szCs w:val="24"/>
+              </w:rPr>
+            </w:pPr>
+            <w:r>
+              <w:rPr>
+                <w:rFonts w:hint="eastAsia"/>
+                <w:b/>
+                <w:bCs/>
+                <w:sz w:val="24"/>
+                <w:szCs w:val="24"/>
+              </w:rPr>
+              <w:tab/>
+              <w:t xml:space="preserve">   </w:t>
+            </w:r>
+            <w:r>
+              <w:rPr>
+                <w:rFonts w:hint="eastAsia"/>
+                <w:b/>
+                <w:bCs/>
+                <w:sz w:val="24"/>
+                <w:szCs w:val="24"/>
+              </w:rPr>
+              <w:tab/>
+              <w:t>let res = await axios.request(options);</w:t>
+            </w:r>
+          </w:p>
+          <w:p>
+            <w:pPr>
+              <w:rPr>
+                <w:rFonts w:hint="eastAsia"/>
+                <w:b/>
+                <w:bCs/>
+                <w:sz w:val="24"/>
+                <w:szCs w:val="24"/>
+              </w:rPr>
+            </w:pPr>
+            <w:r>
+              <w:rPr>
+                <w:rFonts w:hint="eastAsia"/>
+                <w:b/>
+                <w:bCs/>
+                <w:sz w:val="24"/>
+                <w:szCs w:val="24"/>
+              </w:rPr>
+              <w:tab/>
+            </w:r>
+            <w:r>
+              <w:rPr>
+                <w:rFonts w:hint="eastAsia"/>
+                <w:b/>
+                <w:bCs/>
+                <w:sz w:val="24"/>
+                <w:szCs w:val="24"/>
+              </w:rPr>
+              <w:tab/>
+              <w:t>console.log(res);</w:t>
+            </w:r>
+          </w:p>
+          <w:p>
+            <w:pPr>
+              <w:rPr>
+                <w:rFonts w:hint="eastAsia"/>
+                <w:b/>
+                <w:bCs/>
+                <w:sz w:val="24"/>
+                <w:szCs w:val="24"/>
+              </w:rPr>
+            </w:pPr>
+            <w:r>
+              <w:rPr>
+                <w:rFonts w:hint="eastAsia"/>
+                <w:b/>
+                <w:bCs/>
+                <w:sz w:val="24"/>
+                <w:szCs w:val="24"/>
+              </w:rPr>
+              <w:tab/>
+              <w:t xml:space="preserve">   } catch (error) {</w:t>
+            </w:r>
+          </w:p>
+          <w:p>
+            <w:pPr>
+              <w:rPr>
+                <w:rFonts w:hint="eastAsia"/>
+                <w:b/>
+                <w:bCs/>
+                <w:sz w:val="24"/>
+                <w:szCs w:val="24"/>
+              </w:rPr>
+            </w:pPr>
+            <w:r>
+              <w:rPr>
+                <w:rFonts w:hint="eastAsia"/>
+                <w:b/>
+                <w:bCs/>
+                <w:sz w:val="24"/>
+                <w:szCs w:val="24"/>
+              </w:rPr>
+              <w:tab/>
+              <w:t xml:space="preserve">   </w:t>
+            </w:r>
+            <w:r>
+              <w:rPr>
+                <w:rFonts w:hint="eastAsia"/>
+                <w:b/>
+                <w:bCs/>
+                <w:sz w:val="24"/>
+                <w:szCs w:val="24"/>
+              </w:rPr>
+              <w:tab/>
+              <w:t>//TODO handle the exception</w:t>
+            </w:r>
+          </w:p>
+          <w:p>
+            <w:pPr>
+              <w:rPr>
+                <w:rFonts w:hint="eastAsia"/>
+                <w:b/>
+                <w:bCs/>
+                <w:sz w:val="24"/>
+                <w:szCs w:val="24"/>
+              </w:rPr>
+            </w:pPr>
+            <w:r>
+              <w:rPr>
+                <w:rFonts w:hint="eastAsia"/>
+                <w:b/>
+                <w:bCs/>
+                <w:sz w:val="24"/>
+                <w:szCs w:val="24"/>
+              </w:rPr>
+              <w:tab/>
+            </w:r>
+            <w:r>
+              <w:rPr>
+                <w:rFonts w:hint="eastAsia"/>
+                <w:b/>
+                <w:bCs/>
+                <w:sz w:val="24"/>
+                <w:szCs w:val="24"/>
+              </w:rPr>
+              <w:tab/>
+              <w:t>console.log("出错啦...",error);</w:t>
+            </w:r>
+          </w:p>
+          <w:p>
+            <w:pPr>
+              <w:rPr>
+                <w:rFonts w:hint="eastAsia"/>
+                <w:b/>
+                <w:bCs/>
+                <w:sz w:val="24"/>
+                <w:szCs w:val="24"/>
+              </w:rPr>
+            </w:pPr>
+            <w:r>
+              <w:rPr>
+                <w:rFonts w:hint="eastAsia"/>
+                <w:b/>
+                <w:bCs/>
+                <w:sz w:val="24"/>
+                <w:szCs w:val="24"/>
+              </w:rPr>
+              <w:tab/>
+              <w:t xml:space="preserve">   }</w:t>
+            </w:r>
+          </w:p>
+          <w:p>
+            <w:pPr>
+              <w:rPr>
+                <w:rFonts w:hint="eastAsia"/>
+                <w:b/>
+                <w:bCs/>
+                <w:sz w:val="24"/>
+                <w:szCs w:val="24"/>
+              </w:rPr>
+            </w:pPr>
+            <w:r>
+              <w:rPr>
+                <w:rFonts w:hint="eastAsia"/>
+                <w:b/>
+                <w:bCs/>
+                <w:sz w:val="24"/>
+                <w:szCs w:val="24"/>
+              </w:rPr>
+              <w:t xml:space="preserve">   }</w:t>
+            </w:r>
+          </w:p>
+          <w:p>
+            <w:pPr>
+              <w:rPr>
+                <w:rFonts w:hint="eastAsia"/>
+                <w:b/>
+                <w:bCs/>
+                <w:sz w:val="24"/>
+                <w:szCs w:val="24"/>
+              </w:rPr>
+            </w:pPr>
+            <w:r>
+              <w:rPr>
+                <w:rFonts w:hint="eastAsia"/>
+                <w:b/>
+                <w:bCs/>
+                <w:sz w:val="24"/>
+                <w:szCs w:val="24"/>
+              </w:rPr>
+              <w:t xml:space="preserve">   </w:t>
+            </w:r>
+          </w:p>
+          <w:p>
+            <w:pPr>
+              <w:rPr>
+                <w:rFonts w:hint="eastAsia"/>
+                <w:b/>
+                <w:bCs/>
+                <w:sz w:val="24"/>
+                <w:szCs w:val="24"/>
+              </w:rPr>
+            </w:pPr>
+            <w:r>
+              <w:rPr>
+                <w:rFonts w:hint="eastAsia"/>
+                <w:b/>
+                <w:bCs/>
+                <w:sz w:val="24"/>
+                <w:szCs w:val="24"/>
+              </w:rPr>
+              <w:t xml:space="preserve">   let addData2 = async ()=&gt;{</w:t>
+            </w:r>
+          </w:p>
+          <w:p>
+            <w:pPr>
+              <w:rPr>
+                <w:rFonts w:hint="eastAsia"/>
+                <w:b/>
+                <w:bCs/>
+                <w:sz w:val="24"/>
+                <w:szCs w:val="24"/>
+              </w:rPr>
+            </w:pPr>
+            <w:r>
+              <w:rPr>
+                <w:rFonts w:hint="eastAsia"/>
+                <w:b/>
+                <w:bCs/>
+                <w:sz w:val="24"/>
+                <w:szCs w:val="24"/>
+              </w:rPr>
+              <w:tab/>
+              <w:t xml:space="preserve">   fetch('https://jsonplaceholder.typicode.com/posts', {</w:t>
+            </w:r>
+          </w:p>
+          <w:p>
+            <w:pPr>
+              <w:rPr>
+                <w:rFonts w:hint="eastAsia"/>
+                <w:b/>
+                <w:bCs/>
+                <w:sz w:val="24"/>
+                <w:szCs w:val="24"/>
+              </w:rPr>
+            </w:pPr>
+            <w:r>
+              <w:rPr>
+                <w:rFonts w:hint="eastAsia"/>
+                <w:b/>
+                <w:bCs/>
+                <w:sz w:val="24"/>
+                <w:szCs w:val="24"/>
+              </w:rPr>
+              <w:tab/>
+              <w:t xml:space="preserve">     method: 'POST',</w:t>
+            </w:r>
+          </w:p>
+          <w:p>
+            <w:pPr>
+              <w:rPr>
+                <w:rFonts w:hint="eastAsia"/>
+                <w:b/>
+                <w:bCs/>
+                <w:sz w:val="24"/>
+                <w:szCs w:val="24"/>
+              </w:rPr>
+            </w:pPr>
+            <w:r>
+              <w:rPr>
+                <w:rFonts w:hint="eastAsia"/>
+                <w:b/>
+                <w:bCs/>
+                <w:sz w:val="24"/>
+                <w:szCs w:val="24"/>
+              </w:rPr>
+              <w:tab/>
+              <w:t xml:space="preserve">     body: JSON.stringify({</w:t>
+            </w:r>
+          </w:p>
+          <w:p>
+            <w:pPr>
+              <w:rPr>
+                <w:rFonts w:hint="eastAsia"/>
+                <w:b/>
+                <w:bCs/>
+                <w:sz w:val="24"/>
+                <w:szCs w:val="24"/>
+              </w:rPr>
+            </w:pPr>
+            <w:r>
+              <w:rPr>
+                <w:rFonts w:hint="eastAsia"/>
+                <w:b/>
+                <w:bCs/>
+                <w:sz w:val="24"/>
+                <w:szCs w:val="24"/>
+              </w:rPr>
+              <w:tab/>
+              <w:t xml:space="preserve">       title: 'hello',</w:t>
+            </w:r>
+          </w:p>
+          <w:p>
+            <w:pPr>
+              <w:rPr>
+                <w:rFonts w:hint="eastAsia"/>
+                <w:b/>
+                <w:bCs/>
+                <w:sz w:val="24"/>
+                <w:szCs w:val="24"/>
+              </w:rPr>
+            </w:pPr>
+            <w:r>
+              <w:rPr>
+                <w:rFonts w:hint="eastAsia"/>
+                <w:b/>
+                <w:bCs/>
+                <w:sz w:val="24"/>
+                <w:szCs w:val="24"/>
+              </w:rPr>
+              <w:tab/>
+              <w:t xml:space="preserve">       body: 'Welcome to my site',</w:t>
+            </w:r>
+          </w:p>
+          <w:p>
+            <w:pPr>
+              <w:rPr>
+                <w:rFonts w:hint="eastAsia"/>
+                <w:b/>
+                <w:bCs/>
+                <w:sz w:val="24"/>
+                <w:szCs w:val="24"/>
+              </w:rPr>
+            </w:pPr>
+            <w:r>
+              <w:rPr>
+                <w:rFonts w:hint="eastAsia"/>
+                <w:b/>
+                <w:bCs/>
+                <w:sz w:val="24"/>
+                <w:szCs w:val="24"/>
+              </w:rPr>
+              <w:tab/>
+              <w:t xml:space="preserve">       userId: 1,</w:t>
+            </w:r>
+          </w:p>
+          <w:p>
+            <w:pPr>
+              <w:rPr>
+                <w:rFonts w:hint="eastAsia"/>
+                <w:b/>
+                <w:bCs/>
+                <w:sz w:val="24"/>
+                <w:szCs w:val="24"/>
+              </w:rPr>
+            </w:pPr>
+            <w:r>
+              <w:rPr>
+                <w:rFonts w:hint="eastAsia"/>
+                <w:b/>
+                <w:bCs/>
+                <w:sz w:val="24"/>
+                <w:szCs w:val="24"/>
+              </w:rPr>
+              <w:tab/>
+              <w:t xml:space="preserve">     }),</w:t>
+            </w:r>
+          </w:p>
+          <w:p>
+            <w:pPr>
+              <w:rPr>
+                <w:rFonts w:hint="eastAsia"/>
+                <w:b/>
+                <w:bCs/>
+                <w:sz w:val="24"/>
+                <w:szCs w:val="24"/>
+              </w:rPr>
+            </w:pPr>
+            <w:r>
+              <w:rPr>
+                <w:rFonts w:hint="eastAsia"/>
+                <w:b/>
+                <w:bCs/>
+                <w:sz w:val="24"/>
+                <w:szCs w:val="24"/>
+              </w:rPr>
+              <w:tab/>
+              <w:t xml:space="preserve">     headers: {</w:t>
+            </w:r>
+          </w:p>
+          <w:p>
+            <w:pPr>
+              <w:rPr>
+                <w:rFonts w:hint="eastAsia"/>
+                <w:b/>
+                <w:bCs/>
+                <w:sz w:val="24"/>
+                <w:szCs w:val="24"/>
+              </w:rPr>
+            </w:pPr>
+            <w:r>
+              <w:rPr>
+                <w:rFonts w:hint="eastAsia"/>
+                <w:b/>
+                <w:bCs/>
+                <w:sz w:val="24"/>
+                <w:szCs w:val="24"/>
+              </w:rPr>
+              <w:tab/>
+              <w:t xml:space="preserve">       'Content-type': 'application/json; charset=UTF-8',</w:t>
+            </w:r>
+          </w:p>
+          <w:p>
+            <w:pPr>
+              <w:rPr>
+                <w:rFonts w:hint="eastAsia"/>
+                <w:b/>
+                <w:bCs/>
+                <w:sz w:val="24"/>
+                <w:szCs w:val="24"/>
+              </w:rPr>
+            </w:pPr>
+            <w:r>
+              <w:rPr>
+                <w:rFonts w:hint="eastAsia"/>
+                <w:b/>
+                <w:bCs/>
+                <w:sz w:val="24"/>
+                <w:szCs w:val="24"/>
+              </w:rPr>
+              <w:tab/>
+              <w:t xml:space="preserve">     },</w:t>
+            </w:r>
+          </w:p>
+          <w:p>
+            <w:pPr>
+              <w:rPr>
+                <w:rFonts w:hint="eastAsia"/>
+                <w:b/>
+                <w:bCs/>
+                <w:sz w:val="24"/>
+                <w:szCs w:val="24"/>
+              </w:rPr>
+            </w:pPr>
+            <w:r>
+              <w:rPr>
+                <w:rFonts w:hint="eastAsia"/>
+                <w:b/>
+                <w:bCs/>
+                <w:sz w:val="24"/>
+                <w:szCs w:val="24"/>
+              </w:rPr>
+              <w:tab/>
+              <w:t xml:space="preserve">   })</w:t>
+            </w:r>
+          </w:p>
+          <w:p>
+            <w:pPr>
+              <w:rPr>
+                <w:rFonts w:hint="eastAsia"/>
+                <w:b/>
+                <w:bCs/>
+                <w:sz w:val="24"/>
+                <w:szCs w:val="24"/>
+              </w:rPr>
+            </w:pPr>
+            <w:r>
+              <w:rPr>
+                <w:rFonts w:hint="eastAsia"/>
+                <w:b/>
+                <w:bCs/>
+                <w:sz w:val="24"/>
+                <w:szCs w:val="24"/>
+              </w:rPr>
+              <w:tab/>
+              <w:t xml:space="preserve">     .then((response) =&gt; response.json())</w:t>
+            </w:r>
+          </w:p>
+          <w:p>
+            <w:pPr>
+              <w:rPr>
+                <w:rFonts w:hint="eastAsia"/>
+                <w:b/>
+                <w:bCs/>
+                <w:sz w:val="24"/>
+                <w:szCs w:val="24"/>
+              </w:rPr>
+            </w:pPr>
+            <w:r>
+              <w:rPr>
+                <w:rFonts w:hint="eastAsia"/>
+                <w:b/>
+                <w:bCs/>
+                <w:sz w:val="24"/>
+                <w:szCs w:val="24"/>
+              </w:rPr>
+              <w:tab/>
+              <w:t xml:space="preserve">     .then((json) =&gt; console.log(json));</w:t>
+            </w:r>
+          </w:p>
+          <w:p>
+            <w:pPr>
+              <w:rPr>
+                <w:rFonts w:hint="eastAsia"/>
+                <w:b/>
+                <w:bCs/>
+                <w:sz w:val="24"/>
+                <w:szCs w:val="24"/>
+              </w:rPr>
+            </w:pPr>
+            <w:r>
+              <w:rPr>
+                <w:rFonts w:hint="eastAsia"/>
+                <w:b/>
+                <w:bCs/>
+                <w:sz w:val="24"/>
+                <w:szCs w:val="24"/>
+              </w:rPr>
+              <w:t xml:space="preserve">   }</w:t>
+            </w:r>
+          </w:p>
+          <w:p>
+            <w:pPr>
+              <w:rPr>
+                <w:rFonts w:hint="eastAsia"/>
+                <w:b/>
+                <w:bCs/>
+                <w:sz w:val="24"/>
+                <w:szCs w:val="24"/>
+              </w:rPr>
+            </w:pPr>
+            <w:r>
+              <w:rPr>
+                <w:rFonts w:hint="eastAsia"/>
+                <w:b/>
+                <w:bCs/>
+                <w:sz w:val="24"/>
+                <w:szCs w:val="24"/>
+              </w:rPr>
+              <w:t xml:space="preserve">   </w:t>
+            </w:r>
+          </w:p>
+          <w:p>
+            <w:pPr>
+              <w:rPr>
+                <w:rFonts w:hint="eastAsia"/>
+                <w:b/>
+                <w:bCs/>
+                <w:sz w:val="24"/>
+                <w:szCs w:val="24"/>
+              </w:rPr>
+            </w:pPr>
+            <w:r>
+              <w:rPr>
+                <w:rFonts w:hint="eastAsia"/>
+                <w:b/>
+                <w:bCs/>
+                <w:sz w:val="24"/>
+                <w:szCs w:val="24"/>
+              </w:rPr>
+              <w:t xml:space="preserve">   let showDetail = ()=&gt;{</w:t>
+            </w:r>
+          </w:p>
+          <w:p>
+            <w:pPr>
+              <w:rPr>
+                <w:rFonts w:hint="eastAsia"/>
+                <w:b/>
+                <w:bCs/>
+                <w:sz w:val="24"/>
+                <w:szCs w:val="24"/>
+              </w:rPr>
+            </w:pPr>
+            <w:r>
+              <w:rPr>
+                <w:rFonts w:hint="eastAsia"/>
+                <w:b/>
+                <w:bCs/>
+                <w:sz w:val="24"/>
+                <w:szCs w:val="24"/>
+              </w:rPr>
+              <w:tab/>
+              <w:t xml:space="preserve">   </w:t>
+            </w:r>
+          </w:p>
+          <w:p>
+            <w:pPr>
+              <w:rPr>
+                <w:rFonts w:hint="eastAsia"/>
+                <w:b/>
+                <w:bCs/>
+                <w:sz w:val="24"/>
+                <w:szCs w:val="24"/>
+              </w:rPr>
+            </w:pPr>
+            <w:r>
+              <w:rPr>
+                <w:rFonts w:hint="eastAsia"/>
+                <w:b/>
+                <w:bCs/>
+                <w:sz w:val="24"/>
+                <w:szCs w:val="24"/>
+              </w:rPr>
+              <w:t xml:space="preserve">   }</w:t>
+            </w:r>
+          </w:p>
+          <w:p>
+            <w:pPr>
+              <w:rPr>
+                <w:rFonts w:hint="eastAsia"/>
+                <w:b/>
+                <w:bCs/>
+                <w:sz w:val="24"/>
+                <w:szCs w:val="24"/>
+              </w:rPr>
+            </w:pPr>
+            <w:r>
+              <w:rPr>
+                <w:rFonts w:hint="eastAsia"/>
+                <w:b/>
+                <w:bCs/>
+                <w:sz w:val="24"/>
+                <w:szCs w:val="24"/>
+              </w:rPr>
+              <w:t>&lt;/script&gt;</w:t>
+            </w:r>
+          </w:p>
+          <w:p>
+            <w:pPr>
+              <w:rPr>
+                <w:rFonts w:hint="eastAsia"/>
+                <w:b/>
+                <w:bCs/>
+                <w:sz w:val="24"/>
+                <w:szCs w:val="24"/>
+              </w:rPr>
+            </w:pPr>
+          </w:p>
+          <w:p>
+            <w:pPr>
+              <w:rPr>
+                <w:rFonts w:hint="eastAsia"/>
+                <w:b/>
+                <w:bCs/>
+                <w:sz w:val="24"/>
+                <w:szCs w:val="24"/>
+              </w:rPr>
+            </w:pPr>
+            <w:r>
+              <w:rPr>
+                <w:rFonts w:hint="eastAsia"/>
+                <w:b/>
+                <w:bCs/>
+                <w:sz w:val="24"/>
+                <w:szCs w:val="24"/>
+              </w:rPr>
+              <w:t>&lt;style scoped&gt;</w:t>
+            </w:r>
+          </w:p>
+          <w:p>
+            <w:pPr>
+              <w:rPr>
+                <w:rFonts w:hint="eastAsia"/>
+                <w:b/>
+                <w:bCs/>
+                <w:sz w:val="24"/>
+                <w:szCs w:val="24"/>
+              </w:rPr>
+            </w:pPr>
+          </w:p>
+          <w:p>
+            <w:pPr>
+              <w:rPr>
+                <w:rFonts w:hint="eastAsia"/>
+                <w:b/>
+                <w:bCs/>
+                <w:sz w:val="24"/>
+                <w:szCs w:val="24"/>
+              </w:rPr>
+            </w:pPr>
+            <w:r>
+              <w:rPr>
+                <w:rFonts w:hint="eastAsia"/>
+                <w:b/>
+                <w:bCs/>
+                <w:sz w:val="24"/>
+                <w:szCs w:val="24"/>
+              </w:rPr>
+              <w:t>&lt;/style&gt;</w:t>
+            </w:r>
+          </w:p>
+        </w:tc>
+      </w:tr>
+    </w:tbl>
+    <w:p>
+      <w:pPr>
+        <w:pStyle w:val="3"/>
+      </w:pPr>
+      <w:r>
+        <w:rPr>
+          <w:rFonts w:hint="eastAsia"/>
+        </w:rPr>
+        <w:t>效果如下</w:t>
+      </w:r>
+    </w:p>
+    <w:tbl>
+      <w:tblPr>
+        <w:tblStyle w:val="ae"/>
+        <w:tblW w:w="0" w:type="auto"/>
+        <w:tblLook w:val="04A0" w:firstRow="1" w:lastRow="0" w:firstColumn="1" w:lastColumn="0" w:noHBand="0" w:noVBand="1"/>
+      </w:tblPr>
+      <w:tblGrid>
+        <w:gridCol w:w="8296"/>
+      </w:tblGrid>
+      <w:tr>
+        <w:tc>
+          <w:tcPr>
+            <w:tcW w:w="8296" w:type="dxa"/>
+          </w:tcPr>
+          <w:p>
+            <w:pPr>
+              <w:rPr>
+                <w:rFonts w:hint="eastAsia"/>
+              </w:rPr>
+            </w:pPr>
+            <w:r>
+              <w:rPr>
+                <w:noProof/>
+              </w:rPr>
+              <w:drawing>
+                <wp:inline distT="0" distB="0" distL="0" distR="0" wp14:anchorId="04B36CDB" wp14:editId="136BB56B">
+                  <wp:extent cx="10324443" cy="6076849"/>
+                  <wp:effectExtent l="0" t="0" r="1270" b="635"/>
+                  <wp:docPr id="1155446027" name="图片 1"/>
+                  <wp:cNvGraphicFramePr>
+                    <a:graphicFrameLocks xmlns:a="http://schemas.openxmlformats.org/drawingml/2006/main" noChangeAspect="1"/>
+                  </wp:cNvGraphicFramePr>
+                  <a:graphic xmlns:a="http://schemas.openxmlformats.org/drawingml/2006/main">
+                    <a:graphicData uri="http://schemas.openxmlformats.org/drawingml/2006/picture">
+                      <pic:pic xmlns:pic="http://schemas.openxmlformats.org/drawingml/2006/picture">
+                        <pic:nvPicPr>
+                          <pic:cNvPr id="1155446027" name=""/>
+                          <pic:cNvPicPr/>
+                        </pic:nvPicPr>
+                        <pic:blipFill>
+                          <a:blip r:embed="rId23"/>
+                          <a:stretch>
+                            <a:fillRect/>
+                          </a:stretch>
+                        </pic:blipFill>
+                        <pic:spPr>
+                          <a:xfrm>
+                            <a:off x="0" y="0"/>
+                            <a:ext cx="10342788" cy="6087647"/>
+                          </a:xfrm>
+                          <a:prstGeom prst="rect">
+                            <a:avLst/>
+                          </a:prstGeom>
+                        </pic:spPr>
+                      </pic:pic>
+                    </a:graphicData>
+                  </a:graphic>
+                </wp:inline>
+              </w:drawing>
+            </w:r>
+          </w:p>
+        </w:tc>
+      </w:tr>
+    </w:tbl>
+    <w:p>
+      <w:pPr>
+        <w:rPr>
+          <w:rFonts w:hint="eastAsia"/>
+        </w:rPr>
+      </w:pPr>
+    </w:p>
+    <w:p>
+      <w:pPr>
+        <w:rPr>
+          <w:rFonts w:hint="eastAsia"/>
+        </w:rPr>
+      </w:pPr>
+    </w:p>
+    <w:p>
+      <w:pPr>
+        <w:rPr>
+          <w:rFonts w:hint="eastAsia"/>
+        </w:rPr>
+      </w:pPr>
     </w:p>
     <w:p>
       <w:pPr>
@@ -4669,7 +11787,7 @@
                           <pic:cNvPicPr/>
                         </pic:nvPicPr>
                         <pic:blipFill>
-                          <a:blip r:embed="rId21"/>
+                          <a:blip r:embed="rId24"/>
                           <a:stretch>
                             <a:fillRect/>
                           </a:stretch>
@@ -4774,7 +11892,7 @@
                           <pic:cNvPicPr/>
                         </pic:nvPicPr>
                         <pic:blipFill>
-                          <a:blip r:embed="rId21"/>
+                          <a:blip r:embed="rId24"/>
                           <a:stretch>
                             <a:fillRect/>
                           </a:stretch>
@@ -4866,7 +11984,7 @@
                           <pic:cNvPicPr/>
                         </pic:nvPicPr>
                         <pic:blipFill>
-                          <a:blip r:embed="rId22"/>
+                          <a:blip r:embed="rId25"/>
                           <a:stretch>
                             <a:fillRect/>
                           </a:stretch>
@@ -5879,7 +12997,7 @@
         </w:rPr>
         <w:t xml:space="preserve"> </w:t>
       </w:r>
-      <w:hyperlink r:id="rId23" w:history="1">
+      <w:hyperlink r:id="rId26" w:history="1">
         <w:r>
           <w:rPr>
             <w:rStyle w:val="af"/>
@@ -5949,7 +13067,7 @@
                           <pic:cNvPicPr/>
                         </pic:nvPicPr>
                         <pic:blipFill>
-                          <a:blip r:embed="rId24"/>
+                          <a:blip r:embed="rId27"/>
                           <a:stretch>
                             <a:fillRect/>
                           </a:stretch>
@@ -6027,7 +13145,7 @@
                           <pic:cNvPicPr/>
                         </pic:nvPicPr>
                         <pic:blipFill>
-                          <a:blip r:embed="rId25"/>
+                          <a:blip r:embed="rId28"/>
                           <a:stretch>
                             <a:fillRect/>
                           </a:stretch>
@@ -6075,6 +13193,9 @@
     <w:p>
       <w:pPr>
         <w:pStyle w:val="1"/>
+        <w:rPr>
+          <w:rFonts w:hint="eastAsia"/>
+        </w:rPr>
       </w:pPr>
       <w:r>
         <w:rPr>
@@ -6123,7 +13244,7 @@
                           <pic:cNvPicPr/>
                         </pic:nvPicPr>
                         <pic:blipFill>
-                          <a:blip r:embed="rId26"/>
+                          <a:blip r:embed="rId29"/>
                           <a:stretch>
                             <a:fillRect/>
                           </a:stretch>
@@ -6164,6 +13285,9 @@
     <w:p>
       <w:pPr>
         <w:pStyle w:val="2"/>
+        <w:rPr>
+          <w:rFonts w:hint="eastAsia"/>
+        </w:rPr>
       </w:pPr>
       <w:r>
         <w:rPr>
@@ -6212,7 +13336,7 @@
                           <pic:cNvPicPr/>
                         </pic:nvPicPr>
                         <pic:blipFill>
-                          <a:blip r:embed="rId27"/>
+                          <a:blip r:embed="rId30"/>
                           <a:stretch>
                             <a:fillRect/>
                           </a:stretch>
